--- a/DXY_Pair_Strategy_Manual.docx
+++ b/DXY_Pair_Strategy_Manual.docx
@@ -13344,1173 +13344,279 @@
         <w:spacing w:after="80"/>
       </w:pPr>
     </w:p>
-    <w:p>
-      <w:pPr>
-        <w:spacing w:before="240" w:after="60"/>
-      </w:pPr>
-      <w:r>
-        <w:rPr>
-          <w:rFonts w:ascii="Arial" w:hAnsi="Arial"/>
+    <w:sectPr>
+      <w:pgSz w:w="12240" w:h="15840"/>
+      <w:pgMar w:top="1440" w:right="1800" w:bottom="1440" w:left="1800" w:header="720" w:footer="720" w:gutter="0"/>
+      <w:cols w:space="720"/>
+      <w:docGrid w:linePitch="360"/>
+    </w:sectPr>
+    <w:p>
+      <w:pPr>
+        <w:pStyle w:val="ListBullet"/>
+        <w:spacing w:after="40"/>
+      </w:pPr>
+      <w:r>
+        <w:rPr>
+          <w:sz w:val="20"/>
+        </w:rPr>
+        <w:t>Friday 19:30 UTC: DXYPairLevels fires a silent weekend reset (no webhook) — check for open positions manually.</w:t>
+      </w:r>
+    </w:p>
+    <w:p>
+      <w:pPr>
+        <w:pStyle w:val="ListBullet"/>
+        <w:spacing w:after="40"/>
+      </w:pPr>
+      <w:r>
+        <w:rPr>
+          <w:sz w:val="20"/>
+        </w:rPr>
+        <w:t>DXY_EXIT used as safety net, not primary exit mechanism.</w:t>
+      </w:r>
+    </w:p>
+    <w:p>
+      <w:pPr>
+        <w:pStyle w:val="ListBullet"/>
+        <w:spacing w:after="40"/>
+      </w:pPr>
+      <w:r>
+        <w:rPr>
+          <w:sz w:val="20"/>
+        </w:rPr>
+        <w:t>SL_MOVE is never acted on automatically — advisory only.</w:t>
+      </w:r>
+    </w:p>
+    <w:p>
+      <w:pPr>
+        <w:pStyle w:val="ListBullet"/>
+        <w:spacing w:after="40"/>
+      </w:pPr>
+      <w:r>
+        <w:rPr>
+          <w:sz w:val="20"/>
+        </w:rPr>
+        <w:t>Automation routes on 'event' field FIRST before reading any other field.</w:t>
+      </w:r>
+    </w:p>
+    <w:p>
+      <w:pPr>
+        <w:pStyle w:val="ListBullet"/>
+        <w:spacing w:after="40"/>
+      </w:pPr>
+      <w:r>
+        <w:rPr>
+          <w:sz w:val="20"/>
+        </w:rPr>
+        <w:t>Webhook endpoint responds HTTP 200 within 10 seconds.</w:t>
+      </w:r>
+    </w:p>
+    <w:p>
+      <w:pPr>
+        <w:pStyle w:val="ListBullet"/>
+        <w:spacing w:after="40"/>
+      </w:pPr>
+      <w:r>
+        <w:rPr>
+          <w:sz w:val="20"/>
+        </w:rPr>
+        <w:t>All alerts point to the same webhook URL.</w:t>
+      </w:r>
+    </w:p>
+    <w:p>
+      <w:pPr>
+        <w:pStyle w:val="ListBullet"/>
+        <w:spacing w:after="40"/>
+      </w:pPr>
+      <w:r>
+        <w:rPr>
+          <w:sz w:val="20"/>
+        </w:rPr>
+        <w:t>One TradingView alert per chart — condition = 'alert() function calls'.</w:t>
+      </w:r>
+    </w:p>
+    <w:p>
+      <w:pPr>
+        <w:pStyle w:val="ListBullet"/>
+        <w:spacing w:after="40"/>
+      </w:pPr>
+      <w:r>
+        <w:rPr>
+          <w:sz w:val="20"/>
+        </w:rPr>
+        <w:t>DXYPairLevels.pine: 'Enable Webhook Alerts' toggle is ON on EVERY pair chart.</w:t>
+      </w:r>
+    </w:p>
+    <w:p>
+      <w:pPr>
+        <w:pStyle w:val="ListBullet"/>
+        <w:spacing w:after="40"/>
+      </w:pPr>
+      <w:r>
+        <w:rPr>
+          <w:sz w:val="20"/>
+        </w:rPr>
+        <w:t>DXYTradeAlert.pine: 'Enable DXY Webhook Alerts' toggle is ON on the DXY chart.</w:t>
+      </w:r>
+    </w:p>
+    <w:p>
+      <w:pPr>
+        <w:spacing w:before="200" w:after="80"/>
+      </w:pPr>
+      <w:r>
+        <w:rPr>
           <w:b/>
-          <w:color w:val="C9A02C"/>
-          <w:sz w:val="26"/>
-        </w:rPr>
-        <w:t>12.1  DXYTradeAlert.pine — Standard TradingView Alerts</w:t>
-      </w:r>
-    </w:p>
-    <w:p>
-      <w:pPr>
-        <w:spacing w:after="120"/>
-      </w:pPr>
-      <w:r>
-        <w:rPr>
-          <w:rFonts w:ascii="Arial" w:hAnsi="Arial"/>
-          <w:color w:val="1A1A1A"/>
-        </w:rPr>
-        <w:t>These alerts are set up once in TradingView's Alerts panel. Each fires when a specific signal condition is confirmed at bar close, with a human-readable message containing the trade details.</w:t>
-      </w:r>
-    </w:p>
-    <w:tbl>
-      <w:tblPr>
-        <w:tblStyle w:val="TableGrid"/>
-        <w:tblW w:w="0" w:type="auto"/>
-        <w:tblLook w:val="04A0" w:firstRow="1" w:lastRow="0" w:firstColumn="1" w:lastColumn="0" w:noHBand="0" w:noVBand="1"/>
-      </w:tblPr>
-      <w:tblGrid>
-        <w:gridCol w:w="2266"/>
-        <w:gridCol w:w="2547"/>
-        <w:gridCol w:w="4809"/>
-      </w:tblGrid>
-      <w:tr>
-        <w:tc>
-          <w:tcPr>
-            <w:tcW w:w="2268" w:type="dxa"/>
-            <w:shd w:val="clear" w:color="auto" w:fill="1A375E"/>
-            <w:vAlign w:val="center"/>
-          </w:tcPr>
-          <w:p>
-            <w:pPr>
-              <w:spacing w:before="60" w:after="60"/>
-              <w:jc w:val="center"/>
-            </w:pPr>
-            <w:r>
-              <w:rPr>
-                <w:rFonts w:ascii="Arial" w:hAnsi="Arial"/>
-                <w:b/>
-                <w:color w:val="FFFFFF"/>
-                <w:sz w:val="19"/>
-              </w:rPr>
-              <w:t>Alert Name</w:t>
-            </w:r>
-          </w:p>
-        </w:tc>
-        <w:tc>
-          <w:tcPr>
-            <w:tcW w:w="2551" w:type="dxa"/>
-            <w:shd w:val="clear" w:color="auto" w:fill="1A375E"/>
-            <w:vAlign w:val="center"/>
-          </w:tcPr>
-          <w:p>
-            <w:pPr>
-              <w:spacing w:before="60" w:after="60"/>
-              <w:jc w:val="center"/>
-            </w:pPr>
-            <w:r>
-              <w:rPr>
-                <w:rFonts w:ascii="Arial" w:hAnsi="Arial"/>
-                <w:b/>
-                <w:color w:val="FFFFFF"/>
-                <w:sz w:val="19"/>
-              </w:rPr>
-              <w:t>Fires When</w:t>
-            </w:r>
-          </w:p>
-        </w:tc>
-        <w:tc>
-          <w:tcPr>
-            <w:tcW w:w="4819" w:type="dxa"/>
-            <w:shd w:val="clear" w:color="auto" w:fill="1A375E"/>
-            <w:vAlign w:val="center"/>
-          </w:tcPr>
-          <w:p>
-            <w:pPr>
-              <w:spacing w:before="60" w:after="60"/>
-              <w:jc w:val="center"/>
-            </w:pPr>
-            <w:r>
-              <w:rPr>
-                <w:rFonts w:ascii="Arial" w:hAnsi="Arial"/>
-                <w:b/>
-                <w:color w:val="FFFFFF"/>
-                <w:sz w:val="19"/>
-              </w:rPr>
-              <w:t>Message Contains</w:t>
-            </w:r>
-          </w:p>
-        </w:tc>
-      </w:tr>
-      <w:tr>
-        <w:tc>
-          <w:tcPr>
-            <w:tcW w:w="2268" w:type="dxa"/>
-            <w:shd w:val="clear" w:color="auto" w:fill="F0F4F9"/>
-            <w:vAlign w:val="center"/>
-          </w:tcPr>
-          <w:p>
-            <w:pPr>
-              <w:spacing w:before="40" w:after="40"/>
-            </w:pPr>
-            <w:r>
-              <w:rPr>
-                <w:rFonts w:ascii="Arial" w:hAnsi="Arial"/>
-                <w:b/>
-                <w:color w:val="1A1A1A"/>
-                <w:sz w:val="19"/>
-              </w:rPr>
-              <w:t>DXY Gap Rejection LONG</w:t>
-            </w:r>
-          </w:p>
-        </w:tc>
-        <w:tc>
-          <w:tcPr>
-            <w:tcW w:w="2551" w:type="dxa"/>
-            <w:shd w:val="clear" w:color="auto" w:fill="F0F4F9"/>
-            <w:vAlign w:val="center"/>
-          </w:tcPr>
-          <w:p>
-            <w:pPr>
-              <w:spacing w:before="40" w:after="40"/>
-            </w:pPr>
-            <w:r>
-              <w:rPr>
-                <w:rFonts w:ascii="Arial" w:hAnsi="Arial"/>
-                <w:color w:val="1A1A1A"/>
-                <w:sz w:val="19"/>
-              </w:rPr>
-              <w:t>GAP_REJ LONG confirmed at bar close</w:t>
-            </w:r>
-          </w:p>
-        </w:tc>
-        <w:tc>
-          <w:tcPr>
-            <w:tcW w:w="4819" w:type="dxa"/>
-            <w:shd w:val="clear" w:color="auto" w:fill="F0F4F9"/>
-            <w:vAlign w:val="center"/>
-          </w:tcPr>
-          <w:p>
-            <w:pPr>
-              <w:spacing w:before="40" w:after="40"/>
-            </w:pPr>
-            <w:r>
-              <w:rPr>
-                <w:rFonts w:ascii="Arial" w:hAnsi="Arial"/>
-                <w:color w:val="1A1A1A"/>
-                <w:sz w:val="19"/>
-              </w:rPr>
-              <w:t>Signal type, gap size, TP/SL levels, London open price, news reminder</w:t>
-            </w:r>
-          </w:p>
-        </w:tc>
-      </w:tr>
-      <w:tr>
-        <w:tc>
-          <w:tcPr>
-            <w:tcW w:w="2268" w:type="dxa"/>
-            <w:shd w:val="clear" w:color="auto" w:fill="FFFFFF"/>
-            <w:vAlign w:val="center"/>
-          </w:tcPr>
-          <w:p>
-            <w:pPr>
-              <w:spacing w:before="40" w:after="40"/>
-            </w:pPr>
-            <w:r>
-              <w:rPr>
-                <w:rFonts w:ascii="Arial" w:hAnsi="Arial"/>
-                <w:b/>
-                <w:color w:val="1A1A1A"/>
-                <w:sz w:val="19"/>
-              </w:rPr>
-              <w:t>DXY Gap Rejection SHORT</w:t>
-            </w:r>
-          </w:p>
-        </w:tc>
-        <w:tc>
-          <w:tcPr>
-            <w:tcW w:w="2551" w:type="dxa"/>
-            <w:shd w:val="clear" w:color="auto" w:fill="FFFFFF"/>
-            <w:vAlign w:val="center"/>
-          </w:tcPr>
-          <w:p>
-            <w:pPr>
-              <w:spacing w:before="40" w:after="40"/>
-            </w:pPr>
-            <w:r>
-              <w:rPr>
-                <w:rFonts w:ascii="Arial" w:hAnsi="Arial"/>
-                <w:color w:val="1A1A1A"/>
-                <w:sz w:val="19"/>
-              </w:rPr>
-              <w:t>GAP_REJ SHORT confirmed at bar close</w:t>
-            </w:r>
-          </w:p>
-        </w:tc>
-        <w:tc>
-          <w:tcPr>
-            <w:tcW w:w="4819" w:type="dxa"/>
-            <w:shd w:val="clear" w:color="auto" w:fill="FFFFFF"/>
-            <w:vAlign w:val="center"/>
-          </w:tcPr>
-          <w:p>
-            <w:pPr>
-              <w:spacing w:before="40" w:after="40"/>
-            </w:pPr>
-            <w:r>
-              <w:rPr>
-                <w:rFonts w:ascii="Arial" w:hAnsi="Arial"/>
-                <w:color w:val="1A1A1A"/>
-                <w:sz w:val="19"/>
-              </w:rPr>
-              <w:t>Signal type, gap size, TP/SL levels, London open price, news reminder</w:t>
-            </w:r>
-          </w:p>
-        </w:tc>
-      </w:tr>
-      <w:tr>
-        <w:tc>
-          <w:tcPr>
-            <w:tcW w:w="2268" w:type="dxa"/>
-            <w:shd w:val="clear" w:color="auto" w:fill="F0F4F9"/>
-            <w:vAlign w:val="center"/>
-          </w:tcPr>
-          <w:p>
-            <w:pPr>
-              <w:spacing w:before="40" w:after="40"/>
-            </w:pPr>
-            <w:r>
-              <w:rPr>
-                <w:rFonts w:ascii="Arial" w:hAnsi="Arial"/>
-                <w:b/>
-                <w:color w:val="1A1A1A"/>
-                <w:sz w:val="19"/>
-              </w:rPr>
-              <w:t>DXY Reversal LONG</w:t>
-            </w:r>
-          </w:p>
-        </w:tc>
-        <w:tc>
-          <w:tcPr>
-            <w:tcW w:w="2551" w:type="dxa"/>
-            <w:shd w:val="clear" w:color="auto" w:fill="F0F4F9"/>
-            <w:vAlign w:val="center"/>
-          </w:tcPr>
-          <w:p>
-            <w:pPr>
-              <w:spacing w:before="40" w:after="40"/>
-            </w:pPr>
-            <w:r>
-              <w:rPr>
-                <w:rFonts w:ascii="Arial" w:hAnsi="Arial"/>
-                <w:color w:val="1A1A1A"/>
-                <w:sz w:val="19"/>
-              </w:rPr>
-              <w:t>REV LONG confirmed at bar close</w:t>
-            </w:r>
-          </w:p>
-        </w:tc>
-        <w:tc>
-          <w:tcPr>
-            <w:tcW w:w="4819" w:type="dxa"/>
-            <w:shd w:val="clear" w:color="auto" w:fill="F0F4F9"/>
-            <w:vAlign w:val="center"/>
-          </w:tcPr>
-          <w:p>
-            <w:pPr>
-              <w:spacing w:before="40" w:after="40"/>
-            </w:pPr>
-            <w:r>
-              <w:rPr>
-                <w:rFonts w:ascii="Arial" w:hAnsi="Arial"/>
-                <w:color w:val="1A1A1A"/>
-                <w:sz w:val="19"/>
-              </w:rPr>
-              <w:t>Signal type, move size, opening level, TP/SL, BB status</w:t>
-            </w:r>
-          </w:p>
-        </w:tc>
-      </w:tr>
-      <w:tr>
-        <w:tc>
-          <w:tcPr>
-            <w:tcW w:w="2268" w:type="dxa"/>
-            <w:shd w:val="clear" w:color="auto" w:fill="FFFFFF"/>
-            <w:vAlign w:val="center"/>
-          </w:tcPr>
-          <w:p>
-            <w:pPr>
-              <w:spacing w:before="40" w:after="40"/>
-            </w:pPr>
-            <w:r>
-              <w:rPr>
-                <w:rFonts w:ascii="Arial" w:hAnsi="Arial"/>
-                <w:b/>
-                <w:color w:val="1A1A1A"/>
-                <w:sz w:val="19"/>
-              </w:rPr>
-              <w:t>DXY Reversal SHORT</w:t>
-            </w:r>
-          </w:p>
-        </w:tc>
-        <w:tc>
-          <w:tcPr>
-            <w:tcW w:w="2551" w:type="dxa"/>
-            <w:shd w:val="clear" w:color="auto" w:fill="FFFFFF"/>
-            <w:vAlign w:val="center"/>
-          </w:tcPr>
-          <w:p>
-            <w:pPr>
-              <w:spacing w:before="40" w:after="40"/>
-            </w:pPr>
-            <w:r>
-              <w:rPr>
-                <w:rFonts w:ascii="Arial" w:hAnsi="Arial"/>
-                <w:color w:val="1A1A1A"/>
-                <w:sz w:val="19"/>
-              </w:rPr>
-              <w:t>REV SHORT confirmed at bar close</w:t>
-            </w:r>
-          </w:p>
-        </w:tc>
-        <w:tc>
-          <w:tcPr>
-            <w:tcW w:w="4819" w:type="dxa"/>
-            <w:shd w:val="clear" w:color="auto" w:fill="FFFFFF"/>
-            <w:vAlign w:val="center"/>
-          </w:tcPr>
-          <w:p>
-            <w:pPr>
-              <w:spacing w:before="40" w:after="40"/>
-            </w:pPr>
-            <w:r>
-              <w:rPr>
-                <w:rFonts w:ascii="Arial" w:hAnsi="Arial"/>
-                <w:color w:val="1A1A1A"/>
-                <w:sz w:val="19"/>
-              </w:rPr>
-              <w:t>Signal type, move size, opening level, TP/SL, BB status</w:t>
-            </w:r>
-          </w:p>
-        </w:tc>
-      </w:tr>
-      <w:tr>
-        <w:tc>
-          <w:tcPr>
-            <w:tcW w:w="2268" w:type="dxa"/>
-            <w:shd w:val="clear" w:color="auto" w:fill="F0F4F9"/>
-            <w:vAlign w:val="center"/>
-          </w:tcPr>
-          <w:p>
-            <w:pPr>
-              <w:spacing w:before="40" w:after="40"/>
-            </w:pPr>
-            <w:r>
-              <w:rPr>
-                <w:rFonts w:ascii="Arial" w:hAnsi="Arial"/>
-                <w:b/>
-                <w:color w:val="1A1A1A"/>
-                <w:sz w:val="19"/>
-              </w:rPr>
-              <w:t>DXY LON_ATTR LONG</w:t>
-            </w:r>
-          </w:p>
-        </w:tc>
-        <w:tc>
-          <w:tcPr>
-            <w:tcW w:w="2551" w:type="dxa"/>
-            <w:shd w:val="clear" w:color="auto" w:fill="F0F4F9"/>
-            <w:vAlign w:val="center"/>
-          </w:tcPr>
-          <w:p>
-            <w:pPr>
-              <w:spacing w:before="40" w:after="40"/>
-            </w:pPr>
-            <w:r>
-              <w:rPr>
-                <w:rFonts w:ascii="Arial" w:hAnsi="Arial"/>
-                <w:color w:val="1A1A1A"/>
-                <w:sz w:val="19"/>
-              </w:rPr>
-              <w:t>LON_ATTR LONG confirmed at bar close</w:t>
-            </w:r>
-          </w:p>
-        </w:tc>
-        <w:tc>
-          <w:tcPr>
-            <w:tcW w:w="4819" w:type="dxa"/>
-            <w:shd w:val="clear" w:color="auto" w:fill="F0F4F9"/>
-            <w:vAlign w:val="center"/>
-          </w:tcPr>
-          <w:p>
-            <w:pPr>
-              <w:spacing w:before="40" w:after="40"/>
-            </w:pPr>
-            <w:r>
-              <w:rPr>
-                <w:rFonts w:ascii="Arial" w:hAnsi="Arial"/>
-                <w:color w:val="1A1A1A"/>
-                <w:sz w:val="19"/>
-              </w:rPr>
-              <w:t>Signal type, pts below open, zone near edge TP/SL</w:t>
-            </w:r>
-          </w:p>
-        </w:tc>
-      </w:tr>
-      <w:tr>
-        <w:tc>
-          <w:tcPr>
-            <w:tcW w:w="2268" w:type="dxa"/>
-            <w:shd w:val="clear" w:color="auto" w:fill="FFFFFF"/>
-            <w:vAlign w:val="center"/>
-          </w:tcPr>
-          <w:p>
-            <w:pPr>
-              <w:spacing w:before="40" w:after="40"/>
-            </w:pPr>
-            <w:r>
-              <w:rPr>
-                <w:rFonts w:ascii="Arial" w:hAnsi="Arial"/>
-                <w:b/>
-                <w:color w:val="1A1A1A"/>
-                <w:sz w:val="19"/>
-              </w:rPr>
-              <w:t>DXY ATTR CORE LONG</w:t>
-            </w:r>
-          </w:p>
-        </w:tc>
-        <w:tc>
-          <w:tcPr>
-            <w:tcW w:w="2551" w:type="dxa"/>
-            <w:shd w:val="clear" w:color="auto" w:fill="FFFFFF"/>
-            <w:vAlign w:val="center"/>
-          </w:tcPr>
-          <w:p>
-            <w:pPr>
-              <w:spacing w:before="40" w:after="40"/>
-            </w:pPr>
-            <w:r>
-              <w:rPr>
-                <w:rFonts w:ascii="Arial" w:hAnsi="Arial"/>
-                <w:color w:val="1A1A1A"/>
-                <w:sz w:val="19"/>
-              </w:rPr>
-              <w:t>ATTR CORE LONG confirmed at bar close</w:t>
-            </w:r>
-          </w:p>
-        </w:tc>
-        <w:tc>
-          <w:tcPr>
-            <w:tcW w:w="4819" w:type="dxa"/>
-            <w:shd w:val="clear" w:color="auto" w:fill="FFFFFF"/>
-            <w:vAlign w:val="center"/>
-          </w:tcPr>
-          <w:p>
-            <w:pPr>
-              <w:spacing w:before="40" w:after="40"/>
-            </w:pPr>
-            <w:r>
-              <w:rPr>
-                <w:rFonts w:ascii="Arial" w:hAnsi="Arial"/>
-                <w:color w:val="1A1A1A"/>
-                <w:sz w:val="19"/>
-              </w:rPr>
-              <w:t>Signal type, CORE filter values, TP/SL, pair direction guidance</w:t>
-            </w:r>
-          </w:p>
-        </w:tc>
-      </w:tr>
-      <w:tr>
-        <w:tc>
-          <w:tcPr>
-            <w:tcW w:w="2268" w:type="dxa"/>
-            <w:shd w:val="clear" w:color="auto" w:fill="F0F4F9"/>
-            <w:vAlign w:val="center"/>
-          </w:tcPr>
-          <w:p>
-            <w:pPr>
-              <w:spacing w:before="40" w:after="40"/>
-            </w:pPr>
-            <w:r>
-              <w:rPr>
-                <w:rFonts w:ascii="Arial" w:hAnsi="Arial"/>
-                <w:b/>
-                <w:color w:val="1A1A1A"/>
-                <w:sz w:val="19"/>
-              </w:rPr>
-              <w:t>DXY ATTR CORE SHORT</w:t>
-            </w:r>
-          </w:p>
-        </w:tc>
-        <w:tc>
-          <w:tcPr>
-            <w:tcW w:w="2551" w:type="dxa"/>
-            <w:shd w:val="clear" w:color="auto" w:fill="F0F4F9"/>
-            <w:vAlign w:val="center"/>
-          </w:tcPr>
-          <w:p>
-            <w:pPr>
-              <w:spacing w:before="40" w:after="40"/>
-            </w:pPr>
-            <w:r>
-              <w:rPr>
-                <w:rFonts w:ascii="Arial" w:hAnsi="Arial"/>
-                <w:color w:val="1A1A1A"/>
-                <w:sz w:val="19"/>
-              </w:rPr>
-              <w:t>ATTR CORE SHORT confirmed at bar close</w:t>
-            </w:r>
-          </w:p>
-        </w:tc>
-        <w:tc>
-          <w:tcPr>
-            <w:tcW w:w="4819" w:type="dxa"/>
-            <w:shd w:val="clear" w:color="auto" w:fill="F0F4F9"/>
-            <w:vAlign w:val="center"/>
-          </w:tcPr>
-          <w:p>
-            <w:pPr>
-              <w:spacing w:before="40" w:after="40"/>
-            </w:pPr>
-            <w:r>
-              <w:rPr>
-                <w:rFonts w:ascii="Arial" w:hAnsi="Arial"/>
-                <w:color w:val="1A1A1A"/>
-                <w:sz w:val="19"/>
-              </w:rPr>
-              <w:t>Signal type, CORE filter values, TP/SL, pair direction guidance</w:t>
-            </w:r>
-          </w:p>
-        </w:tc>
-      </w:tr>
-      <w:tr>
-        <w:tc>
-          <w:tcPr>
-            <w:tcW w:w="2268" w:type="dxa"/>
-            <w:shd w:val="clear" w:color="auto" w:fill="FFFFFF"/>
-            <w:vAlign w:val="center"/>
-          </w:tcPr>
-          <w:p>
-            <w:pPr>
-              <w:spacing w:before="40" w:after="40"/>
-            </w:pPr>
-            <w:r>
-              <w:rPr>
-                <w:rFonts w:ascii="Arial" w:hAnsi="Arial"/>
-                <w:b/>
-                <w:color w:val="1A1A1A"/>
-                <w:sz w:val="19"/>
-              </w:rPr>
-              <w:t>DXY Trade Alert - Any Setup</w:t>
-            </w:r>
-          </w:p>
-        </w:tc>
-        <w:tc>
-          <w:tcPr>
-            <w:tcW w:w="2551" w:type="dxa"/>
-            <w:shd w:val="clear" w:color="auto" w:fill="FFFFFF"/>
-            <w:vAlign w:val="center"/>
-          </w:tcPr>
-          <w:p>
-            <w:pPr>
-              <w:spacing w:before="40" w:after="40"/>
-            </w:pPr>
-            <w:r>
-              <w:rPr>
-                <w:rFonts w:ascii="Arial" w:hAnsi="Arial"/>
-                <w:color w:val="1A1A1A"/>
-                <w:sz w:val="19"/>
-              </w:rPr>
-              <w:t>Any of the above fires</w:t>
-            </w:r>
-          </w:p>
-        </w:tc>
-        <w:tc>
-          <w:tcPr>
-            <w:tcW w:w="4819" w:type="dxa"/>
-            <w:shd w:val="clear" w:color="auto" w:fill="FFFFFF"/>
-            <w:vAlign w:val="center"/>
-          </w:tcPr>
-          <w:p>
-            <w:pPr>
-              <w:spacing w:before="40" w:after="40"/>
-            </w:pPr>
-            <w:r>
-              <w:rPr>
-                <w:rFonts w:ascii="Arial" w:hAnsi="Arial"/>
-                <w:color w:val="1A1A1A"/>
-                <w:sz w:val="19"/>
-              </w:rPr>
-              <w:t>Generic message — use as a catch-all backup notification</w:t>
-            </w:r>
-          </w:p>
-        </w:tc>
-      </w:tr>
-      <w:tr>
-        <w:tc>
-          <w:tcPr>
-            <w:tcW w:w="2268" w:type="dxa"/>
-            <w:shd w:val="clear" w:color="auto" w:fill="F0F4F9"/>
-            <w:vAlign w:val="center"/>
-          </w:tcPr>
-          <w:p>
-            <w:pPr>
-              <w:spacing w:before="40" w:after="40"/>
-            </w:pPr>
-            <w:r>
-              <w:rPr>
-                <w:rFonts w:ascii="Arial" w:hAnsi="Arial"/>
-                <w:b/>
-                <w:color w:val="1A1A1A"/>
-                <w:sz w:val="19"/>
-              </w:rPr>
-              <w:t>DXY TP Hit - Exit Pairs</w:t>
-            </w:r>
-          </w:p>
-        </w:tc>
-        <w:tc>
-          <w:tcPr>
-            <w:tcW w:w="2551" w:type="dxa"/>
-            <w:shd w:val="clear" w:color="auto" w:fill="F0F4F9"/>
-            <w:vAlign w:val="center"/>
-          </w:tcPr>
-          <w:p>
-            <w:pPr>
-              <w:spacing w:before="40" w:after="40"/>
-            </w:pPr>
-            <w:r>
-              <w:rPr>
-                <w:rFonts w:ascii="Arial" w:hAnsi="Arial"/>
-                <w:color w:val="1A1A1A"/>
-                <w:sz w:val="19"/>
-              </w:rPr>
-              <w:t>DXY price crosses the TP level</w:t>
-            </w:r>
-          </w:p>
-        </w:tc>
-        <w:tc>
-          <w:tcPr>
-            <w:tcW w:w="4819" w:type="dxa"/>
-            <w:shd w:val="clear" w:color="auto" w:fill="F0F4F9"/>
-            <w:vAlign w:val="center"/>
-          </w:tcPr>
-          <w:p>
-            <w:pPr>
-              <w:spacing w:before="40" w:after="40"/>
-            </w:pPr>
-            <w:r>
-              <w:rPr>
-                <w:rFonts w:ascii="Arial" w:hAnsi="Arial"/>
-                <w:color w:val="1A1A1A"/>
-                <w:sz w:val="19"/>
-              </w:rPr>
-              <w:t>Exit instruction, DXY price, time</w:t>
-            </w:r>
-          </w:p>
-        </w:tc>
-      </w:tr>
-      <w:tr>
-        <w:tc>
-          <w:tcPr>
-            <w:tcW w:w="2268" w:type="dxa"/>
-            <w:shd w:val="clear" w:color="auto" w:fill="FFFFFF"/>
-            <w:vAlign w:val="center"/>
-          </w:tcPr>
-          <w:p>
-            <w:pPr>
-              <w:spacing w:before="40" w:after="40"/>
-            </w:pPr>
-            <w:r>
-              <w:rPr>
-                <w:rFonts w:ascii="Arial" w:hAnsi="Arial"/>
-                <w:b/>
-                <w:color w:val="1A1A1A"/>
-                <w:sz w:val="19"/>
-              </w:rPr>
-              <w:t>DXY SL Hit - Exit Pairs</w:t>
-            </w:r>
-          </w:p>
-        </w:tc>
-        <w:tc>
-          <w:tcPr>
-            <w:tcW w:w="2551" w:type="dxa"/>
-            <w:shd w:val="clear" w:color="auto" w:fill="FFFFFF"/>
-            <w:vAlign w:val="center"/>
-          </w:tcPr>
-          <w:p>
-            <w:pPr>
-              <w:spacing w:before="40" w:after="40"/>
-            </w:pPr>
-            <w:r>
-              <w:rPr>
-                <w:rFonts w:ascii="Arial" w:hAnsi="Arial"/>
-                <w:color w:val="1A1A1A"/>
-                <w:sz w:val="19"/>
-              </w:rPr>
-              <w:t>DXY price crosses the SL level</w:t>
-            </w:r>
-          </w:p>
-        </w:tc>
-        <w:tc>
-          <w:tcPr>
-            <w:tcW w:w="4819" w:type="dxa"/>
-            <w:shd w:val="clear" w:color="auto" w:fill="FFFFFF"/>
-            <w:vAlign w:val="center"/>
-          </w:tcPr>
-          <w:p>
-            <w:pPr>
-              <w:spacing w:before="40" w:after="40"/>
-            </w:pPr>
-            <w:r>
-              <w:rPr>
-                <w:rFonts w:ascii="Arial" w:hAnsi="Arial"/>
-                <w:color w:val="1A1A1A"/>
-                <w:sz w:val="19"/>
-              </w:rPr>
-              <w:t>Exit instruction, DXY price, time</w:t>
-            </w:r>
-          </w:p>
-        </w:tc>
-      </w:tr>
-      <w:tr>
-        <w:tc>
-          <w:tcPr>
-            <w:tcW w:w="2268" w:type="dxa"/>
-            <w:shd w:val="clear" w:color="auto" w:fill="F0F4F9"/>
-            <w:vAlign w:val="center"/>
-          </w:tcPr>
-          <w:p>
-            <w:pPr>
-              <w:spacing w:before="40" w:after="40"/>
-            </w:pPr>
-            <w:r>
-              <w:rPr>
-                <w:rFonts w:ascii="Arial" w:hAnsi="Arial"/>
-                <w:b/>
-                <w:color w:val="1A1A1A"/>
-                <w:sz w:val="19"/>
-              </w:rPr>
-              <w:t>DXY Exit - TP or SL</w:t>
-            </w:r>
-          </w:p>
-        </w:tc>
-        <w:tc>
-          <w:tcPr>
-            <w:tcW w:w="2551" w:type="dxa"/>
-            <w:shd w:val="clear" w:color="auto" w:fill="F0F4F9"/>
-            <w:vAlign w:val="center"/>
-          </w:tcPr>
-          <w:p>
-            <w:pPr>
-              <w:spacing w:before="40" w:after="40"/>
-            </w:pPr>
-            <w:r>
-              <w:rPr>
-                <w:rFonts w:ascii="Arial" w:hAnsi="Arial"/>
-                <w:color w:val="1A1A1A"/>
-                <w:sz w:val="19"/>
-              </w:rPr>
-              <w:t>Either TP or SL is crossed</w:t>
-            </w:r>
-          </w:p>
-        </w:tc>
-        <w:tc>
-          <w:tcPr>
-            <w:tcW w:w="4819" w:type="dxa"/>
-            <w:shd w:val="clear" w:color="auto" w:fill="F0F4F9"/>
-            <w:vAlign w:val="center"/>
-          </w:tcPr>
-          <w:p>
-            <w:pPr>
-              <w:spacing w:before="40" w:after="40"/>
-            </w:pPr>
-            <w:r>
-              <w:rPr>
-                <w:rFonts w:ascii="Arial" w:hAnsi="Arial"/>
-                <w:color w:val="1A1A1A"/>
-                <w:sz w:val="19"/>
-              </w:rPr>
-              <w:t>Exit instruction — use instead of separate TP/SL alerts if preferred</w:t>
-            </w:r>
-          </w:p>
-        </w:tc>
-      </w:tr>
-    </w:tbl>
+          <w:color w:val="0D2B5A"/>
+          <w:sz w:val="22"/>
+        </w:rPr>
+        <w:t>12.8  Setup consistency checklist</w:t>
+      </w:r>
+    </w:p>
     <w:p>
       <w:pPr>
         <w:spacing w:after="80"/>
       </w:pPr>
-    </w:p>
-    <w:p>
-      <w:pPr>
-        <w:spacing w:before="160" w:after="40"/>
-      </w:pPr>
-      <w:r>
-        <w:rPr>
-          <w:rFonts w:ascii="Arial" w:hAnsi="Arial"/>
+      <w:r>
+        <w:rPr>
           <w:b/>
-          <w:color w:val="1A375E"/>
-        </w:rPr>
-        <w:t>How to set up in TradingView</w:t>
-      </w:r>
-    </w:p>
-    <w:p>
-      <w:pPr>
-        <w:pStyle w:val="ListNumber"/>
-        <w:spacing w:before="20" w:after="40"/>
-        <w:ind w:left="340"/>
-      </w:pPr>
-      <w:r>
-        <w:rPr>
-          <w:rFonts w:ascii="Arial" w:hAnsi="Arial"/>
-          <w:color w:val="1A1A1A"/>
-          <w:sz w:val="21"/>
-        </w:rPr>
-        <w:t>Apply DXYTradeAlert.pine to the DXY 15-minute chart.</w:t>
-      </w:r>
-    </w:p>
-    <w:p>
-      <w:pPr>
-        <w:pStyle w:val="ListNumber"/>
-        <w:spacing w:before="20" w:after="40"/>
-        <w:ind w:left="340"/>
-      </w:pPr>
-      <w:r>
-        <w:rPr>
-          <w:rFonts w:ascii="Arial" w:hAnsi="Arial"/>
-          <w:color w:val="1A1A1A"/>
-          <w:sz w:val="21"/>
-        </w:rPr>
-        <w:t>Click the alarm bell icon (top toolbar) → "Create Alert..."</w:t>
-      </w:r>
-    </w:p>
-    <w:p>
-      <w:pPr>
-        <w:pStyle w:val="ListNumber"/>
-        <w:spacing w:before="20" w:after="40"/>
-        <w:ind w:left="340"/>
-      </w:pPr>
-      <w:r>
-        <w:rPr>
-          <w:rFonts w:ascii="Arial" w:hAnsi="Arial"/>
-          <w:color w:val="1A1A1A"/>
-          <w:sz w:val="21"/>
-        </w:rPr>
-        <w:t>Condition: select "DXY Trade Alert" from the indicator dropdown, then select the specific alert name (e.g. "DXY Gap Rejection LONG").</w:t>
-      </w:r>
-    </w:p>
-    <w:p>
-      <w:pPr>
-        <w:pStyle w:val="ListNumber"/>
-        <w:spacing w:before="20" w:after="40"/>
-        <w:ind w:left="340"/>
-      </w:pPr>
-      <w:r>
-        <w:rPr>
-          <w:rFonts w:ascii="Arial" w:hAnsi="Arial"/>
-          <w:color w:val="1A1A1A"/>
-          <w:sz w:val="21"/>
-        </w:rPr>
-        <w:t>Notification: choose Push Notification (mobile), Email, or Webhook URL (for external routing).</w:t>
-      </w:r>
-    </w:p>
-    <w:p>
-      <w:pPr>
-        <w:pStyle w:val="ListNumber"/>
-        <w:spacing w:before="20" w:after="40"/>
-        <w:ind w:left="340"/>
-      </w:pPr>
-      <w:r>
-        <w:rPr>
-          <w:rFonts w:ascii="Arial" w:hAnsi="Arial"/>
-          <w:color w:val="1A1A1A"/>
-          <w:sz w:val="21"/>
-        </w:rPr>
-        <w:lastRenderedPageBreak/>
-        <w:t>Expiry: set to "Open-ended alert" so it does not expire after 30 days.</w:t>
-      </w:r>
-    </w:p>
-    <w:p>
-      <w:pPr>
-        <w:pStyle w:val="ListNumber"/>
-        <w:spacing w:before="20" w:after="40"/>
-        <w:ind w:left="340"/>
-      </w:pPr>
-      <w:r>
-        <w:rPr>
-          <w:rFonts w:ascii="Arial" w:hAnsi="Arial"/>
-          <w:color w:val="1A1A1A"/>
-          <w:sz w:val="21"/>
-        </w:rPr>
-        <w:t>Message: the default message is pre-written. You may append custom text but the default content is complete.</w:t>
-      </w:r>
-    </w:p>
-    <w:p>
-      <w:pPr>
-        <w:pStyle w:val="ListNumber"/>
-        <w:spacing w:before="20" w:after="40"/>
-        <w:ind w:left="340"/>
-      </w:pPr>
-      <w:r>
-        <w:rPr>
-          <w:rFonts w:ascii="Arial" w:hAnsi="Arial"/>
-          <w:color w:val="1A1A1A"/>
-          <w:sz w:val="21"/>
-        </w:rPr>
-        <w:t>Repeat for each alert type you want. Minimum recommended: "DXY Trade Alert - Any Setup" + "DXY Exit - TP or SL".</w:t>
-      </w:r>
-    </w:p>
-    <w:p>
-      <w:pPr>
-        <w:shd w:val="clear" w:color="auto" w:fill="FFF8E7"/>
-        <w:spacing w:before="120" w:after="120"/>
-        <w:ind w:left="283" w:right="283"/>
-      </w:pPr>
-      <w:r>
-        <w:rPr>
-          <w:rFonts w:ascii="Arial" w:hAnsi="Arial"/>
-          <w:i/>
-          <w:color w:val="7A5C10"/>
+          <w:i w:val="0"/>
           <w:sz w:val="20"/>
         </w:rPr>
-        <w:t>i  The TP/SL exit alerts fire on DXY crossing the level — not on the pair. A bar close is required (barstate.isconfirmed). This means the exit signal fires at the END of the 15-minute bar that crosses the level, not the moment it is touched.</w:t>
-      </w:r>
-    </w:p>
-    <w:p>
-      <w:pPr>
-        <w:spacing w:before="240" w:after="60"/>
-      </w:pPr>
-      <w:r>
-        <w:rPr>
-          <w:rFonts w:ascii="Arial" w:hAnsi="Arial"/>
+        <w:t>IMPORTANT: Never place automatic orders from an SL_MOVE event. It is informational only. Manual confirmation before moving any stop is required.</w:t>
+      </w:r>
+    </w:p>
+    <w:p>
+      <w:pPr>
+        <w:pStyle w:val="ListBullet"/>
+        <w:spacing w:after="40"/>
+      </w:pPr>
+      <w:r>
+        <w:rPr>
           <w:b/>
-          <w:color w:val="C9A02C"/>
-          <w:sz w:val="26"/>
-        </w:rPr>
-        <w:t>12.2  DXYPairLevels.pine — Webhook JSON Alerts</w:t>
-      </w:r>
-    </w:p>
-    <w:p>
-      <w:pPr>
-        <w:spacing w:after="120"/>
-      </w:pPr>
-      <w:r>
-        <w:rPr>
-          <w:rFonts w:ascii="Arial" w:hAnsi="Arial"/>
-          <w:color w:val="1A1A1A"/>
-        </w:rPr>
-        <w:t>DXYPairLevels.pine fires structured JSON payloads via TradingView's alert() function. Because the JSON is fired from within the Pine Script itself (not from an alertcondition), only ONE TradingView alert is needed per pair chart — it routes all events (all signal types, plus exits) through a single webhook endpoint.</w:t>
-      </w:r>
-    </w:p>
-    <w:p>
-      <w:pPr>
-        <w:spacing w:before="160" w:after="40"/>
-      </w:pPr>
-      <w:r>
-        <w:rPr>
-          <w:rFonts w:ascii="Arial" w:hAnsi="Arial"/>
+          <w:sz w:val="20"/>
+        </w:rPr>
+        <w:t xml:space="preserve">7. </w:t>
+      </w:r>
+      <w:r>
+        <w:rPr>
+          <w:sz w:val="20"/>
+        </w:rPr>
+        <w:t>Branch 4 — DXY_ENTRY/EXIT → Optional dashboard row or Slack channel message.</w:t>
+      </w:r>
+    </w:p>
+    <w:p>
+      <w:pPr>
+        <w:pStyle w:val="ListBullet"/>
+        <w:spacing w:after="40"/>
+      </w:pPr>
+      <w:r>
+        <w:rPr>
           <w:b/>
-          <w:color w:val="1A375E"/>
-        </w:rPr>
-        <w:t>Step 1: Enable the webhook toggle</w:t>
-      </w:r>
-    </w:p>
-    <w:p>
-      <w:pPr>
-        <w:pStyle w:val="ListNumber"/>
-        <w:spacing w:before="20" w:after="40"/>
-        <w:ind w:left="340"/>
-      </w:pPr>
-      <w:r>
-        <w:rPr>
-          <w:rFonts w:ascii="Arial" w:hAnsi="Arial"/>
-          <w:color w:val="1A1A1A"/>
-          <w:sz w:val="21"/>
-        </w:rPr>
-        <w:t>Open DXYPairLevels.pine indicator settings on the pair chart.</w:t>
-      </w:r>
-    </w:p>
-    <w:p>
-      <w:pPr>
-        <w:pStyle w:val="ListNumber"/>
-        <w:spacing w:before="20" w:after="40"/>
-        <w:ind w:left="340"/>
-      </w:pPr>
-      <w:r>
-        <w:rPr>
-          <w:rFonts w:ascii="Arial" w:hAnsi="Arial"/>
-          <w:color w:val="1A1A1A"/>
-          <w:sz w:val="21"/>
-        </w:rPr>
-        <w:t>Go to the "Webhook / Alerts" group.</w:t>
-      </w:r>
-    </w:p>
-    <w:p>
-      <w:pPr>
-        <w:pStyle w:val="ListNumber"/>
-        <w:spacing w:before="20" w:after="40"/>
-        <w:ind w:left="340"/>
-      </w:pPr>
-      <w:r>
-        <w:rPr>
-          <w:rFonts w:ascii="Arial" w:hAnsi="Arial"/>
-          <w:color w:val="1A1A1A"/>
-          <w:sz w:val="21"/>
-        </w:rPr>
-        <w:t>Enable "Enable Webhook Alerts" (default is OFF — must be turned ON).</w:t>
-      </w:r>
-    </w:p>
-    <w:p>
-      <w:pPr>
-        <w:spacing w:before="160" w:after="40"/>
-      </w:pPr>
-      <w:r>
-        <w:rPr>
-          <w:rFonts w:ascii="Arial" w:hAnsi="Arial"/>
+          <w:sz w:val="20"/>
+        </w:rPr>
+        <w:t xml:space="preserve">6. </w:t>
+      </w:r>
+      <w:r>
+        <w:rPr>
+          <w:sz w:val="20"/>
+        </w:rPr>
+        <w:t>Branch 3 — SL_MOVE → Send a push notification or Slack message: 'Move [pair] stop to BE at [new_sl]. DXY [progress_pct]% toward TP.'</w:t>
+      </w:r>
+    </w:p>
+    <w:p>
+      <w:pPr>
+        <w:pStyle w:val="ListBullet"/>
+        <w:spacing w:after="40"/>
+      </w:pPr>
+      <w:r>
+        <w:rPr>
           <w:b/>
-          <w:color w:val="1A375E"/>
-        </w:rPr>
-        <w:t>Step 2: Create the TradingView alert</w:t>
-      </w:r>
-    </w:p>
-    <w:p>
-      <w:pPr>
-        <w:pStyle w:val="ListNumber"/>
-        <w:spacing w:before="20" w:after="40"/>
-        <w:ind w:left="340"/>
-      </w:pPr>
-      <w:r>
-        <w:rPr>
-          <w:rFonts w:ascii="Arial" w:hAnsi="Arial"/>
-          <w:color w:val="1A1A1A"/>
-          <w:sz w:val="21"/>
-        </w:rPr>
-        <w:t>On the pair 15-minute chart (with DXYPairLevels applied), click the alarm bell → "Create Alert..."</w:t>
-      </w:r>
-    </w:p>
-    <w:p>
-      <w:pPr>
-        <w:pStyle w:val="ListNumber"/>
-        <w:spacing w:before="20" w:after="40"/>
-        <w:ind w:left="340"/>
-      </w:pPr>
-      <w:r>
-        <w:rPr>
-          <w:rFonts w:ascii="Arial" w:hAnsi="Arial"/>
-          <w:color w:val="1A1A1A"/>
-          <w:sz w:val="21"/>
-        </w:rPr>
-        <w:t>Condition: select "DXY Pair Levels" → select "alert() function calls" from the second dropdown.</w:t>
-      </w:r>
-    </w:p>
-    <w:p>
-      <w:pPr>
-        <w:pStyle w:val="ListNumber"/>
-        <w:spacing w:before="20" w:after="40"/>
-        <w:ind w:left="340"/>
-      </w:pPr>
-      <w:r>
-        <w:rPr>
-          <w:rFonts w:ascii="Arial" w:hAnsi="Arial"/>
-          <w:color w:val="1A1A1A"/>
-          <w:sz w:val="21"/>
-        </w:rPr>
-        <w:t>Webhook URL: paste your automation or logging endpoint URL.</w:t>
-      </w:r>
-    </w:p>
-    <w:p>
-      <w:pPr>
-        <w:pStyle w:val="ListNumber"/>
-        <w:spacing w:before="20" w:after="40"/>
-        <w:ind w:left="340"/>
-      </w:pPr>
-      <w:r>
-        <w:rPr>
-          <w:rFonts w:ascii="Arial" w:hAnsi="Arial"/>
-          <w:color w:val="1A1A1A"/>
-          <w:sz w:val="21"/>
-        </w:rPr>
-        <w:t>Expiry: "Open-ended alert".</w:t>
-      </w:r>
-    </w:p>
-    <w:p>
-      <w:pPr>
-        <w:pStyle w:val="ListNumber"/>
-        <w:spacing w:before="20" w:after="40"/>
-        <w:ind w:left="340"/>
-      </w:pPr>
-      <w:r>
-        <w:rPr>
-          <w:rFonts w:ascii="Arial" w:hAnsi="Arial"/>
-          <w:color w:val="1A1A1A"/>
-          <w:sz w:val="21"/>
-        </w:rPr>
-        <w:t>Click "Create". That is the only alert needed for this pair — all entries and exits go through it.</w:t>
-      </w:r>
-    </w:p>
-    <w:p>
-      <w:pPr>
-        <w:pStyle w:val="ListNumber"/>
-        <w:spacing w:before="20" w:after="40"/>
-        <w:ind w:left="340"/>
-      </w:pPr>
-      <w:r>
-        <w:rPr>
-          <w:rFonts w:ascii="Arial" w:hAnsi="Arial"/>
-          <w:color w:val="1A1A1A"/>
-          <w:sz w:val="21"/>
-        </w:rPr>
-        <w:t>Repeat for each pair chart you have open (one alert per pair).</w:t>
-      </w:r>
-    </w:p>
-    <w:p>
-      <w:pPr>
-        <w:shd w:val="clear" w:color="auto" w:fill="FFF8E7"/>
-        <w:spacing w:before="120" w:after="120"/>
-        <w:ind w:left="283" w:right="283"/>
-      </w:pPr>
-      <w:r>
-        <w:rPr>
-          <w:rFonts w:ascii="Arial" w:hAnsi="Arial"/>
-          <w:i/>
-          <w:color w:val="7A5C10"/>
           <w:sz w:val="20"/>
         </w:rPr>
-        <w:t>i  The "alert() function calls" condition is different from named alertcondition() conditions. It captures all alert() calls from the script — there is no need to create separate alerts for GAP_REJ, REV, LON_ATTR, ATTR_CORE, or exits. One alert covers everything.</w:t>
-      </w:r>
-    </w:p>
-    <w:p>
-      <w:pPr>
-        <w:spacing w:before="240" w:after="60"/>
-      </w:pPr>
-      <w:r>
-        <w:rPr>
-          <w:rFonts w:ascii="Arial" w:hAnsi="Arial"/>
+        <w:t xml:space="preserve">5. </w:t>
+      </w:r>
+      <w:r>
+        <w:rPr>
+          <w:sz w:val="20"/>
+        </w:rPr>
+        <w:t>Branch 2 — EXIT → Google Sheets 'Search Rows' to find matching ENTRY by pair+signal+time approx, then 'Update a Row' with result, exit_price, dxy_exit.</w:t>
+      </w:r>
+    </w:p>
+    <w:p>
+      <w:pPr>
+        <w:pStyle w:val="ListBullet"/>
+        <w:spacing w:after="40"/>
+      </w:pPr>
+      <w:r>
+        <w:rPr>
           <w:b/>
-          <w:color w:val="C9A02C"/>
-          <w:sz w:val="26"/>
-        </w:rPr>
-        <w:t>12.3  JSON Payload Formats</w:t>
-      </w:r>
-    </w:p>
-    <w:p>
-      <w:pPr>
-        <w:spacing w:before="160" w:after="40"/>
-      </w:pPr>
-      <w:r>
-        <w:rPr>
-          <w:rFonts w:ascii="Arial" w:hAnsi="Arial"/>
+          <w:sz w:val="20"/>
+        </w:rPr>
+        <w:t xml:space="preserve">4. </w:t>
+      </w:r>
+      <w:r>
+        <w:rPr>
+          <w:sz w:val="20"/>
+        </w:rPr>
+        <w:t>Branch 1 — ENTRY → Google Sheets 'Add a Row' module on the Trades sheet.</w:t>
+        <w:br/>
+        <w:t xml:space="preserve">     Fields: pair→A, signal→B, pair_dir→C, entry→D, tp→E, sl→F, sl_pts→G, dxy_entry→H, time→I</w:t>
+      </w:r>
+    </w:p>
+    <w:p>
+      <w:pPr>
+        <w:pStyle w:val="ListBullet"/>
+        <w:spacing w:after="40"/>
+      </w:pPr>
+      <w:r>
+        <w:rPr>
           <w:b/>
-          <w:color w:val="1A375E"/>
-        </w:rPr>
-        <w:t>ENTRY event — all signal types</w:t>
+          <w:sz w:val="20"/>
+        </w:rPr>
+        <w:t xml:space="preserve">3. </w:t>
+      </w:r>
+      <w:r>
+        <w:rPr>
+          <w:sz w:val="20"/>
+        </w:rPr>
+        <w:t>Add a Router module. Branch 1: filter event = 'ENTRY'. Branch 2: filter event = 'EXIT'. Branch 3: filter event = 'SL_MOVE'. Branch 4: filter event = 'DXY_ENTRY' or 'DXY_EXIT'.</w:t>
+      </w:r>
+    </w:p>
+    <w:p>
+      <w:pPr>
+        <w:pStyle w:val="ListBullet"/>
+        <w:spacing w:after="40"/>
+      </w:pPr>
+      <w:r>
+        <w:rPr>
+          <w:b/>
+          <w:sz w:val="20"/>
+        </w:rPr>
+        <w:t xml:space="preserve">2. </w:t>
+      </w:r>
+      <w:r>
+        <w:rPr>
+          <w:sz w:val="20"/>
+        </w:rPr>
+        <w:t>Paste the URL into all TradingView alert 'Webhook URL' fields (DXY chart + all pair charts).</w:t>
+      </w:r>
+    </w:p>
+    <w:p>
+      <w:pPr>
+        <w:pStyle w:val="ListBullet"/>
+        <w:spacing w:after="40"/>
+      </w:pPr>
+      <w:r>
+        <w:rPr>
+          <w:b/>
+          <w:sz w:val="20"/>
+        </w:rPr>
+        <w:t xml:space="preserve">1. </w:t>
+      </w:r>
+      <w:r>
+        <w:rPr>
+          <w:sz w:val="20"/>
+        </w:rPr>
+        <w:t>Create a Make scenario with a 'Custom Webhook' trigger. Copy the generated URL.</w:t>
       </w:r>
     </w:p>
     <w:p>
@@ -14519,3484 +13625,27 @@
       </w:pPr>
       <w:r>
         <w:rPr>
-          <w:rFonts w:ascii="Arial" w:hAnsi="Arial"/>
-          <w:color w:val="1A1A1A"/>
-          <w:sz w:val="21"/>
-        </w:rPr>
-        <w:t>Fired at bar close when a signal condition is confirmed. Contains everything needed to place and log a trade.</w:t>
-      </w:r>
-    </w:p>
-    <w:p>
-      <w:pPr>
-        <w:shd w:val="clear" w:color="auto" w:fill="F2F2F2"/>
-        <w:spacing w:before="20" w:after="20"/>
-        <w:ind w:left="454" w:right="454"/>
-      </w:pPr>
-      <w:r>
-        <w:rPr>
-          <w:rFonts w:ascii="Courier New" w:hAnsi="Courier New"/>
-          <w:color w:val="1A375E"/>
-          <w:sz w:val="18"/>
-        </w:rPr>
-        <w:t>{</w:t>
-      </w:r>
-    </w:p>
-    <w:p>
-      <w:pPr>
-        <w:shd w:val="clear" w:color="auto" w:fill="F2F2F2"/>
-        <w:spacing w:before="20" w:after="20"/>
-        <w:ind w:left="454" w:right="454"/>
-      </w:pPr>
-      <w:r>
-        <w:rPr>
-          <w:rFonts w:ascii="Courier New" w:hAnsi="Courier New"/>
-          <w:color w:val="1A375E"/>
-          <w:sz w:val="18"/>
-        </w:rPr>
-        <w:t xml:space="preserve">  "event":      "ENTRY",</w:t>
-      </w:r>
-    </w:p>
-    <w:p>
-      <w:pPr>
-        <w:shd w:val="clear" w:color="auto" w:fill="F2F2F2"/>
-        <w:spacing w:before="20" w:after="20"/>
-        <w:ind w:left="454" w:right="454"/>
-      </w:pPr>
-      <w:r>
-        <w:rPr>
-          <w:rFonts w:ascii="Courier New" w:hAnsi="Courier New"/>
-          <w:color w:val="1A375E"/>
-          <w:sz w:val="18"/>
-        </w:rPr>
-        <w:t xml:space="preserve">  "pair":       "EURUSD",</w:t>
-      </w:r>
-    </w:p>
-    <w:p>
-      <w:pPr>
-        <w:shd w:val="clear" w:color="auto" w:fill="F2F2F2"/>
-        <w:spacing w:before="20" w:after="20"/>
-        <w:ind w:left="454" w:right="454"/>
-      </w:pPr>
-      <w:r>
-        <w:rPr>
-          <w:rFonts w:ascii="Courier New" w:hAnsi="Courier New"/>
-          <w:color w:val="1A375E"/>
-          <w:sz w:val="18"/>
-        </w:rPr>
-        <w:t xml:space="preserve">  "signal":     "GAP_REJ_LONG",</w:t>
-      </w:r>
-    </w:p>
-    <w:p>
-      <w:pPr>
-        <w:shd w:val="clear" w:color="auto" w:fill="F2F2F2"/>
-        <w:spacing w:before="20" w:after="20"/>
-        <w:ind w:left="454" w:right="454"/>
-      </w:pPr>
-      <w:r>
-        <w:rPr>
-          <w:rFonts w:ascii="Courier New" w:hAnsi="Courier New"/>
-          <w:color w:val="1A375E"/>
-          <w:sz w:val="18"/>
-        </w:rPr>
-        <w:t xml:space="preserve">  "pair_dir":   "LONG",</w:t>
-      </w:r>
-    </w:p>
-    <w:p>
-      <w:pPr>
-        <w:shd w:val="clear" w:color="auto" w:fill="F2F2F2"/>
-        <w:spacing w:before="20" w:after="20"/>
-        <w:ind w:left="454" w:right="454"/>
-      </w:pPr>
-      <w:r>
-        <w:rPr>
-          <w:rFonts w:ascii="Courier New" w:hAnsi="Courier New"/>
-          <w:color w:val="1A375E"/>
-          <w:sz w:val="18"/>
-        </w:rPr>
-        <w:t xml:space="preserve">  "entry":      1.08500,</w:t>
-      </w:r>
-    </w:p>
-    <w:p>
-      <w:pPr>
-        <w:shd w:val="clear" w:color="auto" w:fill="F2F2F2"/>
-        <w:spacing w:before="20" w:after="20"/>
-        <w:ind w:left="454" w:right="454"/>
-      </w:pPr>
-      <w:r>
-        <w:rPr>
-          <w:rFonts w:ascii="Courier New" w:hAnsi="Courier New"/>
-          <w:color w:val="1A375E"/>
-          <w:sz w:val="18"/>
-        </w:rPr>
-        <w:t xml:space="preserve">  "tp":         1.08650,</w:t>
-      </w:r>
-    </w:p>
-    <w:p>
-      <w:pPr>
-        <w:shd w:val="clear" w:color="auto" w:fill="F2F2F2"/>
-        <w:spacing w:before="20" w:after="20"/>
-        <w:ind w:left="454" w:right="454"/>
-      </w:pPr>
-      <w:r>
-        <w:rPr>
-          <w:rFonts w:ascii="Courier New" w:hAnsi="Courier New"/>
-          <w:color w:val="1A375E"/>
-          <w:sz w:val="18"/>
-        </w:rPr>
-        <w:t xml:space="preserve">  "sl":         1.08350,</w:t>
-      </w:r>
-    </w:p>
-    <w:p>
-      <w:pPr>
-        <w:shd w:val="clear" w:color="auto" w:fill="F2F2F2"/>
-        <w:spacing w:before="20" w:after="20"/>
-        <w:ind w:left="454" w:right="454"/>
-      </w:pPr>
-      <w:r>
-        <w:rPr>
-          <w:rFonts w:ascii="Courier New" w:hAnsi="Courier New"/>
-          <w:color w:val="1A375E"/>
-          <w:sz w:val="18"/>
-        </w:rPr>
-        <w:t xml:space="preserve">  "sl_pts":     150,</w:t>
-      </w:r>
-    </w:p>
-    <w:p>
-      <w:pPr>
-        <w:shd w:val="clear" w:color="auto" w:fill="F2F2F2"/>
-        <w:spacing w:before="20" w:after="20"/>
-        <w:ind w:left="454" w:right="454"/>
-      </w:pPr>
-      <w:r>
-        <w:rPr>
-          <w:rFonts w:ascii="Courier New" w:hAnsi="Courier New"/>
-          <w:color w:val="1A375E"/>
-          <w:sz w:val="18"/>
-        </w:rPr>
-        <w:t xml:space="preserve">  "dxy_entry":  103.2500,</w:t>
-      </w:r>
-    </w:p>
-    <w:p>
-      <w:pPr>
-        <w:shd w:val="clear" w:color="auto" w:fill="F2F2F2"/>
-        <w:spacing w:before="20" w:after="20"/>
-        <w:ind w:left="454" w:right="454"/>
-      </w:pPr>
-      <w:r>
-        <w:rPr>
-          <w:rFonts w:ascii="Courier New" w:hAnsi="Courier New"/>
-          <w:color w:val="1A375E"/>
-          <w:sz w:val="18"/>
-        </w:rPr>
-        <w:t xml:space="preserve">  "time":       "2026-05-15 09:15"</w:t>
-      </w:r>
-    </w:p>
-    <w:p>
-      <w:pPr>
-        <w:shd w:val="clear" w:color="auto" w:fill="F2F2F2"/>
-        <w:spacing w:before="20" w:after="20"/>
-        <w:ind w:left="454" w:right="454"/>
-      </w:pPr>
-      <w:r>
-        <w:rPr>
-          <w:rFonts w:ascii="Courier New" w:hAnsi="Courier New"/>
-          <w:color w:val="1A375E"/>
-          <w:sz w:val="18"/>
-        </w:rPr>
-        <w:t>}</w:t>
-      </w:r>
-    </w:p>
-    <w:p>
-      <w:pPr>
-        <w:spacing w:before="80" w:after="120"/>
-      </w:pPr>
-      <w:r>
-        <w:rPr>
-          <w:rFonts w:ascii="Arial" w:hAnsi="Arial"/>
-          <w:i/>
-          <w:color w:val="444444"/>
-          <w:sz w:val="19"/>
-        </w:rPr>
-        <w:lastRenderedPageBreak/>
-        <w:t>signal field values: GAP_REJ_LONG · GAP_REJ_SHORT · REV_LONG · REV_SHORT · LON_ATTR_LONG · ATTR_CORE_LONG · ATTR_CORE_SHORT</w:t>
-      </w:r>
-    </w:p>
-    <w:p>
-      <w:pPr>
-        <w:spacing w:before="160" w:after="40"/>
-      </w:pPr>
-      <w:r>
-        <w:rPr>
-          <w:rFonts w:ascii="Arial" w:hAnsi="Arial"/>
-          <w:b/>
-          <w:color w:val="1A375E"/>
-        </w:rPr>
-        <w:t>ENTRY event — ATTR_CORE signals (extra CORE filter fields)</w:t>
-      </w:r>
-    </w:p>
-    <w:p>
-      <w:pPr>
-        <w:spacing w:after="80"/>
-      </w:pPr>
-      <w:r>
-        <w:rPr>
-          <w:rFonts w:ascii="Arial" w:hAnsi="Arial"/>
-          <w:color w:val="1A1A1A"/>
-          <w:sz w:val="21"/>
-        </w:rPr>
-        <w:t>ATTR_CORE signals include two additional fields showing the CORE filter values at signal time:</w:t>
-      </w:r>
-    </w:p>
-    <w:p>
-      <w:pPr>
-        <w:shd w:val="clear" w:color="auto" w:fill="F2F2F2"/>
-        <w:spacing w:before="20" w:after="20"/>
-        <w:ind w:left="454" w:right="454"/>
-      </w:pPr>
-      <w:r>
-        <w:rPr>
-          <w:rFonts w:ascii="Courier New" w:hAnsi="Courier New"/>
-          <w:color w:val="1A375E"/>
-          <w:sz w:val="18"/>
-        </w:rPr>
-        <w:t>{</w:t>
-      </w:r>
-    </w:p>
-    <w:p>
-      <w:pPr>
-        <w:shd w:val="clear" w:color="auto" w:fill="F2F2F2"/>
-        <w:spacing w:before="20" w:after="20"/>
-        <w:ind w:left="454" w:right="454"/>
-      </w:pPr>
-      <w:r>
-        <w:rPr>
-          <w:rFonts w:ascii="Courier New" w:hAnsi="Courier New"/>
-          <w:color w:val="1A375E"/>
-          <w:sz w:val="18"/>
-        </w:rPr>
-        <w:t xml:space="preserve">  "event":      "ENTRY",</w:t>
-      </w:r>
-    </w:p>
-    <w:p>
-      <w:pPr>
-        <w:shd w:val="clear" w:color="auto" w:fill="F2F2F2"/>
-        <w:spacing w:before="20" w:after="20"/>
-        <w:ind w:left="454" w:right="454"/>
-      </w:pPr>
-      <w:r>
-        <w:rPr>
-          <w:rFonts w:ascii="Courier New" w:hAnsi="Courier New"/>
-          <w:color w:val="1A375E"/>
-          <w:sz w:val="18"/>
-        </w:rPr>
-        <w:t xml:space="preserve">  "pair":       "XAUUSD",</w:t>
-      </w:r>
-    </w:p>
-    <w:p>
-      <w:pPr>
-        <w:shd w:val="clear" w:color="auto" w:fill="F2F2F2"/>
-        <w:spacing w:before="20" w:after="20"/>
-        <w:ind w:left="454" w:right="454"/>
-      </w:pPr>
-      <w:r>
-        <w:rPr>
-          <w:rFonts w:ascii="Courier New" w:hAnsi="Courier New"/>
-          <w:color w:val="1A375E"/>
-          <w:sz w:val="18"/>
-        </w:rPr>
-        <w:t xml:space="preserve">  "signal":     "ATTR_CORE_LONG",</w:t>
-      </w:r>
-    </w:p>
-    <w:p>
-      <w:pPr>
-        <w:shd w:val="clear" w:color="auto" w:fill="F2F2F2"/>
-        <w:spacing w:before="20" w:after="20"/>
-        <w:ind w:left="454" w:right="454"/>
-      </w:pPr>
-      <w:r>
-        <w:rPr>
-          <w:rFonts w:ascii="Courier New" w:hAnsi="Courier New"/>
-          <w:color w:val="1A375E"/>
-          <w:sz w:val="18"/>
-        </w:rPr>
-        <w:t xml:space="preserve">  "pair_dir":   "SHORT",</w:t>
-      </w:r>
-    </w:p>
-    <w:p>
-      <w:pPr>
-        <w:shd w:val="clear" w:color="auto" w:fill="F2F2F2"/>
-        <w:spacing w:before="20" w:after="20"/>
-        <w:ind w:left="454" w:right="454"/>
-      </w:pPr>
-      <w:r>
-        <w:rPr>
-          <w:rFonts w:ascii="Courier New" w:hAnsi="Courier New"/>
-          <w:color w:val="1A375E"/>
-          <w:sz w:val="18"/>
-        </w:rPr>
-        <w:t xml:space="preserve">  "entry":      2315.00,</w:t>
-      </w:r>
-    </w:p>
-    <w:p>
-      <w:pPr>
-        <w:shd w:val="clear" w:color="auto" w:fill="F2F2F2"/>
-        <w:spacing w:before="20" w:after="20"/>
-        <w:ind w:left="454" w:right="454"/>
-      </w:pPr>
-      <w:r>
-        <w:rPr>
-          <w:rFonts w:ascii="Courier New" w:hAnsi="Courier New"/>
-          <w:color w:val="1A375E"/>
-          <w:sz w:val="18"/>
-        </w:rPr>
-        <w:t xml:space="preserve">  "tp":         2328.50,</w:t>
-      </w:r>
-    </w:p>
-    <w:p>
-      <w:pPr>
-        <w:shd w:val="clear" w:color="auto" w:fill="F2F2F2"/>
-        <w:spacing w:before="20" w:after="20"/>
-        <w:ind w:left="454" w:right="454"/>
-      </w:pPr>
-      <w:r>
-        <w:rPr>
-          <w:rFonts w:ascii="Courier New" w:hAnsi="Courier New"/>
-          <w:color w:val="1A375E"/>
-          <w:sz w:val="18"/>
-        </w:rPr>
-        <w:t xml:space="preserve">  "sl":         2301.50,</w:t>
-      </w:r>
-    </w:p>
-    <w:p>
-      <w:pPr>
-        <w:shd w:val="clear" w:color="auto" w:fill="F2F2F2"/>
-        <w:spacing w:before="20" w:after="20"/>
-        <w:ind w:left="454" w:right="454"/>
-      </w:pPr>
-      <w:r>
-        <w:rPr>
-          <w:rFonts w:ascii="Courier New" w:hAnsi="Courier New"/>
-          <w:color w:val="1A375E"/>
-          <w:sz w:val="18"/>
-        </w:rPr>
-        <w:t xml:space="preserve">  "sl_pts":     1350,</w:t>
-      </w:r>
-    </w:p>
-    <w:p>
-      <w:pPr>
-        <w:shd w:val="clear" w:color="auto" w:fill="F2F2F2"/>
-        <w:spacing w:before="20" w:after="20"/>
-        <w:ind w:left="454" w:right="454"/>
-      </w:pPr>
-      <w:r>
-        <w:rPr>
-          <w:rFonts w:ascii="Courier New" w:hAnsi="Courier New"/>
-          <w:color w:val="1A375E"/>
-          <w:sz w:val="18"/>
-        </w:rPr>
-        <w:t xml:space="preserve">  "gap_at_lon": 820,</w:t>
-      </w:r>
-    </w:p>
-    <w:p>
-      <w:pPr>
-        <w:shd w:val="clear" w:color="auto" w:fill="F2F2F2"/>
-        <w:spacing w:before="20" w:after="20"/>
-        <w:ind w:left="454" w:right="454"/>
-      </w:pPr>
-      <w:r>
-        <w:rPr>
-          <w:rFonts w:ascii="Courier New" w:hAnsi="Courier New"/>
-          <w:color w:val="1A375E"/>
-          <w:sz w:val="18"/>
-        </w:rPr>
-        <w:t xml:space="preserve">  "wave_ext":   440,</w:t>
-      </w:r>
-    </w:p>
-    <w:p>
-      <w:pPr>
-        <w:shd w:val="clear" w:color="auto" w:fill="F2F2F2"/>
-        <w:spacing w:before="20" w:after="20"/>
-        <w:ind w:left="454" w:right="454"/>
-      </w:pPr>
-      <w:r>
-        <w:rPr>
-          <w:rFonts w:ascii="Courier New" w:hAnsi="Courier New"/>
-          <w:color w:val="1A375E"/>
-          <w:sz w:val="18"/>
-        </w:rPr>
-        <w:t xml:space="preserve">  "dxy_entry":  103.4100,</w:t>
-      </w:r>
-    </w:p>
-    <w:p>
-      <w:pPr>
-        <w:shd w:val="clear" w:color="auto" w:fill="F2F2F2"/>
-        <w:spacing w:before="20" w:after="20"/>
-        <w:ind w:left="454" w:right="454"/>
-      </w:pPr>
-      <w:r>
-        <w:rPr>
-          <w:rFonts w:ascii="Courier New" w:hAnsi="Courier New"/>
-          <w:color w:val="1A375E"/>
-          <w:sz w:val="18"/>
-        </w:rPr>
-        <w:t xml:space="preserve">  "time":       "2026-05-15 08:30"</w:t>
-      </w:r>
-    </w:p>
-    <w:p>
-      <w:pPr>
-        <w:shd w:val="clear" w:color="auto" w:fill="F2F2F2"/>
-        <w:spacing w:before="20" w:after="20"/>
-        <w:ind w:left="454" w:right="454"/>
-      </w:pPr>
-      <w:r>
-        <w:rPr>
-          <w:rFonts w:ascii="Courier New" w:hAnsi="Courier New"/>
-          <w:color w:val="1A375E"/>
-          <w:sz w:val="18"/>
-        </w:rPr>
-        <w:t>}</w:t>
-      </w:r>
-    </w:p>
-    <w:p>
-      <w:pPr>
-        <w:spacing w:before="80" w:after="120"/>
-      </w:pPr>
-      <w:r>
-        <w:rPr>
-          <w:rFonts w:ascii="Arial" w:hAnsi="Arial"/>
-          <w:i/>
-          <w:color w:val="444444"/>
-          <w:sz w:val="19"/>
-        </w:rPr>
-        <w:t>gap_at_lon: DXY distance from gap zone at London open (pts). wave_ext: DXY wave extension since London open (pts). Both must be &lt; 1,500 pts for CORE filter to pass.</w:t>
-      </w:r>
-    </w:p>
-    <w:p>
-      <w:pPr>
-        <w:spacing w:before="160" w:after="40"/>
-      </w:pPr>
-      <w:r>
-        <w:rPr>
-          <w:rFonts w:ascii="Arial" w:hAnsi="Arial"/>
-          <w:b/>
-          <w:color w:val="1A375E"/>
-        </w:rPr>
-        <w:t>EXIT event — TP or SL hit</w:t>
-      </w:r>
-    </w:p>
-    <w:p>
-      <w:pPr>
-        <w:spacing w:after="80"/>
-      </w:pPr>
-      <w:r>
-        <w:rPr>
-          <w:rFonts w:ascii="Arial" w:hAnsi="Arial"/>
-          <w:color w:val="1A1A1A"/>
-          <w:sz w:val="21"/>
-        </w:rPr>
-        <w:t>Fired when DXY crosses its TP or SL level. result field = "TP" or "SL".</w:t>
-      </w:r>
-    </w:p>
-    <w:p>
-      <w:pPr>
-        <w:shd w:val="clear" w:color="auto" w:fill="F2F2F2"/>
-        <w:spacing w:before="20" w:after="20"/>
-        <w:ind w:left="454" w:right="454"/>
-      </w:pPr>
-      <w:r>
-        <w:rPr>
-          <w:rFonts w:ascii="Courier New" w:hAnsi="Courier New"/>
-          <w:color w:val="1A375E"/>
-          <w:sz w:val="18"/>
-        </w:rPr>
-        <w:t>{</w:t>
-      </w:r>
-    </w:p>
-    <w:p>
-      <w:pPr>
-        <w:shd w:val="clear" w:color="auto" w:fill="F2F2F2"/>
-        <w:spacing w:before="20" w:after="20"/>
-        <w:ind w:left="454" w:right="454"/>
-      </w:pPr>
-      <w:r>
-        <w:rPr>
-          <w:rFonts w:ascii="Courier New" w:hAnsi="Courier New"/>
-          <w:color w:val="1A375E"/>
-          <w:sz w:val="18"/>
-        </w:rPr>
-        <w:t xml:space="preserve">  "event":       "EXIT",</w:t>
-      </w:r>
-    </w:p>
-    <w:p>
-      <w:pPr>
-        <w:shd w:val="clear" w:color="auto" w:fill="F2F2F2"/>
-        <w:spacing w:before="20" w:after="20"/>
-        <w:ind w:left="454" w:right="454"/>
-      </w:pPr>
-      <w:r>
-        <w:rPr>
-          <w:rFonts w:ascii="Courier New" w:hAnsi="Courier New"/>
-          <w:color w:val="1A375E"/>
-          <w:sz w:val="18"/>
-        </w:rPr>
-        <w:t xml:space="preserve">  "pair":        "EURUSD",</w:t>
-      </w:r>
-    </w:p>
-    <w:p>
-      <w:pPr>
-        <w:shd w:val="clear" w:color="auto" w:fill="F2F2F2"/>
-        <w:spacing w:before="20" w:after="20"/>
-        <w:ind w:left="454" w:right="454"/>
-      </w:pPr>
-      <w:r>
-        <w:rPr>
-          <w:rFonts w:ascii="Courier New" w:hAnsi="Courier New"/>
-          <w:color w:val="1A375E"/>
-          <w:sz w:val="18"/>
-        </w:rPr>
-        <w:t xml:space="preserve">  "result":      "TP",</w:t>
-      </w:r>
-    </w:p>
-    <w:p>
-      <w:pPr>
-        <w:shd w:val="clear" w:color="auto" w:fill="F2F2F2"/>
-        <w:spacing w:before="20" w:after="20"/>
-        <w:ind w:left="454" w:right="454"/>
-      </w:pPr>
-      <w:r>
-        <w:rPr>
-          <w:rFonts w:ascii="Courier New" w:hAnsi="Courier New"/>
-          <w:color w:val="1A375E"/>
-          <w:sz w:val="18"/>
-        </w:rPr>
-        <w:t xml:space="preserve">  "signal":      "GAP_REJ_LONG",</w:t>
-      </w:r>
-    </w:p>
-    <w:p>
-      <w:pPr>
-        <w:shd w:val="clear" w:color="auto" w:fill="F2F2F2"/>
-        <w:spacing w:before="20" w:after="20"/>
-        <w:ind w:left="454" w:right="454"/>
-      </w:pPr>
-      <w:r>
-        <w:rPr>
-          <w:rFonts w:ascii="Courier New" w:hAnsi="Courier New"/>
-          <w:color w:val="1A375E"/>
-          <w:sz w:val="18"/>
-        </w:rPr>
-        <w:t xml:space="preserve">  "exit_price":  1.08650,</w:t>
-      </w:r>
-    </w:p>
-    <w:p>
-      <w:pPr>
-        <w:shd w:val="clear" w:color="auto" w:fill="F2F2F2"/>
-        <w:spacing w:before="20" w:after="20"/>
-        <w:ind w:left="454" w:right="454"/>
-      </w:pPr>
-      <w:r>
-        <w:rPr>
-          <w:rFonts w:ascii="Courier New" w:hAnsi="Courier New"/>
-          <w:color w:val="1A375E"/>
-          <w:sz w:val="18"/>
-        </w:rPr>
-        <w:t xml:space="preserve">  "dxy_exit":    103.4000,</w:t>
-      </w:r>
-    </w:p>
-    <w:p>
-      <w:pPr>
-        <w:shd w:val="clear" w:color="auto" w:fill="F2F2F2"/>
-        <w:spacing w:before="20" w:after="20"/>
-        <w:ind w:left="454" w:right="454"/>
-      </w:pPr>
-      <w:r>
-        <w:rPr>
-          <w:rFonts w:ascii="Courier New" w:hAnsi="Courier New"/>
-          <w:color w:val="1A375E"/>
-          <w:sz w:val="18"/>
-        </w:rPr>
-        <w:t xml:space="preserve">  "time":        "2026-05-15 10:30"</w:t>
-      </w:r>
-    </w:p>
-    <w:p>
-      <w:pPr>
-        <w:shd w:val="clear" w:color="auto" w:fill="F2F2F2"/>
-        <w:spacing w:before="20" w:after="20"/>
-        <w:ind w:left="454" w:right="454"/>
-      </w:pPr>
-      <w:r>
-        <w:rPr>
-          <w:rFonts w:ascii="Courier New" w:hAnsi="Courier New"/>
-          <w:color w:val="1A375E"/>
-          <w:sz w:val="18"/>
-        </w:rPr>
-        <w:t>}</w:t>
-      </w:r>
-    </w:p>
-    <w:p>
-      <w:pPr>
-        <w:spacing w:before="80" w:after="160"/>
-      </w:pPr>
-      <w:r>
-        <w:rPr>
-          <w:rFonts w:ascii="Arial" w:hAnsi="Arial"/>
-          <w:i/>
-          <w:color w:val="444444"/>
-          <w:sz w:val="19"/>
-        </w:rPr>
-        <w:t>exit_price is the estimated pair TP or SL price (from the DXY-derived TP/SL, not the actual pair close price). Use for reference; the actual fill price comes from your broker.</w:t>
-      </w:r>
-    </w:p>
-    <w:tbl>
-      <w:tblPr>
-        <w:tblStyle w:val="TableGrid"/>
-        <w:tblW w:w="0" w:type="auto"/>
-        <w:tblLook w:val="04A0" w:firstRow="1" w:lastRow="0" w:firstColumn="1" w:lastColumn="0" w:noHBand="0" w:noVBand="1"/>
-      </w:tblPr>
-      <w:tblGrid>
-        <w:gridCol w:w="1586"/>
-        <w:gridCol w:w="850"/>
-        <w:gridCol w:w="7186"/>
-      </w:tblGrid>
-      <w:tr>
-        <w:tc>
-          <w:tcPr>
-            <w:tcW w:w="1587" w:type="dxa"/>
-            <w:shd w:val="clear" w:color="auto" w:fill="1A375E"/>
-            <w:vAlign w:val="center"/>
-          </w:tcPr>
-          <w:p>
-            <w:pPr>
-              <w:spacing w:before="60" w:after="60"/>
-              <w:jc w:val="center"/>
-            </w:pPr>
-            <w:r>
-              <w:rPr>
-                <w:rFonts w:ascii="Arial" w:hAnsi="Arial"/>
-                <w:b/>
-                <w:color w:val="FFFFFF"/>
-                <w:sz w:val="19"/>
-              </w:rPr>
-              <w:t>JSON Field</w:t>
-            </w:r>
-          </w:p>
-        </w:tc>
-        <w:tc>
-          <w:tcPr>
-            <w:tcW w:w="850" w:type="dxa"/>
-            <w:shd w:val="clear" w:color="auto" w:fill="1A375E"/>
-            <w:vAlign w:val="center"/>
-          </w:tcPr>
-          <w:p>
-            <w:pPr>
-              <w:spacing w:before="60" w:after="60"/>
-              <w:jc w:val="center"/>
-            </w:pPr>
-            <w:r>
-              <w:rPr>
-                <w:rFonts w:ascii="Arial" w:hAnsi="Arial"/>
-                <w:b/>
-                <w:color w:val="FFFFFF"/>
-                <w:sz w:val="19"/>
-              </w:rPr>
-              <w:t>Type</w:t>
-            </w:r>
-          </w:p>
-        </w:tc>
-        <w:tc>
-          <w:tcPr>
-            <w:tcW w:w="7200" w:type="dxa"/>
-            <w:shd w:val="clear" w:color="auto" w:fill="1A375E"/>
-            <w:vAlign w:val="center"/>
-          </w:tcPr>
-          <w:p>
-            <w:pPr>
-              <w:spacing w:before="60" w:after="60"/>
-              <w:jc w:val="center"/>
-            </w:pPr>
-            <w:r>
-              <w:rPr>
-                <w:rFonts w:ascii="Arial" w:hAnsi="Arial"/>
-                <w:b/>
-                <w:color w:val="FFFFFF"/>
-                <w:sz w:val="19"/>
-              </w:rPr>
-              <w:t>Description</w:t>
-            </w:r>
-          </w:p>
-        </w:tc>
-      </w:tr>
-      <w:tr>
-        <w:tc>
-          <w:tcPr>
-            <w:tcW w:w="1587" w:type="dxa"/>
-            <w:shd w:val="clear" w:color="auto" w:fill="F0F4F9"/>
-            <w:vAlign w:val="center"/>
-          </w:tcPr>
-          <w:p>
-            <w:pPr>
-              <w:spacing w:before="40" w:after="40"/>
-            </w:pPr>
-            <w:r>
-              <w:rPr>
-                <w:rFonts w:ascii="Arial" w:hAnsi="Arial"/>
-                <w:b/>
-                <w:color w:val="1A1A1A"/>
-                <w:sz w:val="19"/>
-              </w:rPr>
-              <w:t>event</w:t>
-            </w:r>
-          </w:p>
-        </w:tc>
-        <w:tc>
-          <w:tcPr>
-            <w:tcW w:w="850" w:type="dxa"/>
-            <w:shd w:val="clear" w:color="auto" w:fill="F0F4F9"/>
-            <w:vAlign w:val="center"/>
-          </w:tcPr>
-          <w:p>
-            <w:pPr>
-              <w:spacing w:before="40" w:after="40"/>
-            </w:pPr>
-            <w:r>
-              <w:rPr>
-                <w:rFonts w:ascii="Arial" w:hAnsi="Arial"/>
-                <w:color w:val="1A1A1A"/>
-                <w:sz w:val="19"/>
-              </w:rPr>
-              <w:t>string</w:t>
-            </w:r>
-          </w:p>
-        </w:tc>
-        <w:tc>
-          <w:tcPr>
-            <w:tcW w:w="7200" w:type="dxa"/>
-            <w:shd w:val="clear" w:color="auto" w:fill="F0F4F9"/>
-            <w:vAlign w:val="center"/>
-          </w:tcPr>
-          <w:p>
-            <w:pPr>
-              <w:spacing w:before="40" w:after="40"/>
-            </w:pPr>
-            <w:r>
-              <w:rPr>
-                <w:rFonts w:ascii="Arial" w:hAnsi="Arial"/>
-                <w:color w:val="1A1A1A"/>
-                <w:sz w:val="19"/>
-              </w:rPr>
-              <w:t>"ENTRY" or "EXIT"</w:t>
-            </w:r>
-          </w:p>
-        </w:tc>
-      </w:tr>
-      <w:tr>
-        <w:tc>
-          <w:tcPr>
-            <w:tcW w:w="1587" w:type="dxa"/>
-            <w:shd w:val="clear" w:color="auto" w:fill="FFFFFF"/>
-            <w:vAlign w:val="center"/>
-          </w:tcPr>
-          <w:p>
-            <w:pPr>
-              <w:spacing w:before="40" w:after="40"/>
-            </w:pPr>
-            <w:r>
-              <w:rPr>
-                <w:rFonts w:ascii="Arial" w:hAnsi="Arial"/>
-                <w:b/>
-                <w:color w:val="1A1A1A"/>
-                <w:sz w:val="19"/>
-              </w:rPr>
-              <w:t>pair</w:t>
-            </w:r>
-          </w:p>
-        </w:tc>
-        <w:tc>
-          <w:tcPr>
-            <w:tcW w:w="850" w:type="dxa"/>
-            <w:shd w:val="clear" w:color="auto" w:fill="FFFFFF"/>
-            <w:vAlign w:val="center"/>
-          </w:tcPr>
-          <w:p>
-            <w:pPr>
-              <w:spacing w:before="40" w:after="40"/>
-            </w:pPr>
-            <w:r>
-              <w:rPr>
-                <w:rFonts w:ascii="Arial" w:hAnsi="Arial"/>
-                <w:color w:val="1A1A1A"/>
-                <w:sz w:val="19"/>
-              </w:rPr>
-              <w:t>string</w:t>
-            </w:r>
-          </w:p>
-        </w:tc>
-        <w:tc>
-          <w:tcPr>
-            <w:tcW w:w="7200" w:type="dxa"/>
-            <w:shd w:val="clear" w:color="auto" w:fill="FFFFFF"/>
-            <w:vAlign w:val="center"/>
-          </w:tcPr>
-          <w:p>
-            <w:pPr>
-              <w:spacing w:before="40" w:after="40"/>
-            </w:pPr>
-            <w:r>
-              <w:rPr>
-                <w:rFonts w:ascii="Arial" w:hAnsi="Arial"/>
-                <w:color w:val="1A1A1A"/>
-                <w:sz w:val="19"/>
-              </w:rPr>
-              <w:t>Chart symbol (e.g. "EURUSD", "XAUUSD")</w:t>
-            </w:r>
-          </w:p>
-        </w:tc>
-      </w:tr>
-      <w:tr>
-        <w:tc>
-          <w:tcPr>
-            <w:tcW w:w="1587" w:type="dxa"/>
-            <w:shd w:val="clear" w:color="auto" w:fill="F0F4F9"/>
-            <w:vAlign w:val="center"/>
-          </w:tcPr>
-          <w:p>
-            <w:pPr>
-              <w:spacing w:before="40" w:after="40"/>
-            </w:pPr>
-            <w:r>
-              <w:rPr>
-                <w:rFonts w:ascii="Arial" w:hAnsi="Arial"/>
-                <w:b/>
-                <w:color w:val="1A1A1A"/>
-                <w:sz w:val="19"/>
-              </w:rPr>
-              <w:t>signal</w:t>
-            </w:r>
-          </w:p>
-        </w:tc>
-        <w:tc>
-          <w:tcPr>
-            <w:tcW w:w="850" w:type="dxa"/>
-            <w:shd w:val="clear" w:color="auto" w:fill="F0F4F9"/>
-            <w:vAlign w:val="center"/>
-          </w:tcPr>
-          <w:p>
-            <w:pPr>
-              <w:spacing w:before="40" w:after="40"/>
-            </w:pPr>
-            <w:r>
-              <w:rPr>
-                <w:rFonts w:ascii="Arial" w:hAnsi="Arial"/>
-                <w:color w:val="1A1A1A"/>
-                <w:sz w:val="19"/>
-              </w:rPr>
-              <w:t>string</w:t>
-            </w:r>
-          </w:p>
-        </w:tc>
-        <w:tc>
-          <w:tcPr>
-            <w:tcW w:w="7200" w:type="dxa"/>
-            <w:shd w:val="clear" w:color="auto" w:fill="F0F4F9"/>
-            <w:vAlign w:val="center"/>
-          </w:tcPr>
-          <w:p>
-            <w:pPr>
-              <w:spacing w:before="40" w:after="40"/>
-            </w:pPr>
-            <w:r>
-              <w:rPr>
-                <w:rFonts w:ascii="Arial" w:hAnsi="Arial"/>
-                <w:color w:val="1A1A1A"/>
-                <w:sz w:val="19"/>
-              </w:rPr>
-              <w:t>Signal identifier: GAP_REJ_LONG, GAP_REJ_SHORT, REV_LONG, REV_SHORT, LON_ATTR_LONG, ATTR_CORE_LONG, ATTR_CORE_SHORT</w:t>
-            </w:r>
-          </w:p>
-        </w:tc>
-      </w:tr>
-      <w:tr>
-        <w:tc>
-          <w:tcPr>
-            <w:tcW w:w="1587" w:type="dxa"/>
-            <w:shd w:val="clear" w:color="auto" w:fill="FFFFFF"/>
-            <w:vAlign w:val="center"/>
-          </w:tcPr>
-          <w:p>
-            <w:pPr>
-              <w:spacing w:before="40" w:after="40"/>
-            </w:pPr>
-            <w:r>
-              <w:rPr>
-                <w:rFonts w:ascii="Arial" w:hAnsi="Arial"/>
-                <w:b/>
-                <w:color w:val="1A1A1A"/>
-                <w:sz w:val="19"/>
-              </w:rPr>
-              <w:t>pair_dir</w:t>
-            </w:r>
-          </w:p>
-        </w:tc>
-        <w:tc>
-          <w:tcPr>
-            <w:tcW w:w="850" w:type="dxa"/>
-            <w:shd w:val="clear" w:color="auto" w:fill="FFFFFF"/>
-            <w:vAlign w:val="center"/>
-          </w:tcPr>
-          <w:p>
-            <w:pPr>
-              <w:spacing w:before="40" w:after="40"/>
-            </w:pPr>
-            <w:r>
-              <w:rPr>
-                <w:rFonts w:ascii="Arial" w:hAnsi="Arial"/>
-                <w:color w:val="1A1A1A"/>
-                <w:sz w:val="19"/>
-              </w:rPr>
-              <w:t>string</w:t>
-            </w:r>
-          </w:p>
-        </w:tc>
-        <w:tc>
-          <w:tcPr>
-            <w:tcW w:w="7200" w:type="dxa"/>
-            <w:shd w:val="clear" w:color="auto" w:fill="FFFFFF"/>
-            <w:vAlign w:val="center"/>
-          </w:tcPr>
-          <w:p>
-            <w:pPr>
-              <w:spacing w:before="40" w:after="40"/>
-            </w:pPr>
-            <w:r>
-              <w:rPr>
-                <w:rFonts w:ascii="Arial" w:hAnsi="Arial"/>
-                <w:color w:val="1A1A1A"/>
-                <w:sz w:val="19"/>
-              </w:rPr>
-              <w:t>"LONG" or "SHORT" — direction for the pair trade</w:t>
-            </w:r>
-          </w:p>
-        </w:tc>
-      </w:tr>
-      <w:tr>
-        <w:tc>
-          <w:tcPr>
-            <w:tcW w:w="1587" w:type="dxa"/>
-            <w:shd w:val="clear" w:color="auto" w:fill="F0F4F9"/>
-            <w:vAlign w:val="center"/>
-          </w:tcPr>
-          <w:p>
-            <w:pPr>
-              <w:spacing w:before="40" w:after="40"/>
-            </w:pPr>
-            <w:r>
-              <w:rPr>
-                <w:rFonts w:ascii="Arial" w:hAnsi="Arial"/>
-                <w:b/>
-                <w:color w:val="1A1A1A"/>
-                <w:sz w:val="19"/>
-              </w:rPr>
-              <w:t>entry</w:t>
-            </w:r>
-          </w:p>
-        </w:tc>
-        <w:tc>
-          <w:tcPr>
-            <w:tcW w:w="850" w:type="dxa"/>
-            <w:shd w:val="clear" w:color="auto" w:fill="F0F4F9"/>
-            <w:vAlign w:val="center"/>
-          </w:tcPr>
-          <w:p>
-            <w:pPr>
-              <w:spacing w:before="40" w:after="40"/>
-            </w:pPr>
-            <w:r>
-              <w:rPr>
-                <w:rFonts w:ascii="Arial" w:hAnsi="Arial"/>
-                <w:color w:val="1A1A1A"/>
-                <w:sz w:val="19"/>
-              </w:rPr>
-              <w:t>float</w:t>
-            </w:r>
-          </w:p>
-        </w:tc>
-        <w:tc>
-          <w:tcPr>
-            <w:tcW w:w="7200" w:type="dxa"/>
-            <w:shd w:val="clear" w:color="auto" w:fill="F0F4F9"/>
-            <w:vAlign w:val="center"/>
-          </w:tcPr>
-          <w:p>
-            <w:pPr>
-              <w:spacing w:before="40" w:after="40"/>
-            </w:pPr>
-            <w:r>
-              <w:rPr>
-                <w:rFonts w:ascii="Arial" w:hAnsi="Arial"/>
-                <w:color w:val="1A1A1A"/>
-                <w:sz w:val="19"/>
-              </w:rPr>
-              <w:t>Pair entry price (close of signal bar, format.mintick)</w:t>
-            </w:r>
-          </w:p>
-        </w:tc>
-      </w:tr>
-      <w:tr>
-        <w:tc>
-          <w:tcPr>
-            <w:tcW w:w="1587" w:type="dxa"/>
-            <w:shd w:val="clear" w:color="auto" w:fill="FFFFFF"/>
-            <w:vAlign w:val="center"/>
-          </w:tcPr>
-          <w:p>
-            <w:pPr>
-              <w:spacing w:before="40" w:after="40"/>
-            </w:pPr>
-            <w:r>
-              <w:rPr>
-                <w:rFonts w:ascii="Arial" w:hAnsi="Arial"/>
-                <w:b/>
-                <w:color w:val="1A1A1A"/>
-                <w:sz w:val="19"/>
-              </w:rPr>
-              <w:t>tp</w:t>
-            </w:r>
-          </w:p>
-        </w:tc>
-        <w:tc>
-          <w:tcPr>
-            <w:tcW w:w="850" w:type="dxa"/>
-            <w:shd w:val="clear" w:color="auto" w:fill="FFFFFF"/>
-            <w:vAlign w:val="center"/>
-          </w:tcPr>
-          <w:p>
-            <w:pPr>
-              <w:spacing w:before="40" w:after="40"/>
-            </w:pPr>
-            <w:r>
-              <w:rPr>
-                <w:rFonts w:ascii="Arial" w:hAnsi="Arial"/>
-                <w:color w:val="1A1A1A"/>
-                <w:sz w:val="19"/>
-              </w:rPr>
-              <w:t>float</w:t>
-            </w:r>
-          </w:p>
-        </w:tc>
-        <w:tc>
-          <w:tcPr>
-            <w:tcW w:w="7200" w:type="dxa"/>
-            <w:shd w:val="clear" w:color="auto" w:fill="FFFFFF"/>
-            <w:vAlign w:val="center"/>
-          </w:tcPr>
-          <w:p>
-            <w:pPr>
-              <w:spacing w:before="40" w:after="40"/>
-            </w:pPr>
-            <w:r>
-              <w:rPr>
-                <w:rFonts w:ascii="Arial" w:hAnsi="Arial"/>
-                <w:color w:val="1A1A1A"/>
-                <w:sz w:val="19"/>
-              </w:rPr>
-              <w:t>Estimated pair TP price (derived from DXY TP via tick_factor)</w:t>
-            </w:r>
-          </w:p>
-        </w:tc>
-      </w:tr>
-      <w:tr>
-        <w:tc>
-          <w:tcPr>
-            <w:tcW w:w="1587" w:type="dxa"/>
-            <w:shd w:val="clear" w:color="auto" w:fill="F0F4F9"/>
-            <w:vAlign w:val="center"/>
-          </w:tcPr>
-          <w:p>
-            <w:pPr>
-              <w:spacing w:before="40" w:after="40"/>
-            </w:pPr>
-            <w:r>
-              <w:rPr>
-                <w:rFonts w:ascii="Arial" w:hAnsi="Arial"/>
-                <w:b/>
-                <w:color w:val="1A1A1A"/>
-                <w:sz w:val="19"/>
-              </w:rPr>
-              <w:t>sl</w:t>
-            </w:r>
-          </w:p>
-        </w:tc>
-        <w:tc>
-          <w:tcPr>
-            <w:tcW w:w="850" w:type="dxa"/>
-            <w:shd w:val="clear" w:color="auto" w:fill="F0F4F9"/>
-            <w:vAlign w:val="center"/>
-          </w:tcPr>
-          <w:p>
-            <w:pPr>
-              <w:spacing w:before="40" w:after="40"/>
-            </w:pPr>
-            <w:r>
-              <w:rPr>
-                <w:rFonts w:ascii="Arial" w:hAnsi="Arial"/>
-                <w:color w:val="1A1A1A"/>
-                <w:sz w:val="19"/>
-              </w:rPr>
-              <w:t>float</w:t>
-            </w:r>
-          </w:p>
-        </w:tc>
-        <w:tc>
-          <w:tcPr>
-            <w:tcW w:w="7200" w:type="dxa"/>
-            <w:shd w:val="clear" w:color="auto" w:fill="F0F4F9"/>
-            <w:vAlign w:val="center"/>
-          </w:tcPr>
-          <w:p>
-            <w:pPr>
-              <w:spacing w:before="40" w:after="40"/>
-            </w:pPr>
-            <w:r>
-              <w:rPr>
-                <w:rFonts w:ascii="Arial" w:hAnsi="Arial"/>
-                <w:color w:val="1A1A1A"/>
-                <w:sz w:val="19"/>
-              </w:rPr>
-              <w:t>Estimated pair SL price — place hard stop here on broker</w:t>
-            </w:r>
-          </w:p>
-        </w:tc>
-      </w:tr>
-      <w:tr>
-        <w:tc>
-          <w:tcPr>
-            <w:tcW w:w="1587" w:type="dxa"/>
-            <w:shd w:val="clear" w:color="auto" w:fill="FFFFFF"/>
-            <w:vAlign w:val="center"/>
-          </w:tcPr>
-          <w:p>
-            <w:pPr>
-              <w:spacing w:before="40" w:after="40"/>
-            </w:pPr>
-            <w:r>
-              <w:rPr>
-                <w:rFonts w:ascii="Arial" w:hAnsi="Arial"/>
-                <w:b/>
-                <w:color w:val="1A1A1A"/>
-                <w:sz w:val="19"/>
-              </w:rPr>
-              <w:t>sl_pts</w:t>
-            </w:r>
-          </w:p>
-        </w:tc>
-        <w:tc>
-          <w:tcPr>
-            <w:tcW w:w="850" w:type="dxa"/>
-            <w:shd w:val="clear" w:color="auto" w:fill="FFFFFF"/>
-            <w:vAlign w:val="center"/>
-          </w:tcPr>
-          <w:p>
-            <w:pPr>
-              <w:spacing w:before="40" w:after="40"/>
-            </w:pPr>
-            <w:r>
-              <w:rPr>
-                <w:rFonts w:ascii="Arial" w:hAnsi="Arial"/>
-                <w:color w:val="1A1A1A"/>
-                <w:sz w:val="19"/>
-              </w:rPr>
-              <w:t>I</w:t>
-            </w:r>
-            <w:r>
-              <w:rPr>
-                <w:rFonts w:ascii="Arial" w:hAnsi="Arial"/>
-                <w:color w:val="1A1A1A"/>
-                <w:sz w:val="19"/>
-              </w:rPr>
-              <w:t>nt</w:t>
-            </w:r>
-          </w:p>
-        </w:tc>
-        <w:tc>
-          <w:tcPr>
-            <w:tcW w:w="7200" w:type="dxa"/>
-            <w:shd w:val="clear" w:color="auto" w:fill="FFFFFF"/>
-            <w:vAlign w:val="center"/>
-          </w:tcPr>
-          <w:p>
-            <w:pPr>
-              <w:spacing w:before="40" w:after="40"/>
-            </w:pPr>
-            <w:r>
-              <w:rPr>
-                <w:rFonts w:ascii="Arial" w:hAnsi="Arial"/>
-                <w:color w:val="1A1A1A"/>
-                <w:sz w:val="19"/>
-              </w:rPr>
-              <w:t>DXY SL distance in indicator pts (used to size the stop on broker)</w:t>
-            </w:r>
-          </w:p>
-        </w:tc>
-      </w:tr>
-      <w:tr>
-        <w:tc>
-          <w:tcPr>
-            <w:tcW w:w="1587" w:type="dxa"/>
-            <w:shd w:val="clear" w:color="auto" w:fill="F0F4F9"/>
-            <w:vAlign w:val="center"/>
-          </w:tcPr>
-          <w:p>
-            <w:pPr>
-              <w:spacing w:before="40" w:after="40"/>
-            </w:pPr>
-            <w:r>
-              <w:rPr>
-                <w:rFonts w:ascii="Arial" w:hAnsi="Arial"/>
-                <w:b/>
-                <w:color w:val="1A1A1A"/>
-                <w:sz w:val="19"/>
-              </w:rPr>
-              <w:t>gap_at_lon</w:t>
-            </w:r>
-          </w:p>
-        </w:tc>
-        <w:tc>
-          <w:tcPr>
-            <w:tcW w:w="850" w:type="dxa"/>
-            <w:shd w:val="clear" w:color="auto" w:fill="F0F4F9"/>
-            <w:vAlign w:val="center"/>
-          </w:tcPr>
-          <w:p>
-            <w:pPr>
-              <w:spacing w:before="40" w:after="40"/>
-            </w:pPr>
-            <w:r>
-              <w:rPr>
-                <w:rFonts w:ascii="Arial" w:hAnsi="Arial"/>
-                <w:color w:val="1A1A1A"/>
-                <w:sz w:val="19"/>
-              </w:rPr>
-              <w:t>I</w:t>
-            </w:r>
-            <w:r>
-              <w:rPr>
-                <w:rFonts w:ascii="Arial" w:hAnsi="Arial"/>
-                <w:color w:val="1A1A1A"/>
-                <w:sz w:val="19"/>
-              </w:rPr>
-              <w:t>nt</w:t>
-            </w:r>
-          </w:p>
-        </w:tc>
-        <w:tc>
-          <w:tcPr>
-            <w:tcW w:w="7200" w:type="dxa"/>
-            <w:shd w:val="clear" w:color="auto" w:fill="F0F4F9"/>
-            <w:vAlign w:val="center"/>
-          </w:tcPr>
-          <w:p>
-            <w:pPr>
-              <w:spacing w:before="40" w:after="40"/>
-            </w:pPr>
-            <w:r>
-              <w:rPr>
-                <w:rFonts w:ascii="Arial" w:hAnsi="Arial"/>
-                <w:color w:val="1A1A1A"/>
-                <w:sz w:val="19"/>
-              </w:rPr>
-              <w:t>ATTR_CORE only: gap from zone at London open in pts</w:t>
-            </w:r>
-          </w:p>
-        </w:tc>
-      </w:tr>
-      <w:tr>
-        <w:tc>
-          <w:tcPr>
-            <w:tcW w:w="1587" w:type="dxa"/>
-            <w:shd w:val="clear" w:color="auto" w:fill="FFFFFF"/>
-            <w:vAlign w:val="center"/>
-          </w:tcPr>
-          <w:p>
-            <w:pPr>
-              <w:spacing w:before="40" w:after="40"/>
-            </w:pPr>
-            <w:r>
-              <w:rPr>
-                <w:rFonts w:ascii="Arial" w:hAnsi="Arial"/>
-                <w:b/>
-                <w:color w:val="1A1A1A"/>
-                <w:sz w:val="19"/>
-              </w:rPr>
-              <w:t>wave_ext</w:t>
-            </w:r>
-          </w:p>
-        </w:tc>
-        <w:tc>
-          <w:tcPr>
-            <w:tcW w:w="850" w:type="dxa"/>
-            <w:shd w:val="clear" w:color="auto" w:fill="FFFFFF"/>
-            <w:vAlign w:val="center"/>
-          </w:tcPr>
-          <w:p>
-            <w:pPr>
-              <w:spacing w:before="40" w:after="40"/>
-            </w:pPr>
-            <w:r>
-              <w:rPr>
-                <w:rFonts w:ascii="Arial" w:hAnsi="Arial"/>
-                <w:color w:val="1A1A1A"/>
-                <w:sz w:val="19"/>
-              </w:rPr>
-              <w:t>I</w:t>
-            </w:r>
-            <w:r>
-              <w:rPr>
-                <w:rFonts w:ascii="Arial" w:hAnsi="Arial"/>
-                <w:color w:val="1A1A1A"/>
-                <w:sz w:val="19"/>
-              </w:rPr>
-              <w:t>nt</w:t>
-            </w:r>
-          </w:p>
-        </w:tc>
-        <w:tc>
-          <w:tcPr>
-            <w:tcW w:w="7200" w:type="dxa"/>
-            <w:shd w:val="clear" w:color="auto" w:fill="FFFFFF"/>
-            <w:vAlign w:val="center"/>
-          </w:tcPr>
-          <w:p>
-            <w:pPr>
-              <w:spacing w:before="40" w:after="40"/>
-            </w:pPr>
-            <w:r>
-              <w:rPr>
-                <w:rFonts w:ascii="Arial" w:hAnsi="Arial"/>
-                <w:color w:val="1A1A1A"/>
-                <w:sz w:val="19"/>
-              </w:rPr>
-              <w:t>ATTR_CORE only: wave extension since London open in pts</w:t>
-            </w:r>
-          </w:p>
-        </w:tc>
-      </w:tr>
-      <w:tr>
-        <w:tc>
-          <w:tcPr>
-            <w:tcW w:w="1587" w:type="dxa"/>
-            <w:shd w:val="clear" w:color="auto" w:fill="F0F4F9"/>
-            <w:vAlign w:val="center"/>
-          </w:tcPr>
-          <w:p>
-            <w:pPr>
-              <w:spacing w:before="40" w:after="40"/>
-            </w:pPr>
-            <w:r>
-              <w:rPr>
-                <w:rFonts w:ascii="Arial" w:hAnsi="Arial"/>
-                <w:b/>
-                <w:color w:val="1A1A1A"/>
-                <w:sz w:val="19"/>
-              </w:rPr>
-              <w:t>dxy_entry</w:t>
-            </w:r>
-          </w:p>
-        </w:tc>
-        <w:tc>
-          <w:tcPr>
-            <w:tcW w:w="850" w:type="dxa"/>
-            <w:shd w:val="clear" w:color="auto" w:fill="F0F4F9"/>
-            <w:vAlign w:val="center"/>
-          </w:tcPr>
-          <w:p>
-            <w:pPr>
-              <w:spacing w:before="40" w:after="40"/>
-            </w:pPr>
-            <w:r>
-              <w:rPr>
-                <w:rFonts w:ascii="Arial" w:hAnsi="Arial"/>
-                <w:color w:val="1A1A1A"/>
-                <w:sz w:val="19"/>
-              </w:rPr>
-              <w:t>float</w:t>
-            </w:r>
-          </w:p>
-        </w:tc>
-        <w:tc>
-          <w:tcPr>
-            <w:tcW w:w="7200" w:type="dxa"/>
-            <w:shd w:val="clear" w:color="auto" w:fill="F0F4F9"/>
-            <w:vAlign w:val="center"/>
-          </w:tcPr>
-          <w:p>
-            <w:pPr>
-              <w:spacing w:before="40" w:after="40"/>
-            </w:pPr>
-            <w:r>
-              <w:rPr>
-                <w:rFonts w:ascii="Arial" w:hAnsi="Arial"/>
-                <w:color w:val="1A1A1A"/>
-                <w:sz w:val="19"/>
-              </w:rPr>
-              <w:t>DXY price at the time of the signal</w:t>
-            </w:r>
-          </w:p>
-        </w:tc>
-      </w:tr>
-      <w:tr>
-        <w:tc>
-          <w:tcPr>
-            <w:tcW w:w="1587" w:type="dxa"/>
-            <w:shd w:val="clear" w:color="auto" w:fill="FFFFFF"/>
-            <w:vAlign w:val="center"/>
-          </w:tcPr>
-          <w:p>
-            <w:pPr>
-              <w:spacing w:before="40" w:after="40"/>
-            </w:pPr>
-            <w:r>
-              <w:rPr>
-                <w:rFonts w:ascii="Arial" w:hAnsi="Arial"/>
-                <w:b/>
-                <w:color w:val="1A1A1A"/>
-                <w:sz w:val="19"/>
-              </w:rPr>
-              <w:lastRenderedPageBreak/>
-              <w:t>result</w:t>
-            </w:r>
-          </w:p>
-        </w:tc>
-        <w:tc>
-          <w:tcPr>
-            <w:tcW w:w="850" w:type="dxa"/>
-            <w:shd w:val="clear" w:color="auto" w:fill="FFFFFF"/>
-            <w:vAlign w:val="center"/>
-          </w:tcPr>
-          <w:p>
-            <w:pPr>
-              <w:spacing w:before="40" w:after="40"/>
-            </w:pPr>
-            <w:r>
-              <w:rPr>
-                <w:rFonts w:ascii="Arial" w:hAnsi="Arial"/>
-                <w:color w:val="1A1A1A"/>
-                <w:sz w:val="19"/>
-              </w:rPr>
-              <w:t>string</w:t>
-            </w:r>
-          </w:p>
-        </w:tc>
-        <w:tc>
-          <w:tcPr>
-            <w:tcW w:w="7200" w:type="dxa"/>
-            <w:shd w:val="clear" w:color="auto" w:fill="FFFFFF"/>
-            <w:vAlign w:val="center"/>
-          </w:tcPr>
-          <w:p>
-            <w:pPr>
-              <w:spacing w:before="40" w:after="40"/>
-            </w:pPr>
-            <w:r>
-              <w:rPr>
-                <w:rFonts w:ascii="Arial" w:hAnsi="Arial"/>
-                <w:color w:val="1A1A1A"/>
-                <w:sz w:val="19"/>
-              </w:rPr>
-              <w:t>EXIT only: "TP" or "SL"</w:t>
-            </w:r>
-          </w:p>
-        </w:tc>
-      </w:tr>
-      <w:tr>
-        <w:tc>
-          <w:tcPr>
-            <w:tcW w:w="1587" w:type="dxa"/>
-            <w:shd w:val="clear" w:color="auto" w:fill="F0F4F9"/>
-            <w:vAlign w:val="center"/>
-          </w:tcPr>
-          <w:p>
-            <w:pPr>
-              <w:spacing w:before="40" w:after="40"/>
-            </w:pPr>
-            <w:r>
-              <w:rPr>
-                <w:rFonts w:ascii="Arial" w:hAnsi="Arial"/>
-                <w:b/>
-                <w:color w:val="1A1A1A"/>
-                <w:sz w:val="19"/>
-              </w:rPr>
-              <w:t>exit_price</w:t>
-            </w:r>
-          </w:p>
-        </w:tc>
-        <w:tc>
-          <w:tcPr>
-            <w:tcW w:w="850" w:type="dxa"/>
-            <w:shd w:val="clear" w:color="auto" w:fill="F0F4F9"/>
-            <w:vAlign w:val="center"/>
-          </w:tcPr>
-          <w:p>
-            <w:pPr>
-              <w:spacing w:before="40" w:after="40"/>
-            </w:pPr>
-            <w:r>
-              <w:rPr>
-                <w:rFonts w:ascii="Arial" w:hAnsi="Arial"/>
-                <w:color w:val="1A1A1A"/>
-                <w:sz w:val="19"/>
-              </w:rPr>
-              <w:t>float</w:t>
-            </w:r>
-          </w:p>
-        </w:tc>
-        <w:tc>
-          <w:tcPr>
-            <w:tcW w:w="7200" w:type="dxa"/>
-            <w:shd w:val="clear" w:color="auto" w:fill="F0F4F9"/>
-            <w:vAlign w:val="center"/>
-          </w:tcPr>
-          <w:p>
-            <w:pPr>
-              <w:spacing w:before="40" w:after="40"/>
-            </w:pPr>
-            <w:r>
-              <w:rPr>
-                <w:rFonts w:ascii="Arial" w:hAnsi="Arial"/>
-                <w:color w:val="1A1A1A"/>
-                <w:sz w:val="19"/>
-              </w:rPr>
-              <w:t>EXIT only: estimated pair exit price</w:t>
-            </w:r>
-          </w:p>
-        </w:tc>
-      </w:tr>
-      <w:tr>
-        <w:tc>
-          <w:tcPr>
-            <w:tcW w:w="1587" w:type="dxa"/>
-            <w:shd w:val="clear" w:color="auto" w:fill="FFFFFF"/>
-            <w:vAlign w:val="center"/>
-          </w:tcPr>
-          <w:p>
-            <w:pPr>
-              <w:spacing w:before="40" w:after="40"/>
-            </w:pPr>
-            <w:r>
-              <w:rPr>
-                <w:rFonts w:ascii="Arial" w:hAnsi="Arial"/>
-                <w:b/>
-                <w:color w:val="1A1A1A"/>
-                <w:sz w:val="19"/>
-              </w:rPr>
-              <w:t>dxy_exit</w:t>
-            </w:r>
-          </w:p>
-        </w:tc>
-        <w:tc>
-          <w:tcPr>
-            <w:tcW w:w="850" w:type="dxa"/>
-            <w:shd w:val="clear" w:color="auto" w:fill="FFFFFF"/>
-            <w:vAlign w:val="center"/>
-          </w:tcPr>
-          <w:p>
-            <w:pPr>
-              <w:spacing w:before="40" w:after="40"/>
-            </w:pPr>
-            <w:r>
-              <w:rPr>
-                <w:rFonts w:ascii="Arial" w:hAnsi="Arial"/>
-                <w:color w:val="1A1A1A"/>
-                <w:sz w:val="19"/>
-              </w:rPr>
-              <w:t>float</w:t>
-            </w:r>
-          </w:p>
-        </w:tc>
-        <w:tc>
-          <w:tcPr>
-            <w:tcW w:w="7200" w:type="dxa"/>
-            <w:shd w:val="clear" w:color="auto" w:fill="FFFFFF"/>
-            <w:vAlign w:val="center"/>
-          </w:tcPr>
-          <w:p>
-            <w:pPr>
-              <w:spacing w:before="40" w:after="40"/>
-            </w:pPr>
-            <w:r>
-              <w:rPr>
-                <w:rFonts w:ascii="Arial" w:hAnsi="Arial"/>
-                <w:color w:val="1A1A1A"/>
-                <w:sz w:val="19"/>
-              </w:rPr>
-              <w:t>EXIT only: DXY price at exit bar close</w:t>
-            </w:r>
-          </w:p>
-        </w:tc>
-      </w:tr>
-      <w:tr>
-        <w:tc>
-          <w:tcPr>
-            <w:tcW w:w="1587" w:type="dxa"/>
-            <w:shd w:val="clear" w:color="auto" w:fill="F0F4F9"/>
-            <w:vAlign w:val="center"/>
-          </w:tcPr>
-          <w:p>
-            <w:pPr>
-              <w:spacing w:before="40" w:after="40"/>
-            </w:pPr>
-            <w:r>
-              <w:rPr>
-                <w:rFonts w:ascii="Arial" w:hAnsi="Arial"/>
-                <w:b/>
-                <w:color w:val="1A1A1A"/>
-                <w:sz w:val="19"/>
-              </w:rPr>
-              <w:t>time</w:t>
-            </w:r>
-          </w:p>
-        </w:tc>
-        <w:tc>
-          <w:tcPr>
-            <w:tcW w:w="850" w:type="dxa"/>
-            <w:shd w:val="clear" w:color="auto" w:fill="F0F4F9"/>
-            <w:vAlign w:val="center"/>
-          </w:tcPr>
-          <w:p>
-            <w:pPr>
-              <w:spacing w:before="40" w:after="40"/>
-            </w:pPr>
-            <w:r>
-              <w:rPr>
-                <w:rFonts w:ascii="Arial" w:hAnsi="Arial"/>
-                <w:color w:val="1A1A1A"/>
-                <w:sz w:val="19"/>
-              </w:rPr>
-              <w:t>string</w:t>
-            </w:r>
-          </w:p>
-        </w:tc>
-        <w:tc>
-          <w:tcPr>
-            <w:tcW w:w="7200" w:type="dxa"/>
-            <w:shd w:val="clear" w:color="auto" w:fill="F0F4F9"/>
-            <w:vAlign w:val="center"/>
-          </w:tcPr>
-          <w:p>
-            <w:pPr>
-              <w:spacing w:before="40" w:after="40"/>
-            </w:pPr>
-            <w:r>
-              <w:rPr>
-                <w:rFonts w:ascii="Arial" w:hAnsi="Arial"/>
-                <w:color w:val="1A1A1A"/>
-                <w:sz w:val="19"/>
-              </w:rPr>
-              <w:t>UTC timestamp: "yyyy-MM-dd HH:mm"</w:t>
-            </w:r>
-          </w:p>
-        </w:tc>
-      </w:tr>
-    </w:tbl>
-    <w:p>
-      <w:pPr>
-        <w:spacing w:after="80"/>
-      </w:pPr>
-    </w:p>
-    <w:p>
-      <w:pPr>
-        <w:spacing w:before="240" w:after="60"/>
-      </w:pPr>
-      <w:r>
-        <w:rPr>
-          <w:rFonts w:ascii="Arial" w:hAnsi="Arial"/>
-          <w:b/>
-          <w:color w:val="C9A02C"/>
-          <w:sz w:val="26"/>
-        </w:rPr>
-        <w:t>12.4  Automation Platforms</w:t>
-      </w:r>
-    </w:p>
-    <w:p>
-      <w:pPr>
-        <w:spacing w:after="120"/>
-      </w:pPr>
-      <w:r>
-        <w:rPr>
-          <w:rFonts w:ascii="Arial" w:hAnsi="Arial"/>
-          <w:color w:val="1A1A1A"/>
-        </w:rPr>
-        <w:t>The JSON format is compatible with any platform that accepts TradingView webhook payloads. The following are commonly used with this type of setup:</w:t>
-      </w:r>
-    </w:p>
-    <w:tbl>
-      <w:tblPr>
-        <w:tblStyle w:val="TableGrid"/>
-        <w:tblW w:w="0" w:type="auto"/>
-        <w:tblLook w:val="04A0" w:firstRow="1" w:lastRow="0" w:firstColumn="1" w:lastColumn="0" w:noHBand="0" w:noVBand="1"/>
-      </w:tblPr>
-      <w:tblGrid>
-        <w:gridCol w:w="1983"/>
-        <w:gridCol w:w="1982"/>
-        <w:gridCol w:w="5657"/>
-      </w:tblGrid>
-      <w:tr>
-        <w:tc>
-          <w:tcPr>
-            <w:tcW w:w="1984" w:type="dxa"/>
-            <w:shd w:val="clear" w:color="auto" w:fill="1A375E"/>
-            <w:vAlign w:val="center"/>
-          </w:tcPr>
-          <w:p>
-            <w:pPr>
-              <w:spacing w:before="60" w:after="60"/>
-              <w:jc w:val="center"/>
-            </w:pPr>
-            <w:r>
-              <w:rPr>
-                <w:rFonts w:ascii="Arial" w:hAnsi="Arial"/>
-                <w:b/>
-                <w:color w:val="FFFFFF"/>
-                <w:sz w:val="19"/>
-              </w:rPr>
-              <w:t>Platform</w:t>
-            </w:r>
-          </w:p>
-        </w:tc>
-        <w:tc>
-          <w:tcPr>
-            <w:tcW w:w="1984" w:type="dxa"/>
-            <w:shd w:val="clear" w:color="auto" w:fill="1A375E"/>
-            <w:vAlign w:val="center"/>
-          </w:tcPr>
-          <w:p>
-            <w:pPr>
-              <w:spacing w:before="60" w:after="60"/>
-              <w:jc w:val="center"/>
-            </w:pPr>
-            <w:r>
-              <w:rPr>
-                <w:rFonts w:ascii="Arial" w:hAnsi="Arial"/>
-                <w:b/>
-                <w:color w:val="FFFFFF"/>
-                <w:sz w:val="19"/>
-              </w:rPr>
-              <w:t>Use Case</w:t>
-            </w:r>
-          </w:p>
-        </w:tc>
-        <w:tc>
-          <w:tcPr>
-            <w:tcW w:w="5669" w:type="dxa"/>
-            <w:shd w:val="clear" w:color="auto" w:fill="1A375E"/>
-            <w:vAlign w:val="center"/>
-          </w:tcPr>
-          <w:p>
-            <w:pPr>
-              <w:spacing w:before="60" w:after="60"/>
-              <w:jc w:val="center"/>
-            </w:pPr>
-            <w:r>
-              <w:rPr>
-                <w:rFonts w:ascii="Arial" w:hAnsi="Arial"/>
-                <w:b/>
-                <w:color w:val="FFFFFF"/>
-                <w:sz w:val="19"/>
-              </w:rPr>
-              <w:t>How It Uses the JSON</w:t>
-            </w:r>
-          </w:p>
-        </w:tc>
-      </w:tr>
-      <w:tr>
-        <w:tc>
-          <w:tcPr>
-            <w:tcW w:w="1984" w:type="dxa"/>
-            <w:shd w:val="clear" w:color="auto" w:fill="F0F4F9"/>
-            <w:vAlign w:val="center"/>
-          </w:tcPr>
-          <w:p>
-            <w:pPr>
-              <w:spacing w:before="40" w:after="40"/>
-            </w:pPr>
-            <w:r>
-              <w:rPr>
-                <w:rFonts w:ascii="Arial" w:hAnsi="Arial"/>
-                <w:b/>
-                <w:color w:val="1A1A1A"/>
-                <w:sz w:val="19"/>
-              </w:rPr>
-              <w:t>Alertatron</w:t>
-            </w:r>
-            <w:r>
-              <w:rPr>
-                <w:rFonts w:ascii="Arial" w:hAnsi="Arial"/>
-                <w:b/>
-                <w:color w:val="1A1A1A"/>
-                <w:sz w:val="19"/>
-              </w:rPr>
-              <w:br/>
-              <w:t>(alertatron.com)</w:t>
-            </w:r>
-          </w:p>
-        </w:tc>
-        <w:tc>
-          <w:tcPr>
-            <w:tcW w:w="1984" w:type="dxa"/>
-            <w:shd w:val="clear" w:color="auto" w:fill="F0F4F9"/>
-            <w:vAlign w:val="center"/>
-          </w:tcPr>
-          <w:p>
-            <w:pPr>
-              <w:spacing w:before="40" w:after="40"/>
-            </w:pPr>
-            <w:r>
-              <w:rPr>
-                <w:rFonts w:ascii="Arial" w:hAnsi="Arial"/>
-                <w:color w:val="1A1A1A"/>
-                <w:sz w:val="19"/>
-              </w:rPr>
-              <w:t>Automated broker order execution</w:t>
-            </w:r>
-          </w:p>
-        </w:tc>
-        <w:tc>
-          <w:tcPr>
-            <w:tcW w:w="5669" w:type="dxa"/>
-            <w:shd w:val="clear" w:color="auto" w:fill="F0F4F9"/>
-            <w:vAlign w:val="center"/>
-          </w:tcPr>
-          <w:p>
-            <w:pPr>
-              <w:spacing w:before="40" w:after="40"/>
-            </w:pPr>
-            <w:r>
-              <w:rPr>
-                <w:rFonts w:ascii="Arial" w:hAnsi="Arial"/>
-                <w:color w:val="1A1A1A"/>
-                <w:sz w:val="19"/>
-              </w:rPr>
-              <w:t>Parse JSON fields to open/close positions. Map pair_dir to buy/sell. Use sl for stop placement.</w:t>
-            </w:r>
-          </w:p>
-        </w:tc>
-      </w:tr>
-      <w:tr>
-        <w:tc>
-          <w:tcPr>
-            <w:tcW w:w="1984" w:type="dxa"/>
-            <w:shd w:val="clear" w:color="auto" w:fill="FFFFFF"/>
-            <w:vAlign w:val="center"/>
-          </w:tcPr>
-          <w:p>
-            <w:pPr>
-              <w:spacing w:before="40" w:after="40"/>
-            </w:pPr>
-            <w:r>
-              <w:rPr>
-                <w:rFonts w:ascii="Arial" w:hAnsi="Arial"/>
-                <w:b/>
-                <w:color w:val="1A1A1A"/>
-                <w:sz w:val="19"/>
-              </w:rPr>
-              <w:t>3Commas</w:t>
-            </w:r>
-          </w:p>
-        </w:tc>
-        <w:tc>
-          <w:tcPr>
-            <w:tcW w:w="1984" w:type="dxa"/>
-            <w:shd w:val="clear" w:color="auto" w:fill="FFFFFF"/>
-            <w:vAlign w:val="center"/>
-          </w:tcPr>
-          <w:p>
-            <w:pPr>
-              <w:spacing w:before="40" w:after="40"/>
-            </w:pPr>
-            <w:r>
-              <w:rPr>
-                <w:rFonts w:ascii="Arial" w:hAnsi="Arial"/>
-                <w:color w:val="1A1A1A"/>
-                <w:sz w:val="19"/>
-              </w:rPr>
-              <w:t>Bot-based order execution</w:t>
-            </w:r>
-          </w:p>
-        </w:tc>
-        <w:tc>
-          <w:tcPr>
-            <w:tcW w:w="5669" w:type="dxa"/>
-            <w:shd w:val="clear" w:color="auto" w:fill="FFFFFF"/>
-            <w:vAlign w:val="center"/>
-          </w:tcPr>
-          <w:p>
-            <w:pPr>
-              <w:spacing w:before="40" w:after="40"/>
-            </w:pPr>
-            <w:r>
-              <w:rPr>
-                <w:rFonts w:ascii="Arial" w:hAnsi="Arial"/>
-                <w:color w:val="1A1A1A"/>
-                <w:sz w:val="19"/>
-              </w:rPr>
-              <w:t>Receives webhook, can execute trades on connected broker accounts based on parsed signal fields.</w:t>
-            </w:r>
-          </w:p>
-        </w:tc>
-      </w:tr>
-      <w:tr>
-        <w:tc>
-          <w:tcPr>
-            <w:tcW w:w="1984" w:type="dxa"/>
-            <w:shd w:val="clear" w:color="auto" w:fill="F0F4F9"/>
-            <w:vAlign w:val="center"/>
-          </w:tcPr>
-          <w:p>
-            <w:pPr>
-              <w:spacing w:before="40" w:after="40"/>
-            </w:pPr>
-            <w:r>
-              <w:rPr>
-                <w:rFonts w:ascii="Arial" w:hAnsi="Arial"/>
-                <w:b/>
-                <w:color w:val="1A1A1A"/>
-                <w:sz w:val="19"/>
-              </w:rPr>
-              <w:t>Zapier / Make (Integromat)</w:t>
-            </w:r>
-          </w:p>
-        </w:tc>
-        <w:tc>
-          <w:tcPr>
-            <w:tcW w:w="1984" w:type="dxa"/>
-            <w:shd w:val="clear" w:color="auto" w:fill="F0F4F9"/>
-            <w:vAlign w:val="center"/>
-          </w:tcPr>
-          <w:p>
-            <w:pPr>
-              <w:spacing w:before="40" w:after="40"/>
-            </w:pPr>
-            <w:r>
-              <w:rPr>
-                <w:rFonts w:ascii="Arial" w:hAnsi="Arial"/>
-                <w:color w:val="1A1A1A"/>
-                <w:sz w:val="19"/>
-              </w:rPr>
-              <w:t>Trade journalling / spreadsheet</w:t>
-            </w:r>
-          </w:p>
-        </w:tc>
-        <w:tc>
-          <w:tcPr>
-            <w:tcW w:w="5669" w:type="dxa"/>
-            <w:shd w:val="clear" w:color="auto" w:fill="F0F4F9"/>
-            <w:vAlign w:val="center"/>
-          </w:tcPr>
-          <w:p>
-            <w:pPr>
-              <w:spacing w:before="40" w:after="40"/>
-            </w:pPr>
-            <w:r>
-              <w:rPr>
-                <w:rFonts w:ascii="Arial" w:hAnsi="Arial"/>
-                <w:color w:val="1A1A1A"/>
-                <w:sz w:val="19"/>
-              </w:rPr>
-              <w:t>Parse JSON and append rows to Google Sheets, Notion, or Airtable. Captures entry/exit automatically.</w:t>
-            </w:r>
-          </w:p>
-        </w:tc>
-      </w:tr>
-      <w:tr>
-        <w:tc>
-          <w:tcPr>
-            <w:tcW w:w="1984" w:type="dxa"/>
-            <w:shd w:val="clear" w:color="auto" w:fill="FFFFFF"/>
-            <w:vAlign w:val="center"/>
-          </w:tcPr>
-          <w:p>
-            <w:pPr>
-              <w:spacing w:before="40" w:after="40"/>
-            </w:pPr>
-            <w:r>
-              <w:rPr>
-                <w:rFonts w:ascii="Arial" w:hAnsi="Arial"/>
-                <w:b/>
-                <w:color w:val="1A1A1A"/>
-                <w:sz w:val="19"/>
-              </w:rPr>
-              <w:t>Custom webhook receiver</w:t>
-            </w:r>
-          </w:p>
-        </w:tc>
-        <w:tc>
-          <w:tcPr>
-            <w:tcW w:w="1984" w:type="dxa"/>
-            <w:shd w:val="clear" w:color="auto" w:fill="FFFFFF"/>
-            <w:vAlign w:val="center"/>
-          </w:tcPr>
-          <w:p>
-            <w:pPr>
-              <w:spacing w:before="40" w:after="40"/>
-            </w:pPr>
-            <w:r>
-              <w:rPr>
-                <w:rFonts w:ascii="Arial" w:hAnsi="Arial"/>
-                <w:color w:val="1A1A1A"/>
-                <w:sz w:val="19"/>
-              </w:rPr>
-              <w:t>Full control</w:t>
-            </w:r>
-          </w:p>
-        </w:tc>
-        <w:tc>
-          <w:tcPr>
-            <w:tcW w:w="5669" w:type="dxa"/>
-            <w:shd w:val="clear" w:color="auto" w:fill="FFFFFF"/>
-            <w:vAlign w:val="center"/>
-          </w:tcPr>
-          <w:p>
-            <w:pPr>
-              <w:spacing w:before="40" w:after="40"/>
-            </w:pPr>
-            <w:r>
-              <w:rPr>
-                <w:rFonts w:ascii="Arial" w:hAnsi="Arial"/>
-                <w:color w:val="1A1A1A"/>
-                <w:sz w:val="19"/>
-              </w:rPr>
-              <w:t>A simple web server (e.g. Python Flask) can receive the JSON and write to a database, send Slack notifications, or integrate with any broker API.</w:t>
-            </w:r>
-          </w:p>
-        </w:tc>
-      </w:tr>
-    </w:tbl>
-    <w:p>
-      <w:pPr>
-        <w:spacing w:after="80"/>
-      </w:pPr>
-    </w:p>
-    <w:p>
-      <w:pPr>
-        <w:shd w:val="clear" w:color="auto" w:fill="FFF8E7"/>
-        <w:spacing w:before="120" w:after="120"/>
-        <w:ind w:left="283" w:right="283"/>
-      </w:pPr>
-      <w:r>
-        <w:rPr>
-          <w:rFonts w:ascii="Arial" w:hAnsi="Arial"/>
-          <w:i/>
-          <w:color w:val="7A5C10"/>
-          <w:sz w:val="20"/>
-        </w:rPr>
-        <w:t>i  The webhook fires at bar close — there is a ~0–30 second delay between the signal forming and the 15-minute bar closing. If using automation for live execution, ensure your platform can handle this delay gracefully and does not re-try on timeout.</w:t>
-      </w:r>
-    </w:p>
-    <w:p>
-      <w:pPr>
-        <w:spacing w:before="240" w:after="60"/>
-      </w:pPr>
-      <w:r>
-        <w:rPr>
-          <w:rFonts w:ascii="Arial" w:hAnsi="Arial"/>
-          <w:b/>
-          <w:color w:val="C9A02C"/>
-          <w:sz w:val="26"/>
-        </w:rPr>
-        <w:t>12.5  Manual Trade Journal — Recommended Fields</w:t>
-      </w:r>
-    </w:p>
-    <w:p>
-      <w:pPr>
-        <w:spacing w:after="120"/>
-      </w:pPr>
-      <w:r>
-        <w:rPr>
-          <w:rFonts w:ascii="Arial" w:hAnsi="Arial"/>
-          <w:color w:val="1A1A1A"/>
-        </w:rPr>
-        <w:t>Even without a webhook endpoint, the chart labels in DXYPairLevels.pine show all key trade data at bar close. The following fields are recommended for a manual trade journal:</w:t>
-      </w:r>
-    </w:p>
-    <w:p>
-      <w:pPr>
-        <w:spacing w:before="160" w:after="40"/>
-      </w:pPr>
-      <w:r>
-        <w:rPr>
-          <w:rFonts w:ascii="Arial" w:hAnsi="Arial"/>
-          <w:b/>
-          <w:color w:val="1A375E"/>
-        </w:rPr>
-        <w:t>At entry — record these fields</w:t>
-      </w:r>
-    </w:p>
-    <w:tbl>
-      <w:tblPr>
-        <w:tblStyle w:val="TableGrid"/>
-        <w:tblW w:w="0" w:type="auto"/>
-        <w:tblLook w:val="04A0" w:firstRow="1" w:lastRow="0" w:firstColumn="1" w:lastColumn="0" w:noHBand="0" w:noVBand="1"/>
-      </w:tblPr>
-      <w:tblGrid>
-        <w:gridCol w:w="2264"/>
-        <w:gridCol w:w="4244"/>
-        <w:gridCol w:w="3114"/>
-      </w:tblGrid>
-      <w:tr>
-        <w:tc>
-          <w:tcPr>
-            <w:tcW w:w="2268" w:type="dxa"/>
-            <w:shd w:val="clear" w:color="auto" w:fill="1A375E"/>
-            <w:vAlign w:val="center"/>
-          </w:tcPr>
-          <w:p>
-            <w:pPr>
-              <w:spacing w:before="60" w:after="60"/>
-              <w:jc w:val="center"/>
-            </w:pPr>
-            <w:r>
-              <w:rPr>
-                <w:rFonts w:ascii="Arial" w:hAnsi="Arial"/>
-                <w:b/>
-                <w:color w:val="FFFFFF"/>
-                <w:sz w:val="19"/>
-              </w:rPr>
-              <w:t>Field</w:t>
-            </w:r>
-          </w:p>
-        </w:tc>
-        <w:tc>
-          <w:tcPr>
-            <w:tcW w:w="4252" w:type="dxa"/>
-            <w:shd w:val="clear" w:color="auto" w:fill="1A375E"/>
-            <w:vAlign w:val="center"/>
-          </w:tcPr>
-          <w:p>
-            <w:pPr>
-              <w:spacing w:before="60" w:after="60"/>
-              <w:jc w:val="center"/>
-            </w:pPr>
-            <w:r>
-              <w:rPr>
-                <w:rFonts w:ascii="Arial" w:hAnsi="Arial"/>
-                <w:b/>
-                <w:color w:val="FFFFFF"/>
-                <w:sz w:val="19"/>
-              </w:rPr>
-              <w:t>Where to Find It</w:t>
-            </w:r>
-          </w:p>
-        </w:tc>
-        <w:tc>
-          <w:tcPr>
-            <w:tcW w:w="3118" w:type="dxa"/>
-            <w:shd w:val="clear" w:color="auto" w:fill="1A375E"/>
-            <w:vAlign w:val="center"/>
-          </w:tcPr>
-          <w:p>
-            <w:pPr>
-              <w:spacing w:before="60" w:after="60"/>
-              <w:jc w:val="center"/>
-            </w:pPr>
-            <w:r>
-              <w:rPr>
-                <w:rFonts w:ascii="Arial" w:hAnsi="Arial"/>
-                <w:b/>
-                <w:color w:val="FFFFFF"/>
-                <w:sz w:val="19"/>
-              </w:rPr>
-              <w:t>Example</w:t>
-            </w:r>
-          </w:p>
-        </w:tc>
-      </w:tr>
-      <w:tr>
-        <w:tc>
-          <w:tcPr>
-            <w:tcW w:w="2268" w:type="dxa"/>
-            <w:shd w:val="clear" w:color="auto" w:fill="F0F4F9"/>
-            <w:vAlign w:val="center"/>
-          </w:tcPr>
-          <w:p>
-            <w:pPr>
-              <w:spacing w:before="40" w:after="40"/>
-            </w:pPr>
-            <w:r>
-              <w:rPr>
-                <w:rFonts w:ascii="Arial" w:hAnsi="Arial"/>
-                <w:b/>
-                <w:color w:val="1A1A1A"/>
-                <w:sz w:val="19"/>
-              </w:rPr>
-              <w:t>Date / Time (UTC)</w:t>
-            </w:r>
-          </w:p>
-        </w:tc>
-        <w:tc>
-          <w:tcPr>
-            <w:tcW w:w="4252" w:type="dxa"/>
-            <w:shd w:val="clear" w:color="auto" w:fill="F0F4F9"/>
-            <w:vAlign w:val="center"/>
-          </w:tcPr>
-          <w:p>
-            <w:pPr>
-              <w:spacing w:before="40" w:after="40"/>
-            </w:pPr>
-            <w:r>
-              <w:rPr>
-                <w:rFonts w:ascii="Arial" w:hAnsi="Arial"/>
-                <w:color w:val="1A1A1A"/>
-                <w:sz w:val="19"/>
-              </w:rPr>
-              <w:t>Chart bar timestamp</w:t>
-            </w:r>
-          </w:p>
-        </w:tc>
-        <w:tc>
-          <w:tcPr>
-            <w:tcW w:w="3118" w:type="dxa"/>
-            <w:shd w:val="clear" w:color="auto" w:fill="F0F4F9"/>
-            <w:vAlign w:val="center"/>
-          </w:tcPr>
-          <w:p>
-            <w:pPr>
-              <w:spacing w:before="40" w:after="40"/>
-            </w:pPr>
-            <w:r>
-              <w:rPr>
-                <w:rFonts w:ascii="Arial" w:hAnsi="Arial"/>
-                <w:color w:val="1A1A1A"/>
-                <w:sz w:val="19"/>
-              </w:rPr>
-              <w:t>2026-05-15 09:15</w:t>
-            </w:r>
-          </w:p>
-        </w:tc>
-      </w:tr>
-      <w:tr>
-        <w:tc>
-          <w:tcPr>
-            <w:tcW w:w="2268" w:type="dxa"/>
-            <w:shd w:val="clear" w:color="auto" w:fill="FFFFFF"/>
-            <w:vAlign w:val="center"/>
-          </w:tcPr>
-          <w:p>
-            <w:pPr>
-              <w:spacing w:before="40" w:after="40"/>
-            </w:pPr>
-            <w:r>
-              <w:rPr>
-                <w:rFonts w:ascii="Arial" w:hAnsi="Arial"/>
-                <w:b/>
-                <w:color w:val="1A1A1A"/>
-                <w:sz w:val="19"/>
-              </w:rPr>
-              <w:t>Pair</w:t>
-            </w:r>
-          </w:p>
-        </w:tc>
-        <w:tc>
-          <w:tcPr>
-            <w:tcW w:w="4252" w:type="dxa"/>
-            <w:shd w:val="clear" w:color="auto" w:fill="FFFFFF"/>
-            <w:vAlign w:val="center"/>
-          </w:tcPr>
-          <w:p>
-            <w:pPr>
-              <w:spacing w:before="40" w:after="40"/>
-            </w:pPr>
-            <w:r>
-              <w:rPr>
-                <w:rFonts w:ascii="Arial" w:hAnsi="Arial"/>
-                <w:color w:val="1A1A1A"/>
-                <w:sz w:val="19"/>
-              </w:rPr>
-              <w:t>Chart symbol</w:t>
-            </w:r>
-          </w:p>
-        </w:tc>
-        <w:tc>
-          <w:tcPr>
-            <w:tcW w:w="3118" w:type="dxa"/>
-            <w:shd w:val="clear" w:color="auto" w:fill="FFFFFF"/>
-            <w:vAlign w:val="center"/>
-          </w:tcPr>
-          <w:p>
-            <w:pPr>
-              <w:spacing w:before="40" w:after="40"/>
-            </w:pPr>
-            <w:r>
-              <w:rPr>
-                <w:rFonts w:ascii="Arial" w:hAnsi="Arial"/>
-                <w:color w:val="1A1A1A"/>
-                <w:sz w:val="19"/>
-              </w:rPr>
-              <w:t>EURUSD</w:t>
-            </w:r>
-          </w:p>
-        </w:tc>
-      </w:tr>
-      <w:tr>
-        <w:tc>
-          <w:tcPr>
-            <w:tcW w:w="2268" w:type="dxa"/>
-            <w:shd w:val="clear" w:color="auto" w:fill="F0F4F9"/>
-            <w:vAlign w:val="center"/>
-          </w:tcPr>
-          <w:p>
-            <w:pPr>
-              <w:spacing w:before="40" w:after="40"/>
-            </w:pPr>
-            <w:r>
-              <w:rPr>
-                <w:rFonts w:ascii="Arial" w:hAnsi="Arial"/>
-                <w:b/>
-                <w:color w:val="1A1A1A"/>
-                <w:sz w:val="19"/>
-              </w:rPr>
-              <w:t>Signal Type</w:t>
-            </w:r>
-          </w:p>
-        </w:tc>
-        <w:tc>
-          <w:tcPr>
-            <w:tcW w:w="4252" w:type="dxa"/>
-            <w:shd w:val="clear" w:color="auto" w:fill="F0F4F9"/>
-            <w:vAlign w:val="center"/>
-          </w:tcPr>
-          <w:p>
-            <w:pPr>
-              <w:spacing w:before="40" w:after="40"/>
-            </w:pPr>
-            <w:r>
-              <w:rPr>
-                <w:rFonts w:ascii="Arial" w:hAnsi="Arial"/>
-                <w:color w:val="1A1A1A"/>
-                <w:sz w:val="19"/>
-              </w:rPr>
-              <w:t>Label on pair chart (GAP_REJ / REV / LON_ATTR / ATTR_CORE)</w:t>
-            </w:r>
-          </w:p>
-        </w:tc>
-        <w:tc>
-          <w:tcPr>
-            <w:tcW w:w="3118" w:type="dxa"/>
-            <w:shd w:val="clear" w:color="auto" w:fill="F0F4F9"/>
-            <w:vAlign w:val="center"/>
-          </w:tcPr>
-          <w:p>
-            <w:pPr>
-              <w:spacing w:before="40" w:after="40"/>
-            </w:pPr>
-            <w:r>
-              <w:rPr>
-                <w:rFonts w:ascii="Arial" w:hAnsi="Arial"/>
-                <w:color w:val="1A1A1A"/>
-                <w:sz w:val="19"/>
-              </w:rPr>
-              <w:t>GAP_REJ_LONG</w:t>
-            </w:r>
-          </w:p>
-        </w:tc>
-      </w:tr>
-      <w:tr>
-        <w:tc>
-          <w:tcPr>
-            <w:tcW w:w="2268" w:type="dxa"/>
-            <w:shd w:val="clear" w:color="auto" w:fill="FFFFFF"/>
-            <w:vAlign w:val="center"/>
-          </w:tcPr>
-          <w:p>
-            <w:pPr>
-              <w:spacing w:before="40" w:after="40"/>
-            </w:pPr>
-            <w:r>
-              <w:rPr>
-                <w:rFonts w:ascii="Arial" w:hAnsi="Arial"/>
-                <w:b/>
-                <w:color w:val="1A1A1A"/>
-                <w:sz w:val="19"/>
-              </w:rPr>
-              <w:t>Direction</w:t>
-            </w:r>
-          </w:p>
-        </w:tc>
-        <w:tc>
-          <w:tcPr>
-            <w:tcW w:w="4252" w:type="dxa"/>
-            <w:shd w:val="clear" w:color="auto" w:fill="FFFFFF"/>
-            <w:vAlign w:val="center"/>
-          </w:tcPr>
-          <w:p>
-            <w:pPr>
-              <w:spacing w:before="40" w:after="40"/>
-            </w:pPr>
-            <w:r>
-              <w:rPr>
-                <w:rFonts w:ascii="Arial" w:hAnsi="Arial"/>
-                <w:color w:val="1A1A1A"/>
-                <w:sz w:val="19"/>
-              </w:rPr>
-              <w:t>Label on pair chart (LONG / SHORT)</w:t>
-            </w:r>
-          </w:p>
-        </w:tc>
-        <w:tc>
-          <w:tcPr>
-            <w:tcW w:w="3118" w:type="dxa"/>
-            <w:shd w:val="clear" w:color="auto" w:fill="FFFFFF"/>
-            <w:vAlign w:val="center"/>
-          </w:tcPr>
-          <w:p>
-            <w:pPr>
-              <w:spacing w:before="40" w:after="40"/>
-            </w:pPr>
-            <w:r>
-              <w:rPr>
-                <w:rFonts w:ascii="Arial" w:hAnsi="Arial"/>
-                <w:color w:val="1A1A1A"/>
-                <w:sz w:val="19"/>
-              </w:rPr>
-              <w:t>LONG</w:t>
-            </w:r>
-          </w:p>
-        </w:tc>
-      </w:tr>
-      <w:tr>
-        <w:tc>
-          <w:tcPr>
-            <w:tcW w:w="2268" w:type="dxa"/>
-            <w:shd w:val="clear" w:color="auto" w:fill="F0F4F9"/>
-            <w:vAlign w:val="center"/>
-          </w:tcPr>
-          <w:p>
-            <w:pPr>
-              <w:spacing w:before="40" w:after="40"/>
-            </w:pPr>
-            <w:r>
-              <w:rPr>
-                <w:rFonts w:ascii="Arial" w:hAnsi="Arial"/>
-                <w:b/>
-                <w:color w:val="1A1A1A"/>
-                <w:sz w:val="19"/>
-              </w:rPr>
-              <w:t>DXY Entry Price</w:t>
-            </w:r>
-          </w:p>
-        </w:tc>
-        <w:tc>
-          <w:tcPr>
-            <w:tcW w:w="4252" w:type="dxa"/>
-            <w:shd w:val="clear" w:color="auto" w:fill="F0F4F9"/>
-            <w:vAlign w:val="center"/>
-          </w:tcPr>
-          <w:p>
-            <w:pPr>
-              <w:spacing w:before="40" w:after="40"/>
-            </w:pPr>
-            <w:r>
-              <w:rPr>
-                <w:rFonts w:ascii="Arial" w:hAnsi="Arial"/>
-                <w:color w:val="1A1A1A"/>
-                <w:sz w:val="19"/>
-              </w:rPr>
-              <w:t>DXY chart — close of signal bar</w:t>
-            </w:r>
-          </w:p>
-        </w:tc>
-        <w:tc>
-          <w:tcPr>
-            <w:tcW w:w="3118" w:type="dxa"/>
-            <w:shd w:val="clear" w:color="auto" w:fill="F0F4F9"/>
-            <w:vAlign w:val="center"/>
-          </w:tcPr>
-          <w:p>
-            <w:pPr>
-              <w:spacing w:before="40" w:after="40"/>
-            </w:pPr>
-            <w:r>
-              <w:rPr>
-                <w:rFonts w:ascii="Arial" w:hAnsi="Arial"/>
-                <w:color w:val="1A1A1A"/>
-                <w:sz w:val="19"/>
-              </w:rPr>
-              <w:t>103.25</w:t>
-            </w:r>
-          </w:p>
-        </w:tc>
-      </w:tr>
-      <w:tr>
-        <w:tc>
-          <w:tcPr>
-            <w:tcW w:w="2268" w:type="dxa"/>
-            <w:shd w:val="clear" w:color="auto" w:fill="FFFFFF"/>
-            <w:vAlign w:val="center"/>
-          </w:tcPr>
-          <w:p>
-            <w:pPr>
-              <w:spacing w:before="40" w:after="40"/>
-            </w:pPr>
-            <w:r>
-              <w:rPr>
-                <w:rFonts w:ascii="Arial" w:hAnsi="Arial"/>
-                <w:b/>
-                <w:color w:val="1A1A1A"/>
-                <w:sz w:val="19"/>
-              </w:rPr>
-              <w:t>Pair Entry Price</w:t>
-            </w:r>
-          </w:p>
-        </w:tc>
-        <w:tc>
-          <w:tcPr>
-            <w:tcW w:w="4252" w:type="dxa"/>
-            <w:shd w:val="clear" w:color="auto" w:fill="FFFFFF"/>
-            <w:vAlign w:val="center"/>
-          </w:tcPr>
-          <w:p>
-            <w:pPr>
-              <w:spacing w:before="40" w:after="40"/>
-            </w:pPr>
-            <w:r>
-              <w:rPr>
-                <w:rFonts w:ascii="Arial" w:hAnsi="Arial"/>
-                <w:color w:val="1A1A1A"/>
-                <w:sz w:val="19"/>
-              </w:rPr>
-              <w:t>Pair chart — close of signal bar</w:t>
-            </w:r>
-          </w:p>
-        </w:tc>
-        <w:tc>
-          <w:tcPr>
-            <w:tcW w:w="3118" w:type="dxa"/>
-            <w:shd w:val="clear" w:color="auto" w:fill="FFFFFF"/>
-            <w:vAlign w:val="center"/>
-          </w:tcPr>
-          <w:p>
-            <w:pPr>
-              <w:spacing w:before="40" w:after="40"/>
-            </w:pPr>
-            <w:r>
-              <w:rPr>
-                <w:rFonts w:ascii="Arial" w:hAnsi="Arial"/>
-                <w:color w:val="1A1A1A"/>
-                <w:sz w:val="19"/>
-              </w:rPr>
-              <w:t>1.08500</w:t>
-            </w:r>
-          </w:p>
-        </w:tc>
-      </w:tr>
-      <w:tr>
-        <w:tc>
-          <w:tcPr>
-            <w:tcW w:w="2268" w:type="dxa"/>
-            <w:shd w:val="clear" w:color="auto" w:fill="F0F4F9"/>
-            <w:vAlign w:val="center"/>
-          </w:tcPr>
-          <w:p>
-            <w:pPr>
-              <w:spacing w:before="40" w:after="40"/>
-            </w:pPr>
-            <w:r>
-              <w:rPr>
-                <w:rFonts w:ascii="Arial" w:hAnsi="Arial"/>
-                <w:b/>
-                <w:color w:val="1A1A1A"/>
-                <w:sz w:val="19"/>
-              </w:rPr>
-              <w:t>DXY SL pts</w:t>
-            </w:r>
-          </w:p>
-        </w:tc>
-        <w:tc>
-          <w:tcPr>
-            <w:tcW w:w="4252" w:type="dxa"/>
-            <w:shd w:val="clear" w:color="auto" w:fill="F0F4F9"/>
-            <w:vAlign w:val="center"/>
-          </w:tcPr>
-          <w:p>
-            <w:pPr>
-              <w:spacing w:before="40" w:after="40"/>
-            </w:pPr>
-            <w:r>
-              <w:rPr>
-                <w:rFonts w:ascii="Arial" w:hAnsi="Arial"/>
-                <w:color w:val="1A1A1A"/>
-                <w:sz w:val="19"/>
-              </w:rPr>
-              <w:t>Label on pair chart — sl_pts field</w:t>
-            </w:r>
-          </w:p>
-        </w:tc>
-        <w:tc>
-          <w:tcPr>
-            <w:tcW w:w="3118" w:type="dxa"/>
-            <w:shd w:val="clear" w:color="auto" w:fill="F0F4F9"/>
-            <w:vAlign w:val="center"/>
-          </w:tcPr>
-          <w:p>
-            <w:pPr>
-              <w:spacing w:before="40" w:after="40"/>
-            </w:pPr>
-            <w:r>
-              <w:rPr>
-                <w:rFonts w:ascii="Arial" w:hAnsi="Arial"/>
-                <w:color w:val="1A1A1A"/>
-                <w:sz w:val="19"/>
-              </w:rPr>
-              <w:t>150 pts</w:t>
-            </w:r>
-          </w:p>
-        </w:tc>
-      </w:tr>
-      <w:tr>
-        <w:tc>
-          <w:tcPr>
-            <w:tcW w:w="2268" w:type="dxa"/>
-            <w:shd w:val="clear" w:color="auto" w:fill="FFFFFF"/>
-            <w:vAlign w:val="center"/>
-          </w:tcPr>
-          <w:p>
-            <w:pPr>
-              <w:spacing w:before="40" w:after="40"/>
-            </w:pPr>
-            <w:r>
-              <w:rPr>
-                <w:rFonts w:ascii="Arial" w:hAnsi="Arial"/>
-                <w:b/>
-                <w:color w:val="1A1A1A"/>
-                <w:sz w:val="19"/>
-              </w:rPr>
-              <w:t>Pair SL Price</w:t>
-            </w:r>
-          </w:p>
-        </w:tc>
-        <w:tc>
-          <w:tcPr>
-            <w:tcW w:w="4252" w:type="dxa"/>
-            <w:shd w:val="clear" w:color="auto" w:fill="FFFFFF"/>
-            <w:vAlign w:val="center"/>
-          </w:tcPr>
-          <w:p>
-            <w:pPr>
-              <w:spacing w:before="40" w:after="40"/>
-            </w:pPr>
-            <w:r>
-              <w:rPr>
-                <w:rFonts w:ascii="Arial" w:hAnsi="Arial"/>
-                <w:color w:val="1A1A1A"/>
-                <w:sz w:val="19"/>
-              </w:rPr>
-              <w:t>Red dashed line on DXYPairLevels chart</w:t>
-            </w:r>
-          </w:p>
-        </w:tc>
-        <w:tc>
-          <w:tcPr>
-            <w:tcW w:w="3118" w:type="dxa"/>
-            <w:shd w:val="clear" w:color="auto" w:fill="FFFFFF"/>
-            <w:vAlign w:val="center"/>
-          </w:tcPr>
-          <w:p>
-            <w:pPr>
-              <w:spacing w:before="40" w:after="40"/>
-            </w:pPr>
-            <w:r>
-              <w:rPr>
-                <w:rFonts w:ascii="Arial" w:hAnsi="Arial"/>
-                <w:color w:val="1A1A1A"/>
-                <w:sz w:val="19"/>
-              </w:rPr>
-              <w:t>1.08350</w:t>
-            </w:r>
-          </w:p>
-        </w:tc>
-      </w:tr>
-      <w:tr>
-        <w:tc>
-          <w:tcPr>
-            <w:tcW w:w="2268" w:type="dxa"/>
-            <w:shd w:val="clear" w:color="auto" w:fill="F0F4F9"/>
-            <w:vAlign w:val="center"/>
-          </w:tcPr>
-          <w:p>
-            <w:pPr>
-              <w:spacing w:before="40" w:after="40"/>
-            </w:pPr>
-            <w:r>
-              <w:rPr>
-                <w:rFonts w:ascii="Arial" w:hAnsi="Arial"/>
-                <w:b/>
-                <w:color w:val="1A1A1A"/>
-                <w:sz w:val="19"/>
-              </w:rPr>
-              <w:t>Estimated Pair TP</w:t>
-            </w:r>
-          </w:p>
-        </w:tc>
-        <w:tc>
-          <w:tcPr>
-            <w:tcW w:w="4252" w:type="dxa"/>
-            <w:shd w:val="clear" w:color="auto" w:fill="F0F4F9"/>
-            <w:vAlign w:val="center"/>
-          </w:tcPr>
-          <w:p>
-            <w:pPr>
-              <w:spacing w:before="40" w:after="40"/>
-            </w:pPr>
-            <w:r>
-              <w:rPr>
-                <w:rFonts w:ascii="Arial" w:hAnsi="Arial"/>
-                <w:color w:val="1A1A1A"/>
-                <w:sz w:val="19"/>
-              </w:rPr>
-              <w:t>Green dashed line on DXYPairLevels chart</w:t>
-            </w:r>
-          </w:p>
-        </w:tc>
-        <w:tc>
-          <w:tcPr>
-            <w:tcW w:w="3118" w:type="dxa"/>
-            <w:shd w:val="clear" w:color="auto" w:fill="F0F4F9"/>
-            <w:vAlign w:val="center"/>
-          </w:tcPr>
-          <w:p>
-            <w:pPr>
-              <w:spacing w:before="40" w:after="40"/>
-            </w:pPr>
-            <w:r>
-              <w:rPr>
-                <w:rFonts w:ascii="Arial" w:hAnsi="Arial"/>
-                <w:color w:val="1A1A1A"/>
-                <w:sz w:val="19"/>
-              </w:rPr>
-              <w:t>1.08650</w:t>
-            </w:r>
-          </w:p>
-        </w:tc>
-      </w:tr>
-      <w:tr>
-        <w:tc>
-          <w:tcPr>
-            <w:tcW w:w="2268" w:type="dxa"/>
-            <w:shd w:val="clear" w:color="auto" w:fill="FFFFFF"/>
-            <w:vAlign w:val="center"/>
-          </w:tcPr>
-          <w:p>
-            <w:pPr>
-              <w:spacing w:before="40" w:after="40"/>
-            </w:pPr>
-            <w:r>
-              <w:rPr>
-                <w:rFonts w:ascii="Arial" w:hAnsi="Arial"/>
-                <w:b/>
-                <w:color w:val="1A1A1A"/>
-                <w:sz w:val="19"/>
-              </w:rPr>
-              <w:t>4H BB Status</w:t>
-            </w:r>
-          </w:p>
-        </w:tc>
-        <w:tc>
-          <w:tcPr>
-            <w:tcW w:w="4252" w:type="dxa"/>
-            <w:shd w:val="clear" w:color="auto" w:fill="FFFFFF"/>
-            <w:vAlign w:val="center"/>
-          </w:tcPr>
-          <w:p>
-            <w:pPr>
-              <w:spacing w:before="40" w:after="40"/>
-            </w:pPr>
-            <w:r>
-              <w:rPr>
-                <w:rFonts w:ascii="Arial" w:hAnsi="Arial"/>
-                <w:color w:val="1A1A1A"/>
-                <w:sz w:val="19"/>
-              </w:rPr>
-              <w:t>Orange background = flat; no background = trending</w:t>
-            </w:r>
-          </w:p>
-        </w:tc>
-        <w:tc>
-          <w:tcPr>
-            <w:tcW w:w="3118" w:type="dxa"/>
-            <w:shd w:val="clear" w:color="auto" w:fill="FFFFFF"/>
-            <w:vAlign w:val="center"/>
-          </w:tcPr>
-          <w:p>
-            <w:pPr>
-              <w:spacing w:before="40" w:after="40"/>
-            </w:pPr>
-            <w:r>
-              <w:rPr>
-                <w:rFonts w:ascii="Arial" w:hAnsi="Arial"/>
-                <w:color w:val="1A1A1A"/>
-                <w:sz w:val="19"/>
-              </w:rPr>
-              <w:t>Flat</w:t>
-            </w:r>
-          </w:p>
-        </w:tc>
-      </w:tr>
-      <w:tr>
-        <w:tc>
-          <w:tcPr>
-            <w:tcW w:w="2268" w:type="dxa"/>
-            <w:shd w:val="clear" w:color="auto" w:fill="F0F4F9"/>
-            <w:vAlign w:val="center"/>
-          </w:tcPr>
-          <w:p>
-            <w:pPr>
-              <w:spacing w:before="40" w:after="40"/>
-            </w:pPr>
-            <w:r>
-              <w:rPr>
-                <w:rFonts w:ascii="Arial" w:hAnsi="Arial"/>
-                <w:b/>
-                <w:color w:val="1A1A1A"/>
-                <w:sz w:val="19"/>
-              </w:rPr>
-              <w:t>Gap Size (if ATTR)</w:t>
-            </w:r>
-          </w:p>
-        </w:tc>
-        <w:tc>
-          <w:tcPr>
-            <w:tcW w:w="4252" w:type="dxa"/>
-            <w:shd w:val="clear" w:color="auto" w:fill="F0F4F9"/>
-            <w:vAlign w:val="center"/>
-          </w:tcPr>
-          <w:p>
-            <w:pPr>
-              <w:spacing w:before="40" w:after="40"/>
-            </w:pPr>
-            <w:r>
-              <w:rPr>
-                <w:rFonts w:ascii="Arial" w:hAnsi="Arial"/>
-                <w:color w:val="1A1A1A"/>
-                <w:sz w:val="19"/>
-              </w:rPr>
-              <w:t>Label on pair chart — gap pts field</w:t>
-            </w:r>
-          </w:p>
-        </w:tc>
-        <w:tc>
-          <w:tcPr>
-            <w:tcW w:w="3118" w:type="dxa"/>
-            <w:shd w:val="clear" w:color="auto" w:fill="F0F4F9"/>
-            <w:vAlign w:val="center"/>
-          </w:tcPr>
-          <w:p>
-            <w:pPr>
-              <w:spacing w:before="40" w:after="40"/>
-            </w:pPr>
-            <w:r>
-              <w:rPr>
-                <w:rFonts w:ascii="Arial" w:hAnsi="Arial"/>
-                <w:color w:val="1A1A1A"/>
-                <w:sz w:val="19"/>
-              </w:rPr>
-              <w:t>95 pts</w:t>
-            </w:r>
-          </w:p>
-        </w:tc>
-      </w:tr>
-    </w:tbl>
-    <w:p>
-      <w:pPr>
-        <w:spacing w:after="80"/>
-      </w:pPr>
-    </w:p>
-    <w:p>
-      <w:pPr>
-        <w:spacing w:before="160" w:after="40"/>
-      </w:pPr>
-      <w:r>
-        <w:rPr>
-          <w:rFonts w:ascii="Arial" w:hAnsi="Arial"/>
-          <w:b/>
-          <w:color w:val="1A375E"/>
-        </w:rPr>
-        <w:t>At exit — add these fields</w:t>
-      </w:r>
-    </w:p>
-    <w:tbl>
-      <w:tblPr>
-        <w:tblStyle w:val="TableGrid"/>
-        <w:tblW w:w="0" w:type="auto"/>
-        <w:tblLook w:val="04A0" w:firstRow="1" w:lastRow="0" w:firstColumn="1" w:lastColumn="0" w:noHBand="0" w:noVBand="1"/>
-      </w:tblPr>
-      <w:tblGrid>
-        <w:gridCol w:w="2265"/>
-        <w:gridCol w:w="4244"/>
-        <w:gridCol w:w="3113"/>
-      </w:tblGrid>
-      <w:tr>
-        <w:tc>
-          <w:tcPr>
-            <w:tcW w:w="2268" w:type="dxa"/>
-            <w:shd w:val="clear" w:color="auto" w:fill="1A375E"/>
-            <w:vAlign w:val="center"/>
-          </w:tcPr>
-          <w:p>
-            <w:pPr>
-              <w:spacing w:before="60" w:after="60"/>
-              <w:jc w:val="center"/>
-            </w:pPr>
-            <w:r>
-              <w:rPr>
-                <w:rFonts w:ascii="Arial" w:hAnsi="Arial"/>
-                <w:b/>
-                <w:color w:val="FFFFFF"/>
-                <w:sz w:val="19"/>
-              </w:rPr>
-              <w:lastRenderedPageBreak/>
-              <w:t>Field</w:t>
-            </w:r>
-          </w:p>
-        </w:tc>
-        <w:tc>
-          <w:tcPr>
-            <w:tcW w:w="4252" w:type="dxa"/>
-            <w:shd w:val="clear" w:color="auto" w:fill="1A375E"/>
-            <w:vAlign w:val="center"/>
-          </w:tcPr>
-          <w:p>
-            <w:pPr>
-              <w:spacing w:before="60" w:after="60"/>
-              <w:jc w:val="center"/>
-            </w:pPr>
-            <w:r>
-              <w:rPr>
-                <w:rFonts w:ascii="Arial" w:hAnsi="Arial"/>
-                <w:b/>
-                <w:color w:val="FFFFFF"/>
-                <w:sz w:val="19"/>
-              </w:rPr>
-              <w:t>Where to Find It</w:t>
-            </w:r>
-          </w:p>
-        </w:tc>
-        <w:tc>
-          <w:tcPr>
-            <w:tcW w:w="3118" w:type="dxa"/>
-            <w:shd w:val="clear" w:color="auto" w:fill="1A375E"/>
-            <w:vAlign w:val="center"/>
-          </w:tcPr>
-          <w:p>
-            <w:pPr>
-              <w:spacing w:before="60" w:after="60"/>
-              <w:jc w:val="center"/>
-            </w:pPr>
-            <w:r>
-              <w:rPr>
-                <w:rFonts w:ascii="Arial" w:hAnsi="Arial"/>
-                <w:b/>
-                <w:color w:val="FFFFFF"/>
-                <w:sz w:val="19"/>
-              </w:rPr>
-              <w:t>Example</w:t>
-            </w:r>
-          </w:p>
-        </w:tc>
-      </w:tr>
-      <w:tr>
-        <w:tc>
-          <w:tcPr>
-            <w:tcW w:w="2268" w:type="dxa"/>
-            <w:shd w:val="clear" w:color="auto" w:fill="F0F4F9"/>
-            <w:vAlign w:val="center"/>
-          </w:tcPr>
-          <w:p>
-            <w:pPr>
-              <w:spacing w:before="40" w:after="40"/>
-            </w:pPr>
-            <w:r>
-              <w:rPr>
-                <w:rFonts w:ascii="Arial" w:hAnsi="Arial"/>
-                <w:b/>
-                <w:color w:val="1A1A1A"/>
-                <w:sz w:val="19"/>
-              </w:rPr>
-              <w:t>Exit Date / Time (UTC)</w:t>
-            </w:r>
-          </w:p>
-        </w:tc>
-        <w:tc>
-          <w:tcPr>
-            <w:tcW w:w="4252" w:type="dxa"/>
-            <w:shd w:val="clear" w:color="auto" w:fill="F0F4F9"/>
-            <w:vAlign w:val="center"/>
-          </w:tcPr>
-          <w:p>
-            <w:pPr>
-              <w:spacing w:before="40" w:after="40"/>
-            </w:pPr>
-            <w:r>
-              <w:rPr>
-                <w:rFonts w:ascii="Arial" w:hAnsi="Arial"/>
-                <w:color w:val="1A1A1A"/>
-                <w:sz w:val="19"/>
-              </w:rPr>
-              <w:t>DXY chart — bar when TP/SL label appears</w:t>
-            </w:r>
-          </w:p>
-        </w:tc>
-        <w:tc>
-          <w:tcPr>
-            <w:tcW w:w="3118" w:type="dxa"/>
-            <w:shd w:val="clear" w:color="auto" w:fill="F0F4F9"/>
-            <w:vAlign w:val="center"/>
-          </w:tcPr>
-          <w:p>
-            <w:pPr>
-              <w:spacing w:before="40" w:after="40"/>
-            </w:pPr>
-            <w:r>
-              <w:rPr>
-                <w:rFonts w:ascii="Arial" w:hAnsi="Arial"/>
-                <w:color w:val="1A1A1A"/>
-                <w:sz w:val="19"/>
-              </w:rPr>
-              <w:t>2026-05-15 10:30</w:t>
-            </w:r>
-          </w:p>
-        </w:tc>
-      </w:tr>
-      <w:tr>
-        <w:tc>
-          <w:tcPr>
-            <w:tcW w:w="2268" w:type="dxa"/>
-            <w:shd w:val="clear" w:color="auto" w:fill="FFFFFF"/>
-            <w:vAlign w:val="center"/>
-          </w:tcPr>
-          <w:p>
-            <w:pPr>
-              <w:spacing w:before="40" w:after="40"/>
-            </w:pPr>
-            <w:r>
-              <w:rPr>
-                <w:rFonts w:ascii="Arial" w:hAnsi="Arial"/>
-                <w:b/>
-                <w:color w:val="1A1A1A"/>
-                <w:sz w:val="19"/>
-              </w:rPr>
-              <w:t>Result</w:t>
-            </w:r>
-          </w:p>
-        </w:tc>
-        <w:tc>
-          <w:tcPr>
-            <w:tcW w:w="4252" w:type="dxa"/>
-            <w:shd w:val="clear" w:color="auto" w:fill="FFFFFF"/>
-            <w:vAlign w:val="center"/>
-          </w:tcPr>
-          <w:p>
-            <w:pPr>
-              <w:spacing w:before="40" w:after="40"/>
-            </w:pPr>
-            <w:r>
-              <w:rPr>
-                <w:rFonts w:ascii="Arial" w:hAnsi="Arial"/>
-                <w:color w:val="1A1A1A"/>
-                <w:sz w:val="19"/>
-              </w:rPr>
-              <w:t>DXY chart label: "DXY TP HIT" or "DXY SL HIT"</w:t>
-            </w:r>
-          </w:p>
-        </w:tc>
-        <w:tc>
-          <w:tcPr>
-            <w:tcW w:w="3118" w:type="dxa"/>
-            <w:shd w:val="clear" w:color="auto" w:fill="FFFFFF"/>
-            <w:vAlign w:val="center"/>
-          </w:tcPr>
-          <w:p>
-            <w:pPr>
-              <w:spacing w:before="40" w:after="40"/>
-            </w:pPr>
-            <w:r>
-              <w:rPr>
-                <w:rFonts w:ascii="Arial" w:hAnsi="Arial"/>
-                <w:color w:val="1A1A1A"/>
-                <w:sz w:val="19"/>
-              </w:rPr>
-              <w:t>TP</w:t>
-            </w:r>
-          </w:p>
-        </w:tc>
-      </w:tr>
-      <w:tr>
-        <w:tc>
-          <w:tcPr>
-            <w:tcW w:w="2268" w:type="dxa"/>
-            <w:shd w:val="clear" w:color="auto" w:fill="F0F4F9"/>
-            <w:vAlign w:val="center"/>
-          </w:tcPr>
-          <w:p>
-            <w:pPr>
-              <w:spacing w:before="40" w:after="40"/>
-            </w:pPr>
-            <w:r>
-              <w:rPr>
-                <w:rFonts w:ascii="Arial" w:hAnsi="Arial"/>
-                <w:b/>
-                <w:color w:val="1A1A1A"/>
-                <w:sz w:val="19"/>
-              </w:rPr>
-              <w:t>Pair Exit Price</w:t>
-            </w:r>
-          </w:p>
-        </w:tc>
-        <w:tc>
-          <w:tcPr>
-            <w:tcW w:w="4252" w:type="dxa"/>
-            <w:shd w:val="clear" w:color="auto" w:fill="F0F4F9"/>
-            <w:vAlign w:val="center"/>
-          </w:tcPr>
-          <w:p>
-            <w:pPr>
-              <w:spacing w:before="40" w:after="40"/>
-            </w:pPr>
-            <w:r>
-              <w:rPr>
-                <w:rFonts w:ascii="Arial" w:hAnsi="Arial"/>
-                <w:color w:val="1A1A1A"/>
-                <w:sz w:val="19"/>
-              </w:rPr>
-              <w:t>Actual broker fill price at exit</w:t>
-            </w:r>
-          </w:p>
-        </w:tc>
-        <w:tc>
-          <w:tcPr>
-            <w:tcW w:w="3118" w:type="dxa"/>
-            <w:shd w:val="clear" w:color="auto" w:fill="F0F4F9"/>
-            <w:vAlign w:val="center"/>
-          </w:tcPr>
-          <w:p>
-            <w:pPr>
-              <w:spacing w:before="40" w:after="40"/>
-            </w:pPr>
-            <w:r>
-              <w:rPr>
-                <w:rFonts w:ascii="Arial" w:hAnsi="Arial"/>
-                <w:color w:val="1A1A1A"/>
-                <w:sz w:val="19"/>
-              </w:rPr>
-              <w:t>1.08630</w:t>
-            </w:r>
-          </w:p>
-        </w:tc>
-      </w:tr>
-      <w:tr>
-        <w:tc>
-          <w:tcPr>
-            <w:tcW w:w="2268" w:type="dxa"/>
-            <w:shd w:val="clear" w:color="auto" w:fill="FFFFFF"/>
-            <w:vAlign w:val="center"/>
-          </w:tcPr>
-          <w:p>
-            <w:pPr>
-              <w:spacing w:before="40" w:after="40"/>
-            </w:pPr>
-            <w:r>
-              <w:rPr>
-                <w:rFonts w:ascii="Arial" w:hAnsi="Arial"/>
-                <w:b/>
-                <w:color w:val="1A1A1A"/>
-                <w:sz w:val="19"/>
-              </w:rPr>
-              <w:t>R Result</w:t>
-            </w:r>
-          </w:p>
-        </w:tc>
-        <w:tc>
-          <w:tcPr>
-            <w:tcW w:w="4252" w:type="dxa"/>
-            <w:shd w:val="clear" w:color="auto" w:fill="FFFFFF"/>
-            <w:vAlign w:val="center"/>
-          </w:tcPr>
-          <w:p>
-            <w:pPr>
-              <w:spacing w:before="40" w:after="40"/>
-            </w:pPr>
-            <w:r>
-              <w:rPr>
-                <w:rFonts w:ascii="Arial" w:hAnsi="Arial"/>
-                <w:color w:val="1A1A1A"/>
-                <w:sz w:val="19"/>
-              </w:rPr>
-              <w:t>(Exit - Entry) / SL distance</w:t>
-            </w:r>
-          </w:p>
-        </w:tc>
-        <w:tc>
-          <w:tcPr>
-            <w:tcW w:w="3118" w:type="dxa"/>
-            <w:shd w:val="clear" w:color="auto" w:fill="FFFFFF"/>
-            <w:vAlign w:val="center"/>
-          </w:tcPr>
-          <w:p>
-            <w:pPr>
-              <w:spacing w:before="40" w:after="40"/>
-            </w:pPr>
-            <w:r>
-              <w:rPr>
-                <w:rFonts w:ascii="Arial" w:hAnsi="Arial"/>
-                <w:color w:val="1A1A1A"/>
-                <w:sz w:val="19"/>
-              </w:rPr>
-              <w:t>+0.87R</w:t>
-            </w:r>
-          </w:p>
-        </w:tc>
-      </w:tr>
-      <w:tr>
-        <w:tc>
-          <w:tcPr>
-            <w:tcW w:w="2268" w:type="dxa"/>
-            <w:shd w:val="clear" w:color="auto" w:fill="F0F4F9"/>
-            <w:vAlign w:val="center"/>
-          </w:tcPr>
-          <w:p>
-            <w:pPr>
-              <w:spacing w:before="40" w:after="40"/>
-            </w:pPr>
-            <w:r>
-              <w:rPr>
-                <w:rFonts w:ascii="Arial" w:hAnsi="Arial"/>
-                <w:b/>
-                <w:color w:val="1A1A1A"/>
-                <w:sz w:val="19"/>
-              </w:rPr>
-              <w:t>Notes</w:t>
-            </w:r>
-          </w:p>
-        </w:tc>
-        <w:tc>
-          <w:tcPr>
-            <w:tcW w:w="4252" w:type="dxa"/>
-            <w:shd w:val="clear" w:color="auto" w:fill="F0F4F9"/>
-            <w:vAlign w:val="center"/>
-          </w:tcPr>
-          <w:p>
-            <w:pPr>
-              <w:spacing w:before="40" w:after="40"/>
-            </w:pPr>
-            <w:r>
-              <w:rPr>
-                <w:rFonts w:ascii="Arial" w:hAnsi="Arial"/>
-                <w:color w:val="1A1A1A"/>
-                <w:sz w:val="19"/>
-              </w:rPr>
-              <w:t>Session context, news, anything unusual</w:t>
-            </w:r>
-          </w:p>
-        </w:tc>
-        <w:tc>
-          <w:tcPr>
-            <w:tcW w:w="3118" w:type="dxa"/>
-            <w:shd w:val="clear" w:color="auto" w:fill="F0F4F9"/>
-            <w:vAlign w:val="center"/>
-          </w:tcPr>
-          <w:p>
-            <w:pPr>
-              <w:spacing w:before="40" w:after="40"/>
-            </w:pPr>
-            <w:r>
-              <w:rPr>
-                <w:rFonts w:ascii="Arial" w:hAnsi="Arial"/>
-                <w:color w:val="1A1A1A"/>
-                <w:sz w:val="19"/>
-              </w:rPr>
-              <w:t>News-free session, clean gap zone</w:t>
-            </w:r>
-          </w:p>
-        </w:tc>
-      </w:tr>
-    </w:tbl>
-    <w:p>
-      <w:pPr>
-        <w:spacing w:after="80"/>
-      </w:pPr>
-    </w:p>
-    <w:p>
-      <w:pPr>
-        <w:shd w:val="clear" w:color="auto" w:fill="FFF8E7"/>
-        <w:spacing w:before="120" w:after="120"/>
-        <w:ind w:left="283" w:right="283"/>
-      </w:pPr>
-      <w:r>
-        <w:rPr>
-          <w:rFonts w:ascii="Arial" w:hAnsi="Arial"/>
-          <w:i/>
-          <w:color w:val="7A5C10"/>
-          <w:sz w:val="20"/>
-        </w:rPr>
-        <w:t>i  R Result formula: (Pair Exit Price - Pair Entry Price) / (Pair Entry Price - Pair SL Price) for LONG trades. For SHORT trades: (Pair Entry Price - Pair Exit Price) / (Pair SL Price - Pair Entry Price). A positive result &gt; 1 means the trade exceeded the initial 1:1 risk. The expected average is +2.58R for winning trades (DXY-exit approach, 32-month backtest).</w:t>
-      </w:r>
-    </w:p>
-    <w:p>
-      <w:pPr>
-        <w:spacing w:before="240" w:after="60"/>
-      </w:pPr>
-      <w:r>
-        <w:rPr>
-          <w:rFonts w:ascii="Arial" w:hAnsi="Arial"/>
-          <w:b/>
-          <w:color w:val="C9A02C"/>
-          <w:sz w:val="26"/>
-        </w:rPr>
-        <w:t>12.6  Weekend Behaviour</w:t>
-      </w:r>
-    </w:p>
-    <w:p>
-      <w:pPr>
-        <w:spacing w:after="80"/>
-      </w:pPr>
-      <w:r>
-        <w:rPr>
-          <w:rFonts w:ascii="Arial" w:hAnsi="Arial"/>
-          <w:color w:val="1A1A1A"/>
-        </w:rPr>
-        <w:t>Both indicators include a Friday session-end reset. At 19:30 UTC on Fridays:</w:t>
-      </w:r>
-    </w:p>
-    <w:p>
-      <w:pPr>
-        <w:pStyle w:val="ListBullet"/>
-        <w:spacing w:before="20" w:after="40"/>
-        <w:ind w:left="340"/>
-      </w:pPr>
-      <w:r>
-        <w:rPr>
-          <w:rFonts w:ascii="Arial" w:hAnsi="Arial"/>
-          <w:color w:val="1A1A1A"/>
-          <w:sz w:val="21"/>
-        </w:rPr>
-        <w:t>Any open exit-tracking position is terminated — a "WK END" label appears on DXYPairLevels.</w:t>
-      </w:r>
-    </w:p>
-    <w:p>
-      <w:pPr>
-        <w:pStyle w:val="ListBullet"/>
-        <w:spacing w:before="20" w:after="40"/>
-        <w:ind w:left="340"/>
-      </w:pPr>
-      <w:r>
-        <w:rPr>
-          <w:rFonts w:ascii="Arial" w:hAnsi="Arial"/>
-          <w:color w:val="1A1A1A"/>
-          <w:sz w:val="21"/>
-        </w:rPr>
-        <w:t>All intraday DXY state is wiped: London open level, gap zone, pristine flags, session counters.</w:t>
-      </w:r>
-    </w:p>
-    <w:p>
-      <w:pPr>
-        <w:pStyle w:val="ListBullet"/>
-        <w:spacing w:before="20" w:after="40"/>
-        <w:ind w:left="340"/>
-      </w:pPr>
-      <w:r>
-        <w:rPr>
-          <w:rFonts w:ascii="Arial" w:hAnsi="Arial"/>
-          <w:color w:val="1A1A1A"/>
-          <w:sz w:val="21"/>
-        </w:rPr>
-        <w:t>If a DXYPairLevels webhook fires an EXIT event with no result (week-end close), the JSON will not contain a "result" field — this indicates a weekend closure, not a TP/SL outcome.</w:t>
-      </w:r>
-    </w:p>
-    <w:p>
-      <w:pPr>
-        <w:pStyle w:val="ListBullet"/>
-        <w:spacing w:before="20" w:after="40"/>
-        <w:ind w:left="340"/>
-      </w:pPr>
-      <w:r>
-        <w:rPr>
-          <w:rFonts w:ascii="Arial" w:hAnsi="Arial"/>
-          <w:color w:val="1A1A1A"/>
-          <w:sz w:val="21"/>
-        </w:rPr>
-        <w:t>Monday starts fresh with no carry-over from the prior week.</w:t>
-      </w:r>
-    </w:p>
-    <w:p>
-      <w:pPr>
-        <w:spacing w:after="160"/>
-      </w:pPr>
-      <w:r>
-        <w:rPr>
-          <w:rFonts w:ascii="Arial" w:hAnsi="Arial"/>
-          <w:color w:val="1A1A1A"/>
-        </w:rPr>
-        <w:t>If you hold a pair position into the weekend (not recommended), the broker SL remains active even after the indicator resets. Close positions manually before Friday 19:30 UTC.</w:t>
-      </w:r>
-    </w:p>
-    <w:p>
-      <w:pPr>
-        <w:pBdr>
-          <w:bottom w:val="single" w:sz="4" w:space="1" w:color="DDDDDD"/>
-        </w:pBdr>
-        <w:spacing w:before="120" w:after="120"/>
-      </w:pPr>
-    </w:p>
-    <w:p>
-      <w:pPr>
-        <w:spacing w:before="400"/>
-        <w:jc w:val="center"/>
-      </w:pPr>
-      <w:r>
-        <w:rPr>
-          <w:rFonts w:ascii="Arial" w:hAnsi="Arial"/>
-          <w:i/>
-          <w:color w:val="AAAAAA"/>
-          <w:sz w:val="18"/>
-        </w:rPr>
-        <w:t>DXY Pair Strategy  |  Justin Clatworthy  |  The Trading Academy  |  Version 1.1  |  May 2026</w:t>
-      </w:r>
-    </w:p>
-    <w:p>
-      <w:r>
-        <w:br w:type="page"/>
-      </w:r>
-    </w:p>
-    <w:p>
-      <w:pPr>
-        <w:spacing w:before="360" w:after="80"/>
-        <w:jc w:val="left"/>
-        <w:pBdr>
-          <w:bottom w:val="single" w:sz="6" w:space="4" w:color="C9A02C"/>
-        </w:pBdr>
-      </w:pPr>
-      <w:r>
-        <w:rPr>
-          <w:rFonts w:ascii="Arial" w:hAnsi="Arial"/>
-          <w:b/>
-          <w:color w:val="1A375E"/>
-          <w:sz w:val="32"/>
-        </w:rPr>
-        <w:t>SECTION 13 — FULL 8-PAIR BACKTEST RESULTS AND TRADING RECOMMENDATIONS</w:t>
-      </w:r>
-    </w:p>
-    <w:p>
-      <w:pPr>
-        <w:spacing w:before="0" w:after="160"/>
-        <w:jc w:val="left"/>
-      </w:pPr>
-      <w:r>
-        <w:rPr>
-          <w:rFonts w:ascii="Arial" w:hAnsi="Arial"/>
           <w:b w:val="0"/>
           <w:i w:val="0"/>
-          <w:color w:val="1A1A1A"/>
+          <w:sz w:val="20"/>
+        </w:rPr>
+        <w:t>This example logs ENTRY events to a Trades sheet and EXIT results to a Results sheet.</w:t>
+      </w:r>
+    </w:p>
+    <w:p>
+      <w:pPr>
+        <w:spacing w:before="200" w:after="80"/>
+      </w:pPr>
+      <w:r>
+        <w:rPr>
+          <w:b/>
+          <w:color w:val="0D2B5A"/>
           <w:sz w:val="22"/>
         </w:rPr>
-        <w:t>The original strategy backtest covered four pairs (EURUSD, USDJPY, USDCAD, XAUUSD) over 32.4 months. Historical 15-minute data for the remaining four pairs (GBPUSD, AUDUSD, NZDUSD, USDCHF) was subsequently sourced and the same improved-rules backtest was run across all eight pairs simultaneously using an identical methodology, date range, and exit approach. This section presents the complete results and final pair recommendations.</w:t>
-      </w:r>
-    </w:p>
+        <w:t>12.7  Example: Google Sheets journal via Make</w:t>
+      </w:r>
+    </w:p>
+    <w:p/>
     <w:tbl>
       <w:tblPr>
         <w:tblStyle w:val="TableGrid"/>
@@ -18005,51 +13654,83 @@
         <w:tblLook w:firstColumn="1" w:firstRow="1" w:lastColumn="0" w:lastRow="0" w:noHBand="0" w:noVBand="1" w:val="04A0"/>
       </w:tblPr>
       <w:tblGrid>
-        <w:gridCol w:w="4703"/>
-        <w:gridCol w:w="4703"/>
+        <w:gridCol w:w="2880"/>
+        <w:gridCol w:w="2880"/>
+        <w:gridCol w:w="2880"/>
       </w:tblGrid>
       <w:tr>
         <w:tc>
           <w:tcPr>
-            <w:tcW w:type="dxa" w:w="2551"/>
-            <w:shd w:val="clear" w:color="auto" w:fill="1A375E"/>
-            <w:vAlign w:val="center"/>
-          </w:tcPr>
-          <w:p>
-            <w:pPr>
-              <w:spacing w:before="60" w:after="60"/>
+            <w:tcW w:type="dxa" w:w="2268"/>
+            <w:shd w:val="clear" w:color="auto" w:fill="0D2B5A"/>
+            <w:tcBorders>
+              <w:top w:val="single" w:sz="8" w:space="0" w:color="C9A02C"/>
+              <w:bottom w:val="single" w:sz="8" w:space="0" w:color="C9A02C"/>
+              <w:left w:val="single" w:sz="8" w:space="0" w:color="C9A02C"/>
+              <w:right w:val="single" w:sz="8" w:space="0" w:color="C9A02C"/>
+            </w:tcBorders>
+          </w:tcPr>
+          <w:p>
+            <w:pPr>
               <w:jc w:val="center"/>
             </w:pPr>
             <w:r>
               <w:rPr>
-                <w:rFonts w:ascii="Arial" w:hAnsi="Arial"/>
                 <w:b/>
                 <w:color w:val="FFFFFF"/>
-                <w:sz w:val="19"/>
-              </w:rPr>
-              <w:t>Property</w:t>
-            </w:r>
-          </w:p>
-        </w:tc>
-        <w:tc>
-          <w:tcPr>
-            <w:tcW w:type="dxa" w:w="7087"/>
-            <w:shd w:val="clear" w:color="auto" w:fill="1A375E"/>
-            <w:vAlign w:val="center"/>
-          </w:tcPr>
-          <w:p>
-            <w:pPr>
-              <w:spacing w:before="60" w:after="60"/>
+                <w:sz w:val="18"/>
+              </w:rPr>
+              <w:t>Platform</w:t>
+            </w:r>
+          </w:p>
+        </w:tc>
+        <w:tc>
+          <w:tcPr>
+            <w:tcW w:type="dxa" w:w="2835"/>
+            <w:shd w:val="clear" w:color="auto" w:fill="0D2B5A"/>
+            <w:tcBorders>
+              <w:top w:val="single" w:sz="8" w:space="0" w:color="C9A02C"/>
+              <w:bottom w:val="single" w:sz="8" w:space="0" w:color="C9A02C"/>
+              <w:left w:val="single" w:sz="8" w:space="0" w:color="C9A02C"/>
+              <w:right w:val="single" w:sz="8" w:space="0" w:color="C9A02C"/>
+            </w:tcBorders>
+          </w:tcPr>
+          <w:p>
+            <w:pPr>
               <w:jc w:val="center"/>
             </w:pPr>
             <w:r>
               <w:rPr>
-                <w:rFonts w:ascii="Arial" w:hAnsi="Arial"/>
                 <w:b/>
                 <w:color w:val="FFFFFF"/>
-                <w:sz w:val="19"/>
-              </w:rPr>
-              <w:t>Value</w:t>
+                <w:sz w:val="18"/>
+              </w:rPr>
+              <w:t>Use case</w:t>
+            </w:r>
+          </w:p>
+        </w:tc>
+        <w:tc>
+          <w:tcPr>
+            <w:tcW w:type="dxa" w:w="5102"/>
+            <w:shd w:val="clear" w:color="auto" w:fill="0D2B5A"/>
+            <w:tcBorders>
+              <w:top w:val="single" w:sz="8" w:space="0" w:color="C9A02C"/>
+              <w:bottom w:val="single" w:sz="8" w:space="0" w:color="C9A02C"/>
+              <w:left w:val="single" w:sz="8" w:space="0" w:color="C9A02C"/>
+              <w:right w:val="single" w:sz="8" w:space="0" w:color="C9A02C"/>
+            </w:tcBorders>
+          </w:tcPr>
+          <w:p>
+            <w:pPr>
+              <w:jc w:val="center"/>
+            </w:pPr>
+            <w:r>
+              <w:rPr>
+                <w:b/>
+                <w:color w:val="FFFFFF"/>
+                <w:sz w:val="18"/>
+              </w:rPr>
+              <w:t>Notes</w:t>
             </w:r>
           </w:p>
         </w:tc>
@@ -18057,43 +13738,61 @@
       <w:tr>
         <w:tc>
           <w:tcPr>
-            <w:tcW w:type="dxa" w:w="2551"/>
-            <w:shd w:val="clear" w:color="auto" w:fill="F0F4F9"/>
-            <w:vAlign w:val="center"/>
-          </w:tcPr>
-          <w:p>
-            <w:pPr>
-              <w:spacing w:before="40" w:after="40"/>
-            </w:pPr>
-            <w:r>
-              <w:rPr>
-                <w:rFonts w:ascii="Arial" w:hAnsi="Arial"/>
-                <w:b/>
-                <w:color w:val="1A1A1A"/>
-                <w:sz w:val="19"/>
-              </w:rPr>
-              <w:t>Backtest period</w:t>
-            </w:r>
-          </w:p>
-        </w:tc>
-        <w:tc>
-          <w:tcPr>
-            <w:tcW w:type="dxa" w:w="7087"/>
-            <w:shd w:val="clear" w:color="auto" w:fill="F0F4F9"/>
-            <w:vAlign w:val="center"/>
-          </w:tcPr>
-          <w:p>
-            <w:pPr>
-              <w:spacing w:before="40" w:after="40"/>
-            </w:pPr>
-            <w:r>
-              <w:rPr>
-                <w:rFonts w:ascii="Arial" w:hAnsi="Arial"/>
-                <w:b w:val="0"/>
-                <w:color w:val="1A1A1A"/>
-                <w:sz w:val="19"/>
-              </w:rPr>
-              <w:t>August 2023 -- May 2026  (32.4 months)</w:t>
+            <w:tcW w:type="dxa" w:w="2268"/>
+            <w:shd w:val="clear" w:color="auto" w:fill="F2F2F2"/>
+            <w:tcBorders>
+              <w:top w:val="single" w:sz="4" w:space="0" w:color="CCCCCC"/>
+              <w:bottom w:val="single" w:sz="4" w:space="0" w:color="CCCCCC"/>
+              <w:left w:val="single" w:sz="4" w:space="0" w:color="CCCCCC"/>
+              <w:right w:val="single" w:sz="4" w:space="0" w:color="CCCCCC"/>
+            </w:tcBorders>
+          </w:tcPr>
+          <w:p>
+            <w:r>
+              <w:rPr>
+                <w:sz w:val="18"/>
+              </w:rPr>
+              <w:t>Make (Integromat)</w:t>
+            </w:r>
+          </w:p>
+        </w:tc>
+        <w:tc>
+          <w:tcPr>
+            <w:tcW w:type="dxa" w:w="2835"/>
+            <w:shd w:val="clear" w:color="auto" w:fill="F2F2F2"/>
+            <w:tcBorders>
+              <w:top w:val="single" w:sz="4" w:space="0" w:color="CCCCCC"/>
+              <w:bottom w:val="single" w:sz="4" w:space="0" w:color="CCCCCC"/>
+              <w:left w:val="single" w:sz="4" w:space="0" w:color="CCCCCC"/>
+              <w:right w:val="single" w:sz="4" w:space="0" w:color="CCCCCC"/>
+            </w:tcBorders>
+          </w:tcPr>
+          <w:p>
+            <w:r>
+              <w:rPr>
+                <w:sz w:val="18"/>
+              </w:rPr>
+              <w:t>Journal to Google Sheets / Notion</w:t>
+            </w:r>
+          </w:p>
+        </w:tc>
+        <w:tc>
+          <w:tcPr>
+            <w:tcW w:type="dxa" w:w="5102"/>
+            <w:shd w:val="clear" w:color="auto" w:fill="F2F2F2"/>
+            <w:tcBorders>
+              <w:top w:val="single" w:sz="4" w:space="0" w:color="CCCCCC"/>
+              <w:bottom w:val="single" w:sz="4" w:space="0" w:color="CCCCCC"/>
+              <w:left w:val="single" w:sz="4" w:space="0" w:color="CCCCCC"/>
+              <w:right w:val="single" w:sz="4" w:space="0" w:color="CCCCCC"/>
+            </w:tcBorders>
+          </w:tcPr>
+          <w:p>
+            <w:r>
+              <w:rPr>
+                <w:sz w:val="18"/>
+              </w:rPr>
+              <w:t>Use 'Custom Webhook' trigger. Map JSON fields to sheet columns. Best free-tier option.</w:t>
             </w:r>
           </w:p>
         </w:tc>
@@ -18101,307 +13800,1778 @@
       <w:tr>
         <w:tc>
           <w:tcPr>
+            <w:tcW w:type="dxa" w:w="2268"/>
+            <w:shd w:val="clear" w:color="auto" w:fill="FFFFFF"/>
+            <w:tcBorders>
+              <w:top w:val="single" w:sz="4" w:space="0" w:color="CCCCCC"/>
+              <w:bottom w:val="single" w:sz="4" w:space="0" w:color="CCCCCC"/>
+              <w:left w:val="single" w:sz="4" w:space="0" w:color="CCCCCC"/>
+              <w:right w:val="single" w:sz="4" w:space="0" w:color="CCCCCC"/>
+            </w:tcBorders>
+          </w:tcPr>
+          <w:p>
+            <w:r>
+              <w:rPr>
+                <w:sz w:val="18"/>
+              </w:rPr>
+              <w:t>n8n</w:t>
+            </w:r>
+          </w:p>
+        </w:tc>
+        <w:tc>
+          <w:tcPr>
+            <w:tcW w:type="dxa" w:w="2835"/>
+            <w:shd w:val="clear" w:color="auto" w:fill="FFFFFF"/>
+            <w:tcBorders>
+              <w:top w:val="single" w:sz="4" w:space="0" w:color="CCCCCC"/>
+              <w:bottom w:val="single" w:sz="4" w:space="0" w:color="CCCCCC"/>
+              <w:left w:val="single" w:sz="4" w:space="0" w:color="CCCCCC"/>
+              <w:right w:val="single" w:sz="4" w:space="0" w:color="CCCCCC"/>
+            </w:tcBorders>
+          </w:tcPr>
+          <w:p>
+            <w:r>
+              <w:rPr>
+                <w:sz w:val="18"/>
+              </w:rPr>
+              <w:t>Full automation + broker API</w:t>
+            </w:r>
+          </w:p>
+        </w:tc>
+        <w:tc>
+          <w:tcPr>
+            <w:tcW w:type="dxa" w:w="5102"/>
+            <w:shd w:val="clear" w:color="auto" w:fill="FFFFFF"/>
+            <w:tcBorders>
+              <w:top w:val="single" w:sz="4" w:space="0" w:color="CCCCCC"/>
+              <w:bottom w:val="single" w:sz="4" w:space="0" w:color="CCCCCC"/>
+              <w:left w:val="single" w:sz="4" w:space="0" w:color="CCCCCC"/>
+              <w:right w:val="single" w:sz="4" w:space="0" w:color="CCCCCC"/>
+            </w:tcBorders>
+          </w:tcPr>
+          <w:p>
+            <w:r>
+              <w:rPr>
+                <w:sz w:val="18"/>
+              </w:rPr>
+              <w:t>Self-hosted. Native JSON parsing. Can chain to broker REST API for auto-execution.</w:t>
+            </w:r>
+          </w:p>
+        </w:tc>
+      </w:tr>
+      <w:tr>
+        <w:tc>
+          <w:tcPr>
+            <w:tcW w:type="dxa" w:w="2268"/>
+            <w:shd w:val="clear" w:color="auto" w:fill="F2F2F2"/>
+            <w:tcBorders>
+              <w:top w:val="single" w:sz="4" w:space="0" w:color="CCCCCC"/>
+              <w:bottom w:val="single" w:sz="4" w:space="0" w:color="CCCCCC"/>
+              <w:left w:val="single" w:sz="4" w:space="0" w:color="CCCCCC"/>
+              <w:right w:val="single" w:sz="4" w:space="0" w:color="CCCCCC"/>
+            </w:tcBorders>
+          </w:tcPr>
+          <w:p>
+            <w:r>
+              <w:rPr>
+                <w:sz w:val="18"/>
+              </w:rPr>
+              <w:t>Zapier</w:t>
+            </w:r>
+          </w:p>
+        </w:tc>
+        <w:tc>
+          <w:tcPr>
+            <w:tcW w:type="dxa" w:w="2835"/>
+            <w:shd w:val="clear" w:color="auto" w:fill="F2F2F2"/>
+            <w:tcBorders>
+              <w:top w:val="single" w:sz="4" w:space="0" w:color="CCCCCC"/>
+              <w:bottom w:val="single" w:sz="4" w:space="0" w:color="CCCCCC"/>
+              <w:left w:val="single" w:sz="4" w:space="0" w:color="CCCCCC"/>
+              <w:right w:val="single" w:sz="4" w:space="0" w:color="CCCCCC"/>
+            </w:tcBorders>
+          </w:tcPr>
+          <w:p>
+            <w:r>
+              <w:rPr>
+                <w:sz w:val="18"/>
+              </w:rPr>
+              <w:t>Simple journalling</w:t>
+            </w:r>
+          </w:p>
+        </w:tc>
+        <w:tc>
+          <w:tcPr>
+            <w:tcW w:type="dxa" w:w="5102"/>
+            <w:shd w:val="clear" w:color="auto" w:fill="F2F2F2"/>
+            <w:tcBorders>
+              <w:top w:val="single" w:sz="4" w:space="0" w:color="CCCCCC"/>
+              <w:bottom w:val="single" w:sz="4" w:space="0" w:color="CCCCCC"/>
+              <w:left w:val="single" w:sz="4" w:space="0" w:color="CCCCCC"/>
+              <w:right w:val="single" w:sz="4" w:space="0" w:color="CCCCCC"/>
+            </w:tcBorders>
+          </w:tcPr>
+          <w:p>
+            <w:r>
+              <w:rPr>
+                <w:sz w:val="18"/>
+              </w:rPr>
+              <w:t>'Catch Hook' trigger. Limited JSON depth — may need intermediate step for nested fields.</w:t>
+            </w:r>
+          </w:p>
+        </w:tc>
+      </w:tr>
+      <w:tr>
+        <w:tc>
+          <w:tcPr>
+            <w:tcW w:type="dxa" w:w="2268"/>
+            <w:shd w:val="clear" w:color="auto" w:fill="FFFFFF"/>
+            <w:tcBorders>
+              <w:top w:val="single" w:sz="4" w:space="0" w:color="CCCCCC"/>
+              <w:bottom w:val="single" w:sz="4" w:space="0" w:color="CCCCCC"/>
+              <w:left w:val="single" w:sz="4" w:space="0" w:color="CCCCCC"/>
+              <w:right w:val="single" w:sz="4" w:space="0" w:color="CCCCCC"/>
+            </w:tcBorders>
+          </w:tcPr>
+          <w:p>
+            <w:r>
+              <w:rPr>
+                <w:sz w:val="18"/>
+              </w:rPr>
+              <w:t>AWS Lambda</w:t>
+            </w:r>
+          </w:p>
+        </w:tc>
+        <w:tc>
+          <w:tcPr>
+            <w:tcW w:type="dxa" w:w="2835"/>
+            <w:shd w:val="clear" w:color="auto" w:fill="FFFFFF"/>
+            <w:tcBorders>
+              <w:top w:val="single" w:sz="4" w:space="0" w:color="CCCCCC"/>
+              <w:bottom w:val="single" w:sz="4" w:space="0" w:color="CCCCCC"/>
+              <w:left w:val="single" w:sz="4" w:space="0" w:color="CCCCCC"/>
+              <w:right w:val="single" w:sz="4" w:space="0" w:color="CCCCCC"/>
+            </w:tcBorders>
+          </w:tcPr>
+          <w:p>
+            <w:r>
+              <w:rPr>
+                <w:sz w:val="18"/>
+              </w:rPr>
+              <w:t>Custom broker integration</w:t>
+            </w:r>
+          </w:p>
+        </w:tc>
+        <w:tc>
+          <w:tcPr>
+            <w:tcW w:type="dxa" w:w="5102"/>
+            <w:shd w:val="clear" w:color="auto" w:fill="FFFFFF"/>
+            <w:tcBorders>
+              <w:top w:val="single" w:sz="4" w:space="0" w:color="CCCCCC"/>
+              <w:bottom w:val="single" w:sz="4" w:space="0" w:color="CCCCCC"/>
+              <w:left w:val="single" w:sz="4" w:space="0" w:color="CCCCCC"/>
+              <w:right w:val="single" w:sz="4" w:space="0" w:color="CCCCCC"/>
+            </w:tcBorders>
+          </w:tcPr>
+          <w:p>
+            <w:r>
+              <w:rPr>
+                <w:sz w:val="18"/>
+              </w:rPr>
+              <w:t>Most flexible. Full control over execution logic. Requires coding.</w:t>
+            </w:r>
+          </w:p>
+        </w:tc>
+      </w:tr>
+      <w:tr>
+        <w:tc>
+          <w:tcPr>
+            <w:tcW w:type="dxa" w:w="2268"/>
+            <w:shd w:val="clear" w:color="auto" w:fill="F2F2F2"/>
+            <w:tcBorders>
+              <w:top w:val="single" w:sz="4" w:space="0" w:color="CCCCCC"/>
+              <w:bottom w:val="single" w:sz="4" w:space="0" w:color="CCCCCC"/>
+              <w:left w:val="single" w:sz="4" w:space="0" w:color="CCCCCC"/>
+              <w:right w:val="single" w:sz="4" w:space="0" w:color="CCCCCC"/>
+            </w:tcBorders>
+          </w:tcPr>
+          <w:p>
+            <w:r>
+              <w:rPr>
+                <w:sz w:val="18"/>
+              </w:rPr>
+              <w:t>Edgewonk / TraderSync</w:t>
+            </w:r>
+          </w:p>
+        </w:tc>
+        <w:tc>
+          <w:tcPr>
+            <w:tcW w:type="dxa" w:w="2835"/>
+            <w:shd w:val="clear" w:color="auto" w:fill="F2F2F2"/>
+            <w:tcBorders>
+              <w:top w:val="single" w:sz="4" w:space="0" w:color="CCCCCC"/>
+              <w:bottom w:val="single" w:sz="4" w:space="0" w:color="CCCCCC"/>
+              <w:left w:val="single" w:sz="4" w:space="0" w:color="CCCCCC"/>
+              <w:right w:val="single" w:sz="4" w:space="0" w:color="CCCCCC"/>
+            </w:tcBorders>
+          </w:tcPr>
+          <w:p>
+            <w:r>
+              <w:rPr>
+                <w:sz w:val="18"/>
+              </w:rPr>
+              <w:t>Direct trade import</w:t>
+            </w:r>
+          </w:p>
+        </w:tc>
+        <w:tc>
+          <w:tcPr>
+            <w:tcW w:type="dxa" w:w="5102"/>
+            <w:shd w:val="clear" w:color="auto" w:fill="F2F2F2"/>
+            <w:tcBorders>
+              <w:top w:val="single" w:sz="4" w:space="0" w:color="CCCCCC"/>
+              <w:bottom w:val="single" w:sz="4" w:space="0" w:color="CCCCCC"/>
+              <w:left w:val="single" w:sz="4" w:space="0" w:color="CCCCCC"/>
+              <w:right w:val="single" w:sz="4" w:space="0" w:color="CCCCCC"/>
+            </w:tcBorders>
+          </w:tcPr>
+          <w:p>
+            <w:r>
+              <w:rPr>
+                <w:sz w:val="18"/>
+              </w:rPr>
+              <w:t>Some SaaS journals accept webhook imports. Map fields at ingestion.</w:t>
+            </w:r>
+          </w:p>
+        </w:tc>
+      </w:tr>
+    </w:tbl>
+    <w:p>
+      <w:pPr>
+        <w:spacing w:after="80"/>
+      </w:pPr>
+      <w:r>
+        <w:rPr>
+          <w:b w:val="0"/>
+          <w:i w:val="0"/>
+          <w:sz w:val="20"/>
+        </w:rPr>
+        <w:t>TradingView sends webhook alerts as HTTP POST with the JSON string as the raw body (Content-Type: text/plain). Your endpoint must parse the raw body as JSON and respond with HTTP 200 within 10 seconds.</w:t>
+      </w:r>
+    </w:p>
+    <w:p>
+      <w:pPr>
+        <w:spacing w:before="200" w:after="80"/>
+      </w:pPr>
+      <w:r>
+        <w:rPr>
+          <w:b/>
+          <w:color w:val="0D2B5A"/>
+          <w:sz w:val="22"/>
+        </w:rPr>
+        <w:t>12.6  Receiving webhooks — platform guidance</w:t>
+      </w:r>
+    </w:p>
+    <w:p>
+      <w:pPr>
+        <w:spacing w:after="80"/>
+      </w:pPr>
+      <w:r>
+        <w:rPr>
+          <w:b w:val="0"/>
+          <w:i/>
+          <w:sz w:val="20"/>
+        </w:rPr>
+        <w:t>IMPORTANT: DXY_EXIT and per-pair EXIT events are redundant by design. In normal operation the pair EXIT fires first (same bar as DXY TP/SL). Use DXY_EXIT as a safety net in case a pair webhook was missed.</w:t>
+      </w:r>
+    </w:p>
+    <w:p/>
+    <w:tbl>
+      <w:tblPr>
+        <w:tblStyle w:val="TableGrid"/>
+        <w:tblW w:type="auto" w:w="0"/>
+        <w:jc w:val="left"/>
+        <w:tblLook w:firstColumn="1" w:firstRow="1" w:lastColumn="0" w:lastRow="0" w:noHBand="0" w:noVBand="1" w:val="04A0"/>
+      </w:tblPr>
+      <w:tblGrid>
+        <w:gridCol w:w="2160"/>
+        <w:gridCol w:w="2160"/>
+        <w:gridCol w:w="2160"/>
+        <w:gridCol w:w="2160"/>
+      </w:tblGrid>
+      <w:tr>
+        <w:tc>
+          <w:tcPr>
+            <w:tcW w:type="dxa" w:w="1701"/>
+            <w:shd w:val="clear" w:color="auto" w:fill="0D2B5A"/>
+            <w:tcBorders>
+              <w:top w:val="single" w:sz="8" w:space="0" w:color="C9A02C"/>
+              <w:bottom w:val="single" w:sz="8" w:space="0" w:color="C9A02C"/>
+              <w:left w:val="single" w:sz="8" w:space="0" w:color="C9A02C"/>
+              <w:right w:val="single" w:sz="8" w:space="0" w:color="C9A02C"/>
+            </w:tcBorders>
+          </w:tcPr>
+          <w:p>
+            <w:pPr>
+              <w:jc w:val="center"/>
+            </w:pPr>
+            <w:r>
+              <w:rPr>
+                <w:b/>
+                <w:color w:val="FFFFFF"/>
+                <w:sz w:val="18"/>
+              </w:rPr>
+              <w:t>event</w:t>
+            </w:r>
+          </w:p>
+        </w:tc>
+        <w:tc>
+          <w:tcPr>
+            <w:tcW w:type="dxa" w:w="2268"/>
+            <w:shd w:val="clear" w:color="auto" w:fill="0D2B5A"/>
+            <w:tcBorders>
+              <w:top w:val="single" w:sz="8" w:space="0" w:color="C9A02C"/>
+              <w:bottom w:val="single" w:sz="8" w:space="0" w:color="C9A02C"/>
+              <w:left w:val="single" w:sz="8" w:space="0" w:color="C9A02C"/>
+              <w:right w:val="single" w:sz="8" w:space="0" w:color="C9A02C"/>
+            </w:tcBorders>
+          </w:tcPr>
+          <w:p>
+            <w:pPr>
+              <w:jc w:val="center"/>
+            </w:pPr>
+            <w:r>
+              <w:rPr>
+                <w:b/>
+                <w:color w:val="FFFFFF"/>
+                <w:sz w:val="18"/>
+              </w:rPr>
+              <w:t>Source</w:t>
+            </w:r>
+          </w:p>
+        </w:tc>
+        <w:tc>
+          <w:tcPr>
+            <w:tcW w:type="dxa" w:w="3402"/>
+            <w:shd w:val="clear" w:color="auto" w:fill="0D2B5A"/>
+            <w:tcBorders>
+              <w:top w:val="single" w:sz="8" w:space="0" w:color="C9A02C"/>
+              <w:bottom w:val="single" w:sz="8" w:space="0" w:color="C9A02C"/>
+              <w:left w:val="single" w:sz="8" w:space="0" w:color="C9A02C"/>
+              <w:right w:val="single" w:sz="8" w:space="0" w:color="C9A02C"/>
+            </w:tcBorders>
+          </w:tcPr>
+          <w:p>
+            <w:pPr>
+              <w:jc w:val="center"/>
+            </w:pPr>
+            <w:r>
+              <w:rPr>
+                <w:b/>
+                <w:color w:val="FFFFFF"/>
+                <w:sz w:val="18"/>
+              </w:rPr>
+              <w:t>Automation action</w:t>
+            </w:r>
+          </w:p>
+        </w:tc>
+        <w:tc>
+          <w:tcPr>
+            <w:tcW w:type="dxa" w:w="2268"/>
+            <w:shd w:val="clear" w:color="auto" w:fill="0D2B5A"/>
+            <w:tcBorders>
+              <w:top w:val="single" w:sz="8" w:space="0" w:color="C9A02C"/>
+              <w:bottom w:val="single" w:sz="8" w:space="0" w:color="C9A02C"/>
+              <w:left w:val="single" w:sz="8" w:space="0" w:color="C9A02C"/>
+              <w:right w:val="single" w:sz="8" w:space="0" w:color="C9A02C"/>
+            </w:tcBorders>
+          </w:tcPr>
+          <w:p>
+            <w:pPr>
+              <w:jc w:val="center"/>
+            </w:pPr>
+            <w:r>
+              <w:rPr>
+                <w:b/>
+                <w:color w:val="FFFFFF"/>
+                <w:sz w:val="18"/>
+              </w:rPr>
+              <w:t>Act automatically?</w:t>
+            </w:r>
+          </w:p>
+        </w:tc>
+      </w:tr>
+      <w:tr>
+        <w:tc>
+          <w:tcPr>
+            <w:tcW w:type="dxa" w:w="1701"/>
+            <w:shd w:val="clear" w:color="auto" w:fill="F2F2F2"/>
+            <w:tcBorders>
+              <w:top w:val="single" w:sz="4" w:space="0" w:color="CCCCCC"/>
+              <w:bottom w:val="single" w:sz="4" w:space="0" w:color="CCCCCC"/>
+              <w:left w:val="single" w:sz="4" w:space="0" w:color="CCCCCC"/>
+              <w:right w:val="single" w:sz="4" w:space="0" w:color="CCCCCC"/>
+            </w:tcBorders>
+          </w:tcPr>
+          <w:p>
+            <w:r>
+              <w:rPr>
+                <w:sz w:val="18"/>
+              </w:rPr>
+              <w:t>DXY_ENTRY</w:t>
+            </w:r>
+          </w:p>
+        </w:tc>
+        <w:tc>
+          <w:tcPr>
+            <w:tcW w:type="dxa" w:w="2268"/>
+            <w:shd w:val="clear" w:color="auto" w:fill="F2F2F2"/>
+            <w:tcBorders>
+              <w:top w:val="single" w:sz="4" w:space="0" w:color="CCCCCC"/>
+              <w:bottom w:val="single" w:sz="4" w:space="0" w:color="CCCCCC"/>
+              <w:left w:val="single" w:sz="4" w:space="0" w:color="CCCCCC"/>
+              <w:right w:val="single" w:sz="4" w:space="0" w:color="CCCCCC"/>
+            </w:tcBorders>
+          </w:tcPr>
+          <w:p>
+            <w:r>
+              <w:rPr>
+                <w:sz w:val="18"/>
+              </w:rPr>
+              <w:t>DXYTradeAlert</w:t>
+            </w:r>
+          </w:p>
+        </w:tc>
+        <w:tc>
+          <w:tcPr>
+            <w:tcW w:type="dxa" w:w="3402"/>
+            <w:shd w:val="clear" w:color="auto" w:fill="F2F2F2"/>
+            <w:tcBorders>
+              <w:top w:val="single" w:sz="4" w:space="0" w:color="CCCCCC"/>
+              <w:bottom w:val="single" w:sz="4" w:space="0" w:color="CCCCCC"/>
+              <w:left w:val="single" w:sz="4" w:space="0" w:color="CCCCCC"/>
+              <w:right w:val="single" w:sz="4" w:space="0" w:color="CCCCCC"/>
+            </w:tcBorders>
+          </w:tcPr>
+          <w:p>
+            <w:r>
+              <w:rPr>
+                <w:sz w:val="18"/>
+              </w:rPr>
+              <w:t>Log DXY signal active. Await per-pair ENTRY events.</w:t>
+            </w:r>
+          </w:p>
+        </w:tc>
+        <w:tc>
+          <w:tcPr>
+            <w:tcW w:type="dxa" w:w="2268"/>
+            <w:shd w:val="clear" w:color="auto" w:fill="F2F2F2"/>
+            <w:tcBorders>
+              <w:top w:val="single" w:sz="4" w:space="0" w:color="CCCCCC"/>
+              <w:bottom w:val="single" w:sz="4" w:space="0" w:color="CCCCCC"/>
+              <w:left w:val="single" w:sz="4" w:space="0" w:color="CCCCCC"/>
+              <w:right w:val="single" w:sz="4" w:space="0" w:color="CCCCCC"/>
+            </w:tcBorders>
+          </w:tcPr>
+          <w:p>
+            <w:r>
+              <w:rPr>
+                <w:b w:val="0"/>
+                <w:color w:val="1E6B1E"/>
+                <w:sz w:val="18"/>
+              </w:rPr>
+              <w:t>Yes — log only</w:t>
+            </w:r>
+          </w:p>
+        </w:tc>
+      </w:tr>
+      <w:tr>
+        <w:tc>
+          <w:tcPr>
+            <w:tcW w:type="dxa" w:w="1701"/>
+            <w:shd w:val="clear" w:color="auto" w:fill="FFFFFF"/>
+            <w:tcBorders>
+              <w:top w:val="single" w:sz="4" w:space="0" w:color="CCCCCC"/>
+              <w:bottom w:val="single" w:sz="4" w:space="0" w:color="CCCCCC"/>
+              <w:left w:val="single" w:sz="4" w:space="0" w:color="CCCCCC"/>
+              <w:right w:val="single" w:sz="4" w:space="0" w:color="CCCCCC"/>
+            </w:tcBorders>
+          </w:tcPr>
+          <w:p>
+            <w:r>
+              <w:rPr>
+                <w:sz w:val="18"/>
+              </w:rPr>
+              <w:t>ENTRY</w:t>
+            </w:r>
+          </w:p>
+        </w:tc>
+        <w:tc>
+          <w:tcPr>
+            <w:tcW w:type="dxa" w:w="2268"/>
+            <w:shd w:val="clear" w:color="auto" w:fill="FFFFFF"/>
+            <w:tcBorders>
+              <w:top w:val="single" w:sz="4" w:space="0" w:color="CCCCCC"/>
+              <w:bottom w:val="single" w:sz="4" w:space="0" w:color="CCCCCC"/>
+              <w:left w:val="single" w:sz="4" w:space="0" w:color="CCCCCC"/>
+              <w:right w:val="single" w:sz="4" w:space="0" w:color="CCCCCC"/>
+            </w:tcBorders>
+          </w:tcPr>
+          <w:p>
+            <w:r>
+              <w:rPr>
+                <w:sz w:val="18"/>
+              </w:rPr>
+              <w:t>DXYPairLevels</w:t>
+            </w:r>
+          </w:p>
+        </w:tc>
+        <w:tc>
+          <w:tcPr>
+            <w:tcW w:type="dxa" w:w="3402"/>
+            <w:shd w:val="clear" w:color="auto" w:fill="FFFFFF"/>
+            <w:tcBorders>
+              <w:top w:val="single" w:sz="4" w:space="0" w:color="CCCCCC"/>
+              <w:bottom w:val="single" w:sz="4" w:space="0" w:color="CCCCCC"/>
+              <w:left w:val="single" w:sz="4" w:space="0" w:color="CCCCCC"/>
+              <w:right w:val="single" w:sz="4" w:space="0" w:color="CCCCCC"/>
+            </w:tcBorders>
+          </w:tcPr>
+          <w:p>
+            <w:r>
+              <w:rPr>
+                <w:sz w:val="18"/>
+              </w:rPr>
+              <w:t>Open trade, log to journal. Set pair TP/SL from JSON.</w:t>
+            </w:r>
+          </w:p>
+        </w:tc>
+        <w:tc>
+          <w:tcPr>
+            <w:tcW w:type="dxa" w:w="2268"/>
+            <w:shd w:val="clear" w:color="auto" w:fill="FFFFFF"/>
+            <w:tcBorders>
+              <w:top w:val="single" w:sz="4" w:space="0" w:color="CCCCCC"/>
+              <w:bottom w:val="single" w:sz="4" w:space="0" w:color="CCCCCC"/>
+              <w:left w:val="single" w:sz="4" w:space="0" w:color="CCCCCC"/>
+              <w:right w:val="single" w:sz="4" w:space="0" w:color="CCCCCC"/>
+            </w:tcBorders>
+          </w:tcPr>
+          <w:p>
+            <w:r>
+              <w:rPr>
+                <w:b w:val="0"/>
+                <w:color w:val="1E6B1E"/>
+                <w:sz w:val="18"/>
+              </w:rPr>
+              <w:t>Yes — execute trade</w:t>
+            </w:r>
+          </w:p>
+        </w:tc>
+      </w:tr>
+      <w:tr>
+        <w:tc>
+          <w:tcPr>
+            <w:tcW w:type="dxa" w:w="1701"/>
+            <w:shd w:val="clear" w:color="auto" w:fill="F2F2F2"/>
+            <w:tcBorders>
+              <w:top w:val="single" w:sz="4" w:space="0" w:color="CCCCCC"/>
+              <w:bottom w:val="single" w:sz="4" w:space="0" w:color="CCCCCC"/>
+              <w:left w:val="single" w:sz="4" w:space="0" w:color="CCCCCC"/>
+              <w:right w:val="single" w:sz="4" w:space="0" w:color="CCCCCC"/>
+            </w:tcBorders>
+          </w:tcPr>
+          <w:p>
+            <w:r>
+              <w:rPr>
+                <w:sz w:val="18"/>
+              </w:rPr>
+              <w:t>SL_MOVE</w:t>
+            </w:r>
+          </w:p>
+        </w:tc>
+        <w:tc>
+          <w:tcPr>
+            <w:tcW w:type="dxa" w:w="2268"/>
+            <w:shd w:val="clear" w:color="auto" w:fill="F2F2F2"/>
+            <w:tcBorders>
+              <w:top w:val="single" w:sz="4" w:space="0" w:color="CCCCCC"/>
+              <w:bottom w:val="single" w:sz="4" w:space="0" w:color="CCCCCC"/>
+              <w:left w:val="single" w:sz="4" w:space="0" w:color="CCCCCC"/>
+              <w:right w:val="single" w:sz="4" w:space="0" w:color="CCCCCC"/>
+            </w:tcBorders>
+          </w:tcPr>
+          <w:p>
+            <w:r>
+              <w:rPr>
+                <w:sz w:val="18"/>
+              </w:rPr>
+              <w:t>DXYPairLevels</w:t>
+            </w:r>
+          </w:p>
+        </w:tc>
+        <w:tc>
+          <w:tcPr>
+            <w:tcW w:type="dxa" w:w="3402"/>
+            <w:shd w:val="clear" w:color="auto" w:fill="F2F2F2"/>
+            <w:tcBorders>
+              <w:top w:val="single" w:sz="4" w:space="0" w:color="CCCCCC"/>
+              <w:bottom w:val="single" w:sz="4" w:space="0" w:color="CCCCCC"/>
+              <w:left w:val="single" w:sz="4" w:space="0" w:color="CCCCCC"/>
+              <w:right w:val="single" w:sz="4" w:space="0" w:color="CCCCCC"/>
+            </w:tcBorders>
+          </w:tcPr>
+          <w:p>
+            <w:r>
+              <w:rPr>
+                <w:sz w:val="18"/>
+              </w:rPr>
+              <w:t>Notify trader to manually move stop to breakeven.</w:t>
+            </w:r>
+          </w:p>
+        </w:tc>
+        <w:tc>
+          <w:tcPr>
+            <w:tcW w:type="dxa" w:w="2268"/>
+            <w:shd w:val="clear" w:color="auto" w:fill="F2F2F2"/>
+            <w:tcBorders>
+              <w:top w:val="single" w:sz="4" w:space="0" w:color="CCCCCC"/>
+              <w:bottom w:val="single" w:sz="4" w:space="0" w:color="CCCCCC"/>
+              <w:left w:val="single" w:sz="4" w:space="0" w:color="CCCCCC"/>
+              <w:right w:val="single" w:sz="4" w:space="0" w:color="CCCCCC"/>
+            </w:tcBorders>
+          </w:tcPr>
+          <w:p>
+            <w:r>
+              <w:rPr>
+                <w:b/>
+                <w:color w:val="CC3300"/>
+                <w:sz w:val="18"/>
+              </w:rPr>
+              <w:t>NO — advisory only</w:t>
+            </w:r>
+          </w:p>
+        </w:tc>
+      </w:tr>
+      <w:tr>
+        <w:tc>
+          <w:tcPr>
+            <w:tcW w:type="dxa" w:w="1701"/>
+            <w:shd w:val="clear" w:color="auto" w:fill="FFFFFF"/>
+            <w:tcBorders>
+              <w:top w:val="single" w:sz="4" w:space="0" w:color="CCCCCC"/>
+              <w:bottom w:val="single" w:sz="4" w:space="0" w:color="CCCCCC"/>
+              <w:left w:val="single" w:sz="4" w:space="0" w:color="CCCCCC"/>
+              <w:right w:val="single" w:sz="4" w:space="0" w:color="CCCCCC"/>
+            </w:tcBorders>
+          </w:tcPr>
+          <w:p>
+            <w:r>
+              <w:rPr>
+                <w:sz w:val="18"/>
+              </w:rPr>
+              <w:t>EXIT</w:t>
+            </w:r>
+          </w:p>
+        </w:tc>
+        <w:tc>
+          <w:tcPr>
+            <w:tcW w:type="dxa" w:w="2268"/>
+            <w:shd w:val="clear" w:color="auto" w:fill="FFFFFF"/>
+            <w:tcBorders>
+              <w:top w:val="single" w:sz="4" w:space="0" w:color="CCCCCC"/>
+              <w:bottom w:val="single" w:sz="4" w:space="0" w:color="CCCCCC"/>
+              <w:left w:val="single" w:sz="4" w:space="0" w:color="CCCCCC"/>
+              <w:right w:val="single" w:sz="4" w:space="0" w:color="CCCCCC"/>
+            </w:tcBorders>
+          </w:tcPr>
+          <w:p>
+            <w:r>
+              <w:rPr>
+                <w:sz w:val="18"/>
+              </w:rPr>
+              <w:t>DXYPairLevels</w:t>
+            </w:r>
+          </w:p>
+        </w:tc>
+        <w:tc>
+          <w:tcPr>
+            <w:tcW w:type="dxa" w:w="3402"/>
+            <w:shd w:val="clear" w:color="auto" w:fill="FFFFFF"/>
+            <w:tcBorders>
+              <w:top w:val="single" w:sz="4" w:space="0" w:color="CCCCCC"/>
+              <w:bottom w:val="single" w:sz="4" w:space="0" w:color="CCCCCC"/>
+              <w:left w:val="single" w:sz="4" w:space="0" w:color="CCCCCC"/>
+              <w:right w:val="single" w:sz="4" w:space="0" w:color="CCCCCC"/>
+            </w:tcBorders>
+          </w:tcPr>
+          <w:p>
+            <w:r>
+              <w:rPr>
+                <w:sz w:val="18"/>
+              </w:rPr>
+              <w:t>Close pair position, log result to journal.</w:t>
+            </w:r>
+          </w:p>
+        </w:tc>
+        <w:tc>
+          <w:tcPr>
+            <w:tcW w:type="dxa" w:w="2268"/>
+            <w:shd w:val="clear" w:color="auto" w:fill="FFFFFF"/>
+            <w:tcBorders>
+              <w:top w:val="single" w:sz="4" w:space="0" w:color="CCCCCC"/>
+              <w:bottom w:val="single" w:sz="4" w:space="0" w:color="CCCCCC"/>
+              <w:left w:val="single" w:sz="4" w:space="0" w:color="CCCCCC"/>
+              <w:right w:val="single" w:sz="4" w:space="0" w:color="CCCCCC"/>
+            </w:tcBorders>
+          </w:tcPr>
+          <w:p>
+            <w:r>
+              <w:rPr>
+                <w:b w:val="0"/>
+                <w:color w:val="1E6B1E"/>
+                <w:sz w:val="18"/>
+              </w:rPr>
+              <w:t>Yes — close trade</w:t>
+            </w:r>
+          </w:p>
+        </w:tc>
+      </w:tr>
+      <w:tr>
+        <w:tc>
+          <w:tcPr>
+            <w:tcW w:type="dxa" w:w="1701"/>
+            <w:shd w:val="clear" w:color="auto" w:fill="F2F2F2"/>
+            <w:tcBorders>
+              <w:top w:val="single" w:sz="4" w:space="0" w:color="CCCCCC"/>
+              <w:bottom w:val="single" w:sz="4" w:space="0" w:color="CCCCCC"/>
+              <w:left w:val="single" w:sz="4" w:space="0" w:color="CCCCCC"/>
+              <w:right w:val="single" w:sz="4" w:space="0" w:color="CCCCCC"/>
+            </w:tcBorders>
+          </w:tcPr>
+          <w:p>
+            <w:r>
+              <w:rPr>
+                <w:sz w:val="18"/>
+              </w:rPr>
+              <w:t>DXY_EXIT</w:t>
+            </w:r>
+          </w:p>
+        </w:tc>
+        <w:tc>
+          <w:tcPr>
+            <w:tcW w:type="dxa" w:w="2268"/>
+            <w:shd w:val="clear" w:color="auto" w:fill="F2F2F2"/>
+            <w:tcBorders>
+              <w:top w:val="single" w:sz="4" w:space="0" w:color="CCCCCC"/>
+              <w:bottom w:val="single" w:sz="4" w:space="0" w:color="CCCCCC"/>
+              <w:left w:val="single" w:sz="4" w:space="0" w:color="CCCCCC"/>
+              <w:right w:val="single" w:sz="4" w:space="0" w:color="CCCCCC"/>
+            </w:tcBorders>
+          </w:tcPr>
+          <w:p>
+            <w:r>
+              <w:rPr>
+                <w:sz w:val="18"/>
+              </w:rPr>
+              <w:t>DXYTradeAlert</w:t>
+            </w:r>
+          </w:p>
+        </w:tc>
+        <w:tc>
+          <w:tcPr>
+            <w:tcW w:type="dxa" w:w="3402"/>
+            <w:shd w:val="clear" w:color="auto" w:fill="F2F2F2"/>
+            <w:tcBorders>
+              <w:top w:val="single" w:sz="4" w:space="0" w:color="CCCCCC"/>
+              <w:bottom w:val="single" w:sz="4" w:space="0" w:color="CCCCCC"/>
+              <w:left w:val="single" w:sz="4" w:space="0" w:color="CCCCCC"/>
+              <w:right w:val="single" w:sz="4" w:space="0" w:color="CCCCCC"/>
+            </w:tcBorders>
+          </w:tcPr>
+          <w:p>
+            <w:r>
+              <w:rPr>
+                <w:sz w:val="18"/>
+              </w:rPr>
+              <w:t>Emergency close-all if any pair positions still open.</w:t>
+            </w:r>
+          </w:p>
+        </w:tc>
+        <w:tc>
+          <w:tcPr>
+            <w:tcW w:type="dxa" w:w="2268"/>
+            <w:shd w:val="clear" w:color="auto" w:fill="F2F2F2"/>
+            <w:tcBorders>
+              <w:top w:val="single" w:sz="4" w:space="0" w:color="CCCCCC"/>
+              <w:bottom w:val="single" w:sz="4" w:space="0" w:color="CCCCCC"/>
+              <w:left w:val="single" w:sz="4" w:space="0" w:color="CCCCCC"/>
+              <w:right w:val="single" w:sz="4" w:space="0" w:color="CCCCCC"/>
+            </w:tcBorders>
+          </w:tcPr>
+          <w:p>
+            <w:r>
+              <w:rPr>
+                <w:b w:val="0"/>
+                <w:color w:val="B85C00"/>
+                <w:sz w:val="18"/>
+              </w:rPr>
+              <w:t>Yes — safety net</w:t>
+            </w:r>
+          </w:p>
+        </w:tc>
+      </w:tr>
+    </w:tbl>
+    <w:p>
+      <w:pPr>
+        <w:spacing w:after="80"/>
+      </w:pPr>
+      <w:r>
+        <w:rPr>
+          <w:b w:val="0"/>
+          <w:i w:val="0"/>
+          <w:sz w:val="20"/>
+        </w:rPr>
+        <w:t>Always check the 'event' field first as the primary router:</w:t>
+      </w:r>
+    </w:p>
+    <w:p>
+      <w:pPr>
+        <w:spacing w:before="200" w:after="80"/>
+      </w:pPr>
+      <w:r>
+        <w:rPr>
+          <w:b/>
+          <w:color w:val="0D2B5A"/>
+          <w:sz w:val="22"/>
+        </w:rPr>
+        <w:t>12.5  Event routing logic</w:t>
+      </w:r>
+    </w:p>
+    <w:p>
+      <w:pPr>
+        <w:spacing w:after="80"/>
+      </w:pPr>
+      <w:r>
+        <w:rPr>
+          <w:b w:val="0"/>
+          <w:i w:val="0"/>
+          <w:sz w:val="20"/>
+        </w:rPr>
+        <w:t>Result: all events (DXY_ENTRY, DXY_EXIT, ENTRY, EXIT, SL_MOVE) flow to a single endpoint. Route them inside your automation using the 'event' field.</w:t>
+      </w:r>
+    </w:p>
+    <w:p>
+      <w:pPr>
+        <w:pStyle w:val="ListBullet"/>
+        <w:spacing w:after="40"/>
+      </w:pPr>
+      <w:r>
+        <w:rPr>
+          <w:b/>
+          <w:sz w:val="20"/>
+        </w:rPr>
+        <w:t xml:space="preserve">6. </w:t>
+      </w:r>
+      <w:r>
+        <w:rPr>
+          <w:sz w:val="20"/>
+        </w:rPr>
+        <w:t>Expiry: Set to 'Open-ended alert'. Save.</w:t>
+      </w:r>
+    </w:p>
+    <w:p>
+      <w:pPr>
+        <w:pStyle w:val="ListBullet"/>
+        <w:spacing w:after="40"/>
+      </w:pPr>
+      <w:r>
+        <w:rPr>
+          <w:b/>
+          <w:sz w:val="20"/>
+        </w:rPr>
+        <w:t xml:space="preserve">5. </w:t>
+      </w:r>
+      <w:r>
+        <w:rPr>
+          <w:sz w:val="20"/>
+        </w:rPr>
+        <w:t>Notifications: Enable 'Webhook URL' — use the SAME endpoint as the DXY chart.</w:t>
+      </w:r>
+    </w:p>
+    <w:p>
+      <w:pPr>
+        <w:pStyle w:val="ListBullet"/>
+        <w:spacing w:after="40"/>
+      </w:pPr>
+      <w:r>
+        <w:rPr>
+          <w:b/>
+          <w:sz w:val="20"/>
+        </w:rPr>
+        <w:t xml:space="preserve">4. </w:t>
+      </w:r>
+      <w:r>
+        <w:rPr>
+          <w:sz w:val="20"/>
+        </w:rPr>
+        <w:t>Condition: Select 'DXY Pair Levels' → 'alert() function calls'.</w:t>
+      </w:r>
+    </w:p>
+    <w:p>
+      <w:pPr>
+        <w:pStyle w:val="ListBullet"/>
+        <w:spacing w:after="40"/>
+      </w:pPr>
+      <w:r>
+        <w:rPr>
+          <w:b/>
+          <w:sz w:val="20"/>
+        </w:rPr>
+        <w:t xml:space="preserve">3. </w:t>
+      </w:r>
+      <w:r>
+        <w:rPr>
+          <w:sz w:val="20"/>
+        </w:rPr>
+        <w:t>Click the bell icon → Create alert.</w:t>
+      </w:r>
+    </w:p>
+    <w:p>
+      <w:pPr>
+        <w:pStyle w:val="ListBullet"/>
+        <w:spacing w:after="40"/>
+      </w:pPr>
+      <w:r>
+        <w:rPr>
+          <w:b/>
+          <w:sz w:val="20"/>
+        </w:rPr>
+        <w:t xml:space="preserve">2. </w:t>
+      </w:r>
+      <w:r>
+        <w:rPr>
+          <w:sz w:val="20"/>
+        </w:rPr>
+        <w:t>In indicator settings, enable 'Enable Webhook Alerts' and optionally adjust 'Breakeven Move — Trigger'.</w:t>
+      </w:r>
+    </w:p>
+    <w:p>
+      <w:pPr>
+        <w:pStyle w:val="ListBullet"/>
+        <w:spacing w:after="40"/>
+      </w:pPr>
+      <w:r>
+        <w:rPr>
+          <w:b/>
+          <w:sz w:val="20"/>
+        </w:rPr>
+        <w:t xml:space="preserve">1. </w:t>
+      </w:r>
+      <w:r>
+        <w:rPr>
+          <w:sz w:val="20"/>
+        </w:rPr>
+        <w:t>Open the pair chart with DXYPairLevels applied.</w:t>
+      </w:r>
+    </w:p>
+    <w:p>
+      <w:pPr>
+        <w:spacing w:after="80"/>
+      </w:pPr>
+      <w:r>
+        <w:rPr>
+          <w:b/>
+          <w:i w:val="0"/>
+          <w:sz w:val="20"/>
+        </w:rPr>
+        <w:t>For each DXYPairLevels.pine chart (repeat × number of pairs):</w:t>
+      </w:r>
+    </w:p>
+    <w:p>
+      <w:pPr>
+        <w:pStyle w:val="ListBullet"/>
+        <w:spacing w:after="40"/>
+      </w:pPr>
+      <w:r>
+        <w:rPr>
+          <w:b/>
+          <w:sz w:val="20"/>
+        </w:rPr>
+        <w:t xml:space="preserve">6. </w:t>
+      </w:r>
+      <w:r>
+        <w:rPr>
+          <w:sz w:val="20"/>
+        </w:rPr>
+        <w:t>Expiry: Set to 'Open-ended alert'. Save.</w:t>
+      </w:r>
+    </w:p>
+    <w:p>
+      <w:pPr>
+        <w:pStyle w:val="ListBullet"/>
+        <w:spacing w:after="40"/>
+      </w:pPr>
+      <w:r>
+        <w:rPr>
+          <w:b/>
+          <w:sz w:val="20"/>
+        </w:rPr>
+        <w:t xml:space="preserve">5. </w:t>
+      </w:r>
+      <w:r>
+        <w:rPr>
+          <w:sz w:val="20"/>
+        </w:rPr>
+        <w:t>Notifications: Enable 'Webhook URL' and paste your endpoint.</w:t>
+      </w:r>
+    </w:p>
+    <w:p>
+      <w:pPr>
+        <w:pStyle w:val="ListBullet"/>
+        <w:spacing w:after="40"/>
+      </w:pPr>
+      <w:r>
+        <w:rPr>
+          <w:b/>
+          <w:sz w:val="20"/>
+        </w:rPr>
+        <w:t xml:space="preserve">4. </w:t>
+      </w:r>
+      <w:r>
+        <w:rPr>
+          <w:sz w:val="20"/>
+        </w:rPr>
+        <w:t>Condition: Select 'DXY Trade Alert' → 'alert() function calls'.</w:t>
+      </w:r>
+    </w:p>
+    <w:p>
+      <w:pPr>
+        <w:pStyle w:val="ListBullet"/>
+        <w:spacing w:after="40"/>
+      </w:pPr>
+      <w:r>
+        <w:rPr>
+          <w:b/>
+          <w:sz w:val="20"/>
+        </w:rPr>
+        <w:t xml:space="preserve">3. </w:t>
+      </w:r>
+      <w:r>
+        <w:rPr>
+          <w:sz w:val="20"/>
+        </w:rPr>
+        <w:t>Click the bell icon → Create alert.</w:t>
+      </w:r>
+    </w:p>
+    <w:p>
+      <w:pPr>
+        <w:pStyle w:val="ListBullet"/>
+        <w:spacing w:after="40"/>
+      </w:pPr>
+      <w:r>
+        <w:rPr>
+          <w:b/>
+          <w:sz w:val="20"/>
+        </w:rPr>
+        <w:t xml:space="preserve">2. </w:t>
+      </w:r>
+      <w:r>
+        <w:rPr>
+          <w:sz w:val="20"/>
+        </w:rPr>
+        <w:t>In the indicator settings, open Webhook / Alerts and toggle ON 'Enable DXY Webhook Alerts'.</w:t>
+      </w:r>
+    </w:p>
+    <w:p>
+      <w:pPr>
+        <w:pStyle w:val="ListBullet"/>
+        <w:spacing w:after="40"/>
+      </w:pPr>
+      <w:r>
+        <w:rPr>
+          <w:b/>
+          <w:sz w:val="20"/>
+        </w:rPr>
+        <w:t xml:space="preserve">1. </w:t>
+      </w:r>
+      <w:r>
+        <w:rPr>
+          <w:sz w:val="20"/>
+        </w:rPr>
+        <w:t>Open the DXY chart with DXYTradeAlert applied.</w:t>
+      </w:r>
+    </w:p>
+    <w:p>
+      <w:pPr>
+        <w:spacing w:after="80"/>
+      </w:pPr>
+      <w:r>
+        <w:rPr>
+          <w:b/>
+          <w:i w:val="0"/>
+          <w:sz w:val="20"/>
+        </w:rPr>
+        <w:t>For DXYTradeAlert.pine (DXY chart):</w:t>
+      </w:r>
+    </w:p>
+    <w:p>
+      <w:pPr>
+        <w:spacing w:before="200" w:after="80"/>
+      </w:pPr>
+      <w:r>
+        <w:rPr>
+          <w:b/>
+          <w:color w:val="0D2B5A"/>
+          <w:sz w:val="22"/>
+        </w:rPr>
+        <w:t>12.4  TradingView alert setup</w:t>
+      </w:r>
+    </w:p>
+    <w:p>
+      <w:pPr>
+        <w:spacing w:after="80"/>
+      </w:pPr>
+      <w:r>
+        <w:rPr>
+          <w:b w:val="0"/>
+          <w:i w:val="0"/>
+          <w:sz w:val="20"/>
+        </w:rPr>
+        <w:t>The SL_MOVE trigger percentage can be adjusted in the indicator settings (Webhook / Alerts group: 'Breakeven Move — Trigger'). Range: 25%–75%.</w:t>
+      </w:r>
+    </w:p>
+    <w:p>
+      <w:pPr>
+        <w:spacing w:after="80"/>
+      </w:pPr>
+      <w:r>
+        <w:rPr>
+          <w:b w:val="0"/>
+          <w:i w:val="0"/>
+          <w:sz w:val="20"/>
+        </w:rPr>
+        <w:t>SL_MOVE fires once per trade when DXY has moved the configured percentage of its TP distance from entry. The default trigger is 50% (halfway to TP). This is an advisory event only. NEVER act on SL_MOVE automatically — it notifies you to manually move your pair stop to breakeven.</w:t>
+      </w:r>
+    </w:p>
+    <w:p>
+      <w:pPr>
+        <w:spacing w:before="80" w:after="80"/>
+        <w:ind w:left="432"/>
+        <w:shd w:val="clear" w:color="auto" w:fill="F4F4F4"/>
+      </w:pPr>
+      <w:r>
+        <w:rPr>
+          <w:rFonts w:ascii="Courier New" w:hAnsi="Courier New"/>
+          <w:color w:val="606060"/>
+          <w:sz w:val="17"/>
+        </w:rPr>
+        <w:t>{</w:t>
+        <w:br/>
+        <w:t xml:space="preserve">  "event":       "SL_MOVE",</w:t>
+        <w:br/>
+        <w:t xml:space="preserve">  "pair":        "EURUSD",</w:t>
+        <w:br/>
+        <w:t xml:space="preserve">  "signal":      "GAP_REJ_LONG",</w:t>
+        <w:br/>
+        <w:t xml:space="preserve">  "action":      "MOVE_TO_BE",     // always MOVE_TO_BE (breakeven)</w:t>
+        <w:br/>
+        <w:t xml:space="preserve">  "new_sl":      1.08500,          // new SL = pair entry price (breakeven)</w:t>
+        <w:br/>
+        <w:t xml:space="preserve">  "pair_entry":  1.08500,          // original pair entry price (same as new_sl)</w:t>
+        <w:br/>
+        <w:t xml:space="preserve">  "dxy_price":   104.3750,         // DXY price at advisory fire time</w:t>
+        <w:br/>
+        <w:t xml:space="preserve">  "progress_pct":50,               // % of DXY TP distance covered (default trigger: 50%)</w:t>
+        <w:br/>
+        <w:t xml:space="preserve">  "time":        "2024-01-15 10:15"</w:t>
+        <w:br/>
+        <w:t>}</w:t>
+      </w:r>
+    </w:p>
+    <w:p>
+      <w:pPr>
+        <w:spacing w:before="200" w:after="80"/>
+      </w:pPr>
+      <w:r>
+        <w:rPr>
+          <w:b/>
+          <w:color w:val="0D2B5A"/>
+          <w:sz w:val="22"/>
+        </w:rPr>
+        <w:t>SL_MOVE JSON schema  (new — breakeven advisory)</w:t>
+      </w:r>
+    </w:p>
+    <w:p>
+      <w:pPr>
+        <w:spacing w:before="80" w:after="80"/>
+        <w:ind w:left="432"/>
+        <w:shd w:val="clear" w:color="auto" w:fill="F4F4F4"/>
+      </w:pPr>
+      <w:r>
+        <w:rPr>
+          <w:rFonts w:ascii="Courier New" w:hAnsi="Courier New"/>
+          <w:color w:val="606060"/>
+          <w:sz w:val="17"/>
+        </w:rPr>
+        <w:t>{</w:t>
+        <w:br/>
+        <w:t xml:space="preserve">  "event":      "EXIT",</w:t>
+        <w:br/>
+        <w:t xml:space="preserve">  "pair":       "EURUSD",</w:t>
+        <w:br/>
+        <w:t xml:space="preserve">  "result":     "TP",              // TP or SL</w:t>
+        <w:br/>
+        <w:t xml:space="preserve">  "signal":     "GAP_REJ_LONG",</w:t>
+        <w:br/>
+        <w:t xml:space="preserve">  "exit_price": 1.08250,           // estimated pair exit price at DXY TP/SL bar</w:t>
+        <w:br/>
+        <w:t xml:space="preserve">  "dxy_exit":   104.4900,</w:t>
+        <w:br/>
+        <w:t xml:space="preserve">  "time":       "2024-01-15 11:45"</w:t>
+        <w:br/>
+        <w:t>}</w:t>
+      </w:r>
+    </w:p>
+    <w:p>
+      <w:pPr>
+        <w:spacing w:before="200" w:after="80"/>
+      </w:pPr>
+      <w:r>
+        <w:rPr>
+          <w:b/>
+          <w:color w:val="0D2B5A"/>
+          <w:sz w:val="22"/>
+        </w:rPr>
+        <w:t>EXIT JSON schema</w:t>
+      </w:r>
+    </w:p>
+    <w:p>
+      <w:pPr>
+        <w:spacing w:before="80" w:after="80"/>
+        <w:ind w:left="432"/>
+        <w:shd w:val="clear" w:color="auto" w:fill="F4F4F4"/>
+      </w:pPr>
+      <w:r>
+        <w:rPr>
+          <w:rFonts w:ascii="Courier New" w:hAnsi="Courier New"/>
+          <w:color w:val="606060"/>
+          <w:sz w:val="17"/>
+        </w:rPr>
+        <w:t>{</w:t>
+        <w:br/>
+        <w:t xml:space="preserve">  "event":    "ENTRY",</w:t>
+        <w:br/>
+        <w:t xml:space="preserve">  "pair":     "EURUSD",</w:t>
+        <w:br/>
+        <w:t xml:space="preserve">  "signal":   "GAP_REJ_LONG",</w:t>
+        <w:br/>
+        <w:t xml:space="preserve">  "pair_dir": "SHORT",             // LONG or SHORT — the pair trade direction</w:t>
+        <w:br/>
+        <w:t xml:space="preserve">  "entry":    1.08500,             // pair close at signal bar</w:t>
+        <w:br/>
+        <w:t xml:space="preserve">  "tp":       1.08250,             // estimated pair TP (based on DXY SL distance × tick_factor)</w:t>
+        <w:br/>
+        <w:t xml:space="preserve">  "sl":       1.08750,             // estimated pair SL (1:1 mirror of TP distance)</w:t>
+        <w:br/>
+        <w:t xml:space="preserve">  "sl_pts":   2500,                // DXY SL distance in pts</w:t>
+        <w:br/>
+        <w:t xml:space="preserve">  "dxy_entry":104.2500,            // DXY close at signal bar</w:t>
+        <w:br/>
+        <w:t xml:space="preserve">  "gap_at_lon":850,                // ATTR_CORE only</w:t>
+        <w:br/>
+        <w:t xml:space="preserve">  "wave_ext": 420,                 // ATTR_CORE only</w:t>
+        <w:br/>
+        <w:t xml:space="preserve">  "time":     "2024-01-15 09:00"</w:t>
+        <w:br/>
+        <w:t>}</w:t>
+      </w:r>
+    </w:p>
+    <w:p>
+      <w:pPr>
+        <w:spacing w:before="200" w:after="80"/>
+      </w:pPr>
+      <w:r>
+        <w:rPr>
+          <w:b/>
+          <w:color w:val="0D2B5A"/>
+          <w:sz w:val="22"/>
+        </w:rPr>
+        <w:t>ENTRY JSON schema</w:t>
+      </w:r>
+    </w:p>
+    <w:p>
+      <w:pPr>
+        <w:spacing w:after="80"/>
+      </w:pPr>
+      <w:r>
+        <w:rPr>
+          <w:b w:val="0"/>
+          <w:i w:val="0"/>
+          <w:sz w:val="20"/>
+        </w:rPr>
+        <w:t>Enable the 'Enable Webhook Alerts' toggle in the Webhook / Alerts group on each pair chart. Create ONE alert per chart using the 'alert() function calls' condition. All three event types are routed through this single alert.</w:t>
+      </w:r>
+    </w:p>
+    <w:p>
+      <w:pPr>
+        <w:spacing w:before="200" w:after="80"/>
+      </w:pPr>
+      <w:r>
+        <w:rPr>
+          <w:b/>
+          <w:color w:val="0D2B5A"/>
+          <w:sz w:val="22"/>
+        </w:rPr>
+        <w:t>12.3  DXYPairLevels.pine — ENTRY, EXIT, and SL_MOVE events</w:t>
+      </w:r>
+    </w:p>
+    <w:p>
+      <w:pPr>
+        <w:spacing w:after="80"/>
+      </w:pPr>
+      <w:r>
+        <w:rPr>
+          <w:b w:val="0"/>
+          <w:i/>
+          <w:sz w:val="20"/>
+        </w:rPr>
+        <w:t>Note: DXYTradeAlert.pine also retains all original alertcondition() named alerts (push, email, pop-up). The new alert() JSON webhooks are additive — they fire in addition to, not instead of, the human-readable notifications.</w:t>
+      </w:r>
+    </w:p>
+    <w:p>
+      <w:pPr>
+        <w:spacing w:before="80" w:after="80"/>
+        <w:ind w:left="432"/>
+        <w:shd w:val="clear" w:color="auto" w:fill="F4F4F4"/>
+      </w:pPr>
+      <w:r>
+        <w:rPr>
+          <w:rFonts w:ascii="Courier New" w:hAnsi="Courier New"/>
+          <w:color w:val="606060"/>
+          <w:sz w:val="17"/>
+        </w:rPr>
+        <w:t>{</w:t>
+        <w:br/>
+        <w:t xml:space="preserve">  "event":    "DXY_EXIT",</w:t>
+        <w:br/>
+        <w:t xml:space="preserve">  "result":   "TP",                // TP or SL</w:t>
+        <w:br/>
+        <w:t xml:space="preserve">  "signal":   "GAP_REJ_LONG",      // signal that opened this trade</w:t>
+        <w:br/>
+        <w:t xml:space="preserve">  "dxy_exit": 104.4900,            // DXY close at exit bar</w:t>
+        <w:br/>
+        <w:t xml:space="preserve">  "time":     "2024-01-15 11:45"</w:t>
+        <w:br/>
+        <w:t>}</w:t>
+      </w:r>
+    </w:p>
+    <w:p>
+      <w:pPr>
+        <w:spacing w:before="200" w:after="80"/>
+      </w:pPr>
+      <w:r>
+        <w:rPr>
+          <w:b/>
+          <w:color w:val="0D2B5A"/>
+          <w:sz w:val="22"/>
+        </w:rPr>
+        <w:t>DXY_EXIT JSON schema</w:t>
+      </w:r>
+    </w:p>
+    <w:p>
+      <w:pPr>
+        <w:spacing w:after="80"/>
+      </w:pPr>
+      <w:r>
+        <w:rPr>
+          <w:b w:val="0"/>
+          <w:i w:val="0"/>
+          <w:sz w:val="20"/>
+        </w:rPr>
+        <w:t>DXY_EXIT fires when DXY hits its TP or SL level. This is the signal to close ALL open pair positions immediately.</w:t>
+      </w:r>
+    </w:p>
+    <w:p>
+      <w:pPr>
+        <w:spacing w:before="80" w:after="80"/>
+        <w:ind w:left="432"/>
+        <w:shd w:val="clear" w:color="auto" w:fill="F4F4F4"/>
+      </w:pPr>
+      <w:r>
+        <w:rPr>
+          <w:rFonts w:ascii="Courier New" w:hAnsi="Courier New"/>
+          <w:color w:val="606060"/>
+          <w:sz w:val="17"/>
+        </w:rPr>
+        <w:t>{</w:t>
+        <w:br/>
+        <w:t xml:space="preserve">  "event":      "DXY_ENTRY",</w:t>
+        <w:br/>
+        <w:t xml:space="preserve">  "signal":     "GAP_REJ_LONG",   // GAP_REJ_LONG/SHORT | REV_LONG/SHORT</w:t>
+        <w:br/>
+        <w:t xml:space="preserve">                                   // LON_ATTR_LONG | ATTR_CORE_LONG/SHORT</w:t>
+        <w:br/>
+        <w:t xml:space="preserve">  "dxy_dir":    "LONG",            // LONG or SHORT</w:t>
+        <w:br/>
+        <w:t xml:space="preserve">  "dxy_entry":  104.2500,          // DXY close at signal bar</w:t>
+        <w:br/>
+        <w:t xml:space="preserve">  "dxy_tp":     104.5000,          // DXY TP level</w:t>
+        <w:br/>
+        <w:t xml:space="preserve">  "dxy_sl":     104.0000,          // DXY SL level</w:t>
+        <w:br/>
+        <w:t xml:space="preserve">  "sl_pts":     2500,              // DXY SL distance in pts (÷10000 = price)</w:t>
+        <w:br/>
+        <w:t xml:space="preserve">  "gap_at_lon": 850,               // ATTR_CORE only — gap at London open (pts)</w:t>
+        <w:br/>
+        <w:t xml:space="preserve">  "wave_ext":   420,               // ATTR_CORE only — wave extension (pts)</w:t>
+        <w:br/>
+        <w:t xml:space="preserve">  "time":       "2024-01-15 09:00" // UTC bar close time</w:t>
+        <w:br/>
+        <w:t>}</w:t>
+      </w:r>
+    </w:p>
+    <w:p>
+      <w:pPr>
+        <w:spacing w:before="200" w:after="80"/>
+      </w:pPr>
+      <w:r>
+        <w:rPr>
+          <w:b/>
+          <w:color w:val="0D2B5A"/>
+          <w:sz w:val="22"/>
+        </w:rPr>
+        <w:t>DXY_ENTRY JSON schema</w:t>
+      </w:r>
+    </w:p>
+    <w:p>
+      <w:pPr>
+        <w:spacing w:after="80"/>
+      </w:pPr>
+      <w:r>
+        <w:rPr>
+          <w:b w:val="0"/>
+          <w:i w:val="0"/>
+          <w:sz w:val="20"/>
+        </w:rPr>
+        <w:t>DXY_ENTRY fires when a new DXY signal bar is confirmed. It tells your automation which direction is active on DXY and the key price levels.</w:t>
+      </w:r>
+    </w:p>
+    <w:p>
+      <w:pPr>
+        <w:spacing w:after="80"/>
+      </w:pPr>
+      <w:r>
+        <w:rPr>
+          <w:b w:val="0"/>
+          <w:i w:val="0"/>
+          <w:sz w:val="20"/>
+        </w:rPr>
+        <w:t>Enable the 'Enable DXY Webhook Alerts' toggle in the Webhook / Alerts input group. Create ONE TradingView alert on the DXYTradeAlert indicator using the 'alert() function calls' condition and enter your webhook URL.</w:t>
+      </w:r>
+    </w:p>
+    <w:p>
+      <w:pPr>
+        <w:spacing w:before="200" w:after="80"/>
+      </w:pPr>
+      <w:r>
+        <w:rPr>
+          <w:b/>
+          <w:color w:val="0D2B5A"/>
+          <w:sz w:val="22"/>
+        </w:rPr>
+        <w:t>12.2  DXYTradeAlert.pine — DXY_ENTRY and DXY_EXIT events</w:t>
+      </w:r>
+    </w:p>
+    <w:p>
+      <w:pPr>
+        <w:spacing w:after="80"/>
+      </w:pPr>
+      <w:r>
+        <w:rPr>
+          <w:b w:val="0"/>
+          <w:i w:val="0"/>
+          <w:sz w:val="20"/>
+        </w:rPr>
+        <w:t>Typical live setup: 9 TradingView chart tabs open simultaneously (1 DXY + 8 pairs). Each has one 'alert() function calls' alert pointing to the same webhook endpoint. Your automation receives all events and routes by the 'event' field.</w:t>
+      </w:r>
+    </w:p>
+    <w:p/>
+    <w:tbl>
+      <w:tblPr>
+        <w:tblStyle w:val="TableGrid"/>
+        <w:tblW w:type="auto" w:w="0"/>
+        <w:jc w:val="left"/>
+        <w:tblLook w:firstColumn="1" w:firstRow="1" w:lastColumn="0" w:lastRow="0" w:noHBand="0" w:noVBand="1" w:val="04A0"/>
+      </w:tblPr>
+      <w:tblGrid>
+        <w:gridCol w:w="2160"/>
+        <w:gridCol w:w="2160"/>
+        <w:gridCol w:w="2160"/>
+        <w:gridCol w:w="2160"/>
+      </w:tblGrid>
+      <w:tr>
+        <w:tc>
+          <w:tcPr>
+            <w:tcW w:type="dxa" w:w="2551"/>
+            <w:shd w:val="clear" w:color="auto" w:fill="0D2B5A"/>
+            <w:tcBorders>
+              <w:top w:val="single" w:sz="8" w:space="0" w:color="C9A02C"/>
+              <w:bottom w:val="single" w:sz="8" w:space="0" w:color="C9A02C"/>
+              <w:left w:val="single" w:sz="8" w:space="0" w:color="C9A02C"/>
+              <w:right w:val="single" w:sz="8" w:space="0" w:color="C9A02C"/>
+            </w:tcBorders>
+          </w:tcPr>
+          <w:p>
+            <w:pPr>
+              <w:jc w:val="center"/>
+            </w:pPr>
+            <w:r>
+              <w:rPr>
+                <w:b/>
+                <w:color w:val="FFFFFF"/>
+                <w:sz w:val="18"/>
+              </w:rPr>
+              <w:t>Indicator</w:t>
+            </w:r>
+          </w:p>
+        </w:tc>
+        <w:tc>
+          <w:tcPr>
+            <w:tcW w:type="dxa" w:w="1984"/>
+            <w:shd w:val="clear" w:color="auto" w:fill="0D2B5A"/>
+            <w:tcBorders>
+              <w:top w:val="single" w:sz="8" w:space="0" w:color="C9A02C"/>
+              <w:bottom w:val="single" w:sz="8" w:space="0" w:color="C9A02C"/>
+              <w:left w:val="single" w:sz="8" w:space="0" w:color="C9A02C"/>
+              <w:right w:val="single" w:sz="8" w:space="0" w:color="C9A02C"/>
+            </w:tcBorders>
+          </w:tcPr>
+          <w:p>
+            <w:pPr>
+              <w:jc w:val="center"/>
+            </w:pPr>
+            <w:r>
+              <w:rPr>
+                <w:b/>
+                <w:color w:val="FFFFFF"/>
+                <w:sz w:val="18"/>
+              </w:rPr>
+              <w:t>Chart</w:t>
+            </w:r>
+          </w:p>
+        </w:tc>
+        <w:tc>
+          <w:tcPr>
+            <w:tcW w:type="dxa" w:w="3402"/>
+            <w:shd w:val="clear" w:color="auto" w:fill="0D2B5A"/>
+            <w:tcBorders>
+              <w:top w:val="single" w:sz="8" w:space="0" w:color="C9A02C"/>
+              <w:bottom w:val="single" w:sz="8" w:space="0" w:color="C9A02C"/>
+              <w:left w:val="single" w:sz="8" w:space="0" w:color="C9A02C"/>
+              <w:right w:val="single" w:sz="8" w:space="0" w:color="C9A02C"/>
+            </w:tcBorders>
+          </w:tcPr>
+          <w:p>
+            <w:pPr>
+              <w:jc w:val="center"/>
+            </w:pPr>
+            <w:r>
+              <w:rPr>
+                <w:b/>
+                <w:color w:val="FFFFFF"/>
+                <w:sz w:val="18"/>
+              </w:rPr>
+              <w:t>Webhook Role</w:t>
+            </w:r>
+          </w:p>
+        </w:tc>
+        <w:tc>
+          <w:tcPr>
+            <w:tcW w:type="dxa" w:w="2268"/>
+            <w:shd w:val="clear" w:color="auto" w:fill="0D2B5A"/>
+            <w:tcBorders>
+              <w:top w:val="single" w:sz="8" w:space="0" w:color="C9A02C"/>
+              <w:bottom w:val="single" w:sz="8" w:space="0" w:color="C9A02C"/>
+              <w:left w:val="single" w:sz="8" w:space="0" w:color="C9A02C"/>
+              <w:right w:val="single" w:sz="8" w:space="0" w:color="C9A02C"/>
+            </w:tcBorders>
+          </w:tcPr>
+          <w:p>
+            <w:pPr>
+              <w:jc w:val="center"/>
+            </w:pPr>
+            <w:r>
+              <w:rPr>
+                <w:b/>
+                <w:color w:val="FFFFFF"/>
+                <w:sz w:val="18"/>
+              </w:rPr>
+              <w:t>Events Fired</w:t>
+            </w:r>
+          </w:p>
+        </w:tc>
+      </w:tr>
+      <w:tr>
+        <w:tc>
+          <w:tcPr>
+            <w:tcW w:type="dxa" w:w="2551"/>
+            <w:shd w:val="clear" w:color="auto" w:fill="F2F2F2"/>
+            <w:tcBorders>
+              <w:top w:val="single" w:sz="4" w:space="0" w:color="CCCCCC"/>
+              <w:bottom w:val="single" w:sz="4" w:space="0" w:color="CCCCCC"/>
+              <w:left w:val="single" w:sz="4" w:space="0" w:color="CCCCCC"/>
+              <w:right w:val="single" w:sz="4" w:space="0" w:color="CCCCCC"/>
+            </w:tcBorders>
+          </w:tcPr>
+          <w:p>
+            <w:r>
+              <w:rPr>
+                <w:sz w:val="18"/>
+              </w:rPr>
+              <w:t>DXYTradeAlert.pine</w:t>
+            </w:r>
+          </w:p>
+        </w:tc>
+        <w:tc>
+          <w:tcPr>
+            <w:tcW w:type="dxa" w:w="1984"/>
+            <w:shd w:val="clear" w:color="auto" w:fill="F2F2F2"/>
+            <w:tcBorders>
+              <w:top w:val="single" w:sz="4" w:space="0" w:color="CCCCCC"/>
+              <w:bottom w:val="single" w:sz="4" w:space="0" w:color="CCCCCC"/>
+              <w:left w:val="single" w:sz="4" w:space="0" w:color="CCCCCC"/>
+              <w:right w:val="single" w:sz="4" w:space="0" w:color="CCCCCC"/>
+            </w:tcBorders>
+          </w:tcPr>
+          <w:p>
+            <w:r>
+              <w:rPr>
+                <w:sz w:val="18"/>
+              </w:rPr>
+              <w:t>DXY (index) chart</w:t>
+            </w:r>
+          </w:p>
+        </w:tc>
+        <w:tc>
+          <w:tcPr>
+            <w:tcW w:type="dxa" w:w="3402"/>
+            <w:shd w:val="clear" w:color="auto" w:fill="F2F2F2"/>
+            <w:tcBorders>
+              <w:top w:val="single" w:sz="4" w:space="0" w:color="CCCCCC"/>
+              <w:bottom w:val="single" w:sz="4" w:space="0" w:color="CCCCCC"/>
+              <w:left w:val="single" w:sz="4" w:space="0" w:color="CCCCCC"/>
+              <w:right w:val="single" w:sz="4" w:space="0" w:color="CCCCCC"/>
+            </w:tcBorders>
+          </w:tcPr>
+          <w:p>
+            <w:r>
+              <w:rPr>
+                <w:sz w:val="18"/>
+              </w:rPr>
+              <w:t>Control channel — DXY-level signal and exit events</w:t>
+            </w:r>
+          </w:p>
+        </w:tc>
+        <w:tc>
+          <w:tcPr>
+            <w:tcW w:type="dxa" w:w="2268"/>
+            <w:shd w:val="clear" w:color="auto" w:fill="F2F2F2"/>
+            <w:tcBorders>
+              <w:top w:val="single" w:sz="4" w:space="0" w:color="CCCCCC"/>
+              <w:bottom w:val="single" w:sz="4" w:space="0" w:color="CCCCCC"/>
+              <w:left w:val="single" w:sz="4" w:space="0" w:color="CCCCCC"/>
+              <w:right w:val="single" w:sz="4" w:space="0" w:color="CCCCCC"/>
+            </w:tcBorders>
+          </w:tcPr>
+          <w:p>
+            <w:r>
+              <w:rPr>
+                <w:sz w:val="18"/>
+              </w:rPr>
+              <w:t>DXY_ENTRY, DXY_EXIT</w:t>
+            </w:r>
+          </w:p>
+        </w:tc>
+      </w:tr>
+      <w:tr>
+        <w:tc>
+          <w:tcPr>
             <w:tcW w:type="dxa" w:w="2551"/>
             <w:shd w:val="clear" w:color="auto" w:fill="FFFFFF"/>
-            <w:vAlign w:val="center"/>
-          </w:tcPr>
-          <w:p>
-            <w:pPr>
-              <w:spacing w:before="40" w:after="40"/>
-            </w:pPr>
-            <w:r>
-              <w:rPr>
-                <w:rFonts w:ascii="Arial" w:hAnsi="Arial"/>
-                <w:b/>
-                <w:color w:val="1A1A1A"/>
-                <w:sz w:val="19"/>
-              </w:rPr>
-              <w:t>Signal source</w:t>
-            </w:r>
-          </w:p>
-        </w:tc>
-        <w:tc>
-          <w:tcPr>
-            <w:tcW w:type="dxa" w:w="7087"/>
+            <w:tcBorders>
+              <w:top w:val="single" w:sz="4" w:space="0" w:color="CCCCCC"/>
+              <w:bottom w:val="single" w:sz="4" w:space="0" w:color="CCCCCC"/>
+              <w:left w:val="single" w:sz="4" w:space="0" w:color="CCCCCC"/>
+              <w:right w:val="single" w:sz="4" w:space="0" w:color="CCCCCC"/>
+            </w:tcBorders>
+          </w:tcPr>
+          <w:p>
+            <w:r>
+              <w:rPr>
+                <w:sz w:val="18"/>
+              </w:rPr>
+              <w:t>DXYPairLevels.pine</w:t>
+            </w:r>
+          </w:p>
+        </w:tc>
+        <w:tc>
+          <w:tcPr>
+            <w:tcW w:type="dxa" w:w="1984"/>
             <w:shd w:val="clear" w:color="auto" w:fill="FFFFFF"/>
-            <w:vAlign w:val="center"/>
-          </w:tcPr>
-          <w:p>
-            <w:pPr>
-              <w:spacing w:before="40" w:after="40"/>
-            </w:pPr>
-            <w:r>
-              <w:rPr>
-                <w:rFonts w:ascii="Arial" w:hAnsi="Arial"/>
-                <w:b w:val="0"/>
-                <w:color w:val="1A1A1A"/>
-                <w:sz w:val="19"/>
-              </w:rPr>
-              <w:t>DXY 15-minute chart  (TVC:DXY)</w:t>
-            </w:r>
-          </w:p>
-        </w:tc>
-      </w:tr>
-      <w:tr>
-        <w:tc>
-          <w:tcPr>
-            <w:tcW w:type="dxa" w:w="2551"/>
-            <w:shd w:val="clear" w:color="auto" w:fill="F0F4F9"/>
-            <w:vAlign w:val="center"/>
-          </w:tcPr>
-          <w:p>
-            <w:pPr>
-              <w:spacing w:before="40" w:after="40"/>
-            </w:pPr>
-            <w:r>
-              <w:rPr>
-                <w:rFonts w:ascii="Arial" w:hAnsi="Arial"/>
-                <w:b/>
-                <w:color w:val="1A1A1A"/>
-                <w:sz w:val="19"/>
-              </w:rPr>
-              <w:t>Signal types</w:t>
-            </w:r>
-          </w:p>
-        </w:tc>
-        <w:tc>
-          <w:tcPr>
-            <w:tcW w:type="dxa" w:w="7087"/>
-            <w:shd w:val="clear" w:color="auto" w:fill="F0F4F9"/>
-            <w:vAlign w:val="center"/>
-          </w:tcPr>
-          <w:p>
-            <w:pPr>
-              <w:spacing w:before="40" w:after="40"/>
-            </w:pPr>
-            <w:r>
-              <w:rPr>
-                <w:rFonts w:ascii="Arial" w:hAnsi="Arial"/>
-                <w:b w:val="0"/>
-                <w:color w:val="1A1A1A"/>
-                <w:sz w:val="19"/>
-              </w:rPr>
-              <w:t>GAP_REJ  |  REV  |  LON_ATTR   (170 total DXY signals)</w:t>
-            </w:r>
-          </w:p>
-        </w:tc>
-      </w:tr>
-      <w:tr>
-        <w:tc>
-          <w:tcPr>
-            <w:tcW w:type="dxa" w:w="2551"/>
+            <w:tcBorders>
+              <w:top w:val="single" w:sz="4" w:space="0" w:color="CCCCCC"/>
+              <w:bottom w:val="single" w:sz="4" w:space="0" w:color="CCCCCC"/>
+              <w:left w:val="single" w:sz="4" w:space="0" w:color="CCCCCC"/>
+              <w:right w:val="single" w:sz="4" w:space="0" w:color="CCCCCC"/>
+            </w:tcBorders>
+          </w:tcPr>
+          <w:p>
+            <w:r>
+              <w:rPr>
+                <w:sz w:val="18"/>
+              </w:rPr>
+              <w:t>Each pair chart ×8</w:t>
+            </w:r>
+          </w:p>
+        </w:tc>
+        <w:tc>
+          <w:tcPr>
+            <w:tcW w:type="dxa" w:w="3402"/>
             <w:shd w:val="clear" w:color="auto" w:fill="FFFFFF"/>
-            <w:vAlign w:val="center"/>
-          </w:tcPr>
-          <w:p>
-            <w:pPr>
-              <w:spacing w:before="40" w:after="40"/>
-            </w:pPr>
-            <w:r>
-              <w:rPr>
-                <w:rFonts w:ascii="Arial" w:hAnsi="Arial"/>
-                <w:b/>
-                <w:color w:val="1A1A1A"/>
-                <w:sz w:val="19"/>
-              </w:rPr>
-              <w:t>Exit method</w:t>
-            </w:r>
-          </w:p>
-        </w:tc>
-        <w:tc>
-          <w:tcPr>
-            <w:tcW w:type="dxa" w:w="7087"/>
+            <w:tcBorders>
+              <w:top w:val="single" w:sz="4" w:space="0" w:color="CCCCCC"/>
+              <w:bottom w:val="single" w:sz="4" w:space="0" w:color="CCCCCC"/>
+              <w:left w:val="single" w:sz="4" w:space="0" w:color="CCCCCC"/>
+              <w:right w:val="single" w:sz="4" w:space="0" w:color="CCCCCC"/>
+            </w:tcBorders>
+          </w:tcPr>
+          <w:p>
+            <w:r>
+              <w:rPr>
+                <w:sz w:val="18"/>
+              </w:rPr>
+              <w:t>Trade channel — per-pair entry, exit, and management</w:t>
+            </w:r>
+          </w:p>
+        </w:tc>
+        <w:tc>
+          <w:tcPr>
+            <w:tcW w:type="dxa" w:w="2268"/>
             <w:shd w:val="clear" w:color="auto" w:fill="FFFFFF"/>
-            <w:vAlign w:val="center"/>
-          </w:tcPr>
-          <w:p>
-            <w:pPr>
-              <w:spacing w:before="40" w:after="40"/>
-            </w:pPr>
-            <w:r>
-              <w:rPr>
-                <w:rFonts w:ascii="Arial" w:hAnsi="Arial"/>
-                <w:b w:val="0"/>
-                <w:color w:val="1A1A1A"/>
-                <w:sz w:val="19"/>
-              </w:rPr>
-              <w:t>DXY-exit: pair closes when DXY hits its own TP or SL</w:t>
-            </w:r>
-          </w:p>
-        </w:tc>
-      </w:tr>
-      <w:tr>
-        <w:tc>
-          <w:tcPr>
-            <w:tcW w:type="dxa" w:w="2551"/>
-            <w:shd w:val="clear" w:color="auto" w:fill="F0F4F9"/>
-            <w:vAlign w:val="center"/>
-          </w:tcPr>
-          <w:p>
-            <w:pPr>
-              <w:spacing w:before="40" w:after="40"/>
-            </w:pPr>
-            <w:r>
-              <w:rPr>
-                <w:rFonts w:ascii="Arial" w:hAnsi="Arial"/>
-                <w:b/>
-                <w:color w:val="1A1A1A"/>
-                <w:sz w:val="19"/>
-              </w:rPr>
-              <w:t>Risk per trade</w:t>
-            </w:r>
-          </w:p>
-        </w:tc>
-        <w:tc>
-          <w:tcPr>
-            <w:tcW w:type="dxa" w:w="7087"/>
-            <w:shd w:val="clear" w:color="auto" w:fill="F0F4F9"/>
-            <w:vAlign w:val="center"/>
-          </w:tcPr>
-          <w:p>
-            <w:pPr>
-              <w:spacing w:before="40" w:after="40"/>
-            </w:pPr>
-            <w:r>
-              <w:rPr>
-                <w:rFonts w:ascii="Arial" w:hAnsi="Arial"/>
-                <w:b w:val="0"/>
-                <w:color w:val="1A1A1A"/>
-                <w:sz w:val="19"/>
-              </w:rPr>
-              <w:t>0.25% of account per pair per signal</w:t>
-            </w:r>
-          </w:p>
-        </w:tc>
-      </w:tr>
-      <w:tr>
-        <w:tc>
-          <w:tcPr>
-            <w:tcW w:type="dxa" w:w="2551"/>
-            <w:shd w:val="clear" w:color="auto" w:fill="FFFFFF"/>
-            <w:vAlign w:val="center"/>
-          </w:tcPr>
-          <w:p>
-            <w:pPr>
-              <w:spacing w:before="40" w:after="40"/>
-            </w:pPr>
-            <w:r>
-              <w:rPr>
-                <w:rFonts w:ascii="Arial" w:hAnsi="Arial"/>
-                <w:b/>
-                <w:color w:val="1A1A1A"/>
-                <w:sz w:val="19"/>
-              </w:rPr>
-              <w:t>Reference account</w:t>
-            </w:r>
-          </w:p>
-        </w:tc>
-        <w:tc>
-          <w:tcPr>
-            <w:tcW w:type="dxa" w:w="7087"/>
-            <w:shd w:val="clear" w:color="auto" w:fill="FFFFFF"/>
-            <w:vAlign w:val="center"/>
-          </w:tcPr>
-          <w:p>
-            <w:pPr>
-              <w:spacing w:before="40" w:after="40"/>
-            </w:pPr>
-            <w:r>
-              <w:rPr>
-                <w:rFonts w:ascii="Arial" w:hAnsi="Arial"/>
-                <w:b w:val="0"/>
-                <w:color w:val="1A1A1A"/>
-                <w:sz w:val="19"/>
-              </w:rPr>
-              <w:t>$100,000</w:t>
-            </w:r>
-          </w:p>
-        </w:tc>
-      </w:tr>
-      <w:tr>
-        <w:tc>
-          <w:tcPr>
-            <w:tcW w:type="dxa" w:w="2551"/>
-            <w:shd w:val="clear" w:color="auto" w:fill="F0F4F9"/>
-            <w:vAlign w:val="center"/>
-          </w:tcPr>
-          <w:p>
-            <w:pPr>
-              <w:spacing w:before="40" w:after="40"/>
-            </w:pPr>
-            <w:r>
-              <w:rPr>
-                <w:rFonts w:ascii="Arial" w:hAnsi="Arial"/>
-                <w:b/>
-                <w:color w:val="1A1A1A"/>
-                <w:sz w:val="19"/>
-              </w:rPr>
-              <w:t>Pairs tested</w:t>
-            </w:r>
-          </w:p>
-        </w:tc>
-        <w:tc>
-          <w:tcPr>
-            <w:tcW w:type="dxa" w:w="7087"/>
-            <w:shd w:val="clear" w:color="auto" w:fill="F0F4F9"/>
-            <w:vAlign w:val="center"/>
-          </w:tcPr>
-          <w:p>
-            <w:pPr>
-              <w:spacing w:before="40" w:after="40"/>
-            </w:pPr>
-            <w:r>
-              <w:rPr>
-                <w:rFonts w:ascii="Arial" w:hAnsi="Arial"/>
-                <w:b w:val="0"/>
-                <w:color w:val="1A1A1A"/>
-                <w:sz w:val="19"/>
-              </w:rPr>
-              <w:t>EURUSD  GBPUSD  AUDUSD  NZDUSD  USDJPY  USDCAD  USDCHF  XAUUSD</w:t>
-            </w:r>
-          </w:p>
-        </w:tc>
-      </w:tr>
-      <w:tr>
-        <w:tc>
-          <w:tcPr>
-            <w:tcW w:type="dxa" w:w="2551"/>
-            <w:shd w:val="clear" w:color="auto" w:fill="FFFFFF"/>
-            <w:vAlign w:val="center"/>
-          </w:tcPr>
-          <w:p>
-            <w:pPr>
-              <w:spacing w:before="40" w:after="40"/>
-            </w:pPr>
-            <w:r>
-              <w:rPr>
-                <w:rFonts w:ascii="Arial" w:hAnsi="Arial"/>
-                <w:b/>
-                <w:color w:val="1A1A1A"/>
-                <w:sz w:val="19"/>
-              </w:rPr>
-              <w:t>Script</w:t>
-            </w:r>
-          </w:p>
-        </w:tc>
-        <w:tc>
-          <w:tcPr>
-            <w:tcW w:type="dxa" w:w="7087"/>
-            <w:shd w:val="clear" w:color="auto" w:fill="FFFFFF"/>
-            <w:vAlign w:val="center"/>
-          </w:tcPr>
-          <w:p>
-            <w:pPr>
-              <w:spacing w:before="40" w:after="40"/>
-            </w:pPr>
-            <w:r>
-              <w:rPr>
-                <w:rFonts w:ascii="Arial" w:hAnsi="Arial"/>
-                <w:b w:val="0"/>
-                <w:color w:val="1A1A1A"/>
-                <w:sz w:val="19"/>
-              </w:rPr>
-              <w:t>test_expanded_pairs.py  (10-worker multiprocessing)</w:t>
+            <w:tcBorders>
+              <w:top w:val="single" w:sz="4" w:space="0" w:color="CCCCCC"/>
+              <w:bottom w:val="single" w:sz="4" w:space="0" w:color="CCCCCC"/>
+              <w:left w:val="single" w:sz="4" w:space="0" w:color="CCCCCC"/>
+              <w:right w:val="single" w:sz="4" w:space="0" w:color="CCCCCC"/>
+            </w:tcBorders>
+          </w:tcPr>
+          <w:p>
+            <w:r>
+              <w:rPr>
+                <w:sz w:val="18"/>
+              </w:rPr>
+              <w:t>ENTRY, EXIT, SL_MOVE</w:t>
             </w:r>
           </w:p>
         </w:tc>
@@ -18411,6 +15581,24 @@
       <w:pPr>
         <w:spacing w:after="80"/>
       </w:pPr>
+      <w:r>
+        <w:rPr>
+          <w:b w:val="0"/>
+          <w:i w:val="0"/>
+          <w:sz w:val="20"/>
+        </w:rPr>
+        <w:t>The DXY strategy uses two TradingView indicators that each fire webhooks with distinct but complementary roles. Both must be enabled to get full automation coverage.</w:t>
+      </w:r>
+    </w:p>
+    <w:p>
+      <w:r>
+        <w:rPr>
+          <w:b/>
+          <w:color w:val="0D2B5A"/>
+          <w:sz w:val="28"/>
+        </w:rPr>
+        <w:t>12.  Alert, Webhook &amp; Trade Journal Integration</w:t>
+      </w:r>
     </w:p>
     <w:p>
       <w:pPr>

--- a/DXY_Pair_Strategy_Manual.docx
+++ b/DXY_Pair_Strategy_Manual.docx
@@ -70,7 +70,7 @@
           <w:i/>
           <w:color w:val="444444"/>
         </w:rPr>
-        <w:t>Version 1.0  |  May 2026</w:t>
+        <w:t>Version 2.0  |  June 2026</w:t>
       </w:r>
     </w:p>
     <w:p>
@@ -172,7 +172,7 @@
                 <w:color w:val="1A1A1A"/>
                 <w:sz w:val="19"/>
               </w:rPr>
-              <w:t>DXY (US Dollar Index) — 15-minute chart</w:t>
+              <w:t>DXY (primary: LON_ATTR + GAP_REJ_LONG)  ·  USDJPY (secondary: REV + ATTR_CORE + GAP_REJ_SHORT)</w:t>
             </w:r>
           </w:p>
         </w:tc>
@@ -215,7 +215,7 @@
                 <w:color w:val="1A1A1A"/>
                 <w:sz w:val="19"/>
               </w:rPr>
-              <w:t>EURUSD · GBPUSD · AUDUSD · NZDUSD · USDJPY · USDCAD · USDCHF · XAUUSD</w:t>
+              <w:t>EURUSD · GBPUSD · AUDUSD · NZDUSD · USDJPY · USDCAD · USDCHF</w:t>
             </w:r>
           </w:p>
         </w:tc>
@@ -258,7 +258,7 @@
                 <w:color w:val="1A1A1A"/>
                 <w:sz w:val="19"/>
               </w:rPr>
-              <w:t>August 2023 – April 2026 (32.4 months)</w:t>
+              <w:t>September 2023 – May 2026 (32.4 months)</w:t>
             </w:r>
           </w:p>
         </w:tc>
@@ -430,7 +430,7 @@
                 <w:color w:val="1A1A1A"/>
                 <w:sz w:val="19"/>
               </w:rPr>
-              <w:t>+165.7R over 32.4 months (original parameters)</w:t>
+              <w:t>+420.1R over 32.4 months (v2.0 parameters)</w:t>
             </w:r>
           </w:p>
         </w:tc>
@@ -598,8 +598,485 @@
           <w:color w:val="7A5C10"/>
           <w:sz w:val="20"/>
         </w:rPr>
-        <w:t>ℹ</w:t>
-      </w:r>
+        <w:t>ℹ  Key finding: Setting a fixed R:R target on pairs (e.g. 1:1) produces Net −15.0R over 32 months. Using DXY-exit timing produces Net +80.1R. The DXY-exit approach is non-negotiable.</w:t>
+      </w:r>
+    </w:p>
+    <w:p>
+      <w:pPr>
+        <w:pBdr>
+          <w:bottom w:val="single" w:sz="4" w:space="1" w:color="DDDDDD"/>
+        </w:pBdr>
+        <w:spacing w:before="120" w:after="120"/>
+      </w:pPr>
+    </w:p>
+    <w:p>
+      <w:pPr>
+        <w:pBdr>
+          <w:bottom w:val="single" w:sz="6" w:space="4" w:color="C9A02C"/>
+        </w:pBdr>
+        <w:spacing w:before="360" w:after="80"/>
+      </w:pPr>
+      <w:r>
+        <w:rPr>
+          <w:rFonts w:ascii="Arial" w:hAnsi="Arial"/>
+          <w:b/>
+          <w:color w:val="1A375E"/>
+          <w:sz w:val="32"/>
+        </w:rPr>
+        <w:t>SECTION 2 — HOW THE INDICATORS WORK</w:t>
+      </w:r>
+    </w:p>
+    <w:p>
+      <w:pPr>
+        <w:spacing w:before="240" w:after="60"/>
+      </w:pPr>
+      <w:r>
+        <w:rPr>
+          <w:rFonts w:ascii="Arial" w:hAnsi="Arial"/>
+          <w:b/>
+          <w:color w:val="C9A02C"/>
+          <w:sz w:val="26"/>
+        </w:rPr>
+        <w:t>2.1  DXYTradeAlert.pine — The Signal Indicator</w:t>
+      </w:r>
+    </w:p>
+    <w:p>
+      <w:pPr>
+        <w:spacing w:after="120"/>
+      </w:pPr>
+      <w:r>
+        <w:rPr>
+          <w:rFonts w:ascii="Arial" w:hAnsi="Arial"/>
+          <w:color w:val="1A1A1A"/>
+        </w:rPr>
+        <w:t>Applied to the DXY 15-minute chart on TradingView. This is the primary indicator you watch every day.</w:t>
+      </w:r>
+    </w:p>
+    <w:p>
+      <w:pPr>
+        <w:spacing w:before="160" w:after="40"/>
+      </w:pPr>
+      <w:r>
+        <w:rPr>
+          <w:rFonts w:ascii="Arial" w:hAnsi="Arial"/>
+          <w:b/>
+          <w:color w:val="1A375E"/>
+        </w:rPr>
+        <w:t>What it draws on the chart</w:t>
+      </w:r>
+    </w:p>
+    <w:p>
+      <w:pPr>
+        <w:pStyle w:val="ListBullet"/>
+        <w:spacing w:before="20" w:after="40"/>
+        <w:ind w:left="340"/>
+      </w:pPr>
+      <w:r>
+        <w:rPr>
+          <w:rFonts w:ascii="Arial" w:hAnsi="Arial"/>
+          <w:color w:val="1A1A1A"/>
+          <w:sz w:val="21"/>
+        </w:rPr>
+        <w:t>Yellow horizontal line — London session opening price (07:00 UTC each day, 06:30 UTC Monday).</w:t>
+      </w:r>
+    </w:p>
+    <w:p>
+      <w:pPr>
+        <w:pStyle w:val="ListBullet"/>
+        <w:spacing w:before="20" w:after="40"/>
+        <w:ind w:left="340"/>
+      </w:pPr>
+      <w:r>
+        <w:rPr>
+          <w:rFonts w:ascii="Arial" w:hAnsi="Arial"/>
+          <w:color w:val="1A1A1A"/>
+          <w:sz w:val="21"/>
+        </w:rPr>
+        <w:t>Dashed red line — prior calendar day high (structural SL reference for REV SHORT).</w:t>
+      </w:r>
+    </w:p>
+    <w:p>
+      <w:pPr>
+        <w:pStyle w:val="ListBullet"/>
+        <w:spacing w:before="20" w:after="40"/>
+        <w:ind w:left="340"/>
+      </w:pPr>
+      <w:r>
+        <w:rPr>
+          <w:rFonts w:ascii="Arial" w:hAnsi="Arial"/>
+          <w:color w:val="1A1A1A"/>
+          <w:sz w:val="21"/>
+        </w:rPr>
+        <w:t>Dashed green line — prior calendar day low (structural SL reference for REV LONG).</w:t>
+      </w:r>
+    </w:p>
+    <w:p>
+      <w:pPr>
+        <w:pStyle w:val="ListBullet"/>
+        <w:spacing w:before="20" w:after="40"/>
+        <w:ind w:left="340"/>
+      </w:pPr>
+      <w:r>
+        <w:rPr>
+          <w:rFonts w:ascii="Arial" w:hAnsi="Arial"/>
+          <w:color w:val="1A1A1A"/>
+          <w:sz w:val="21"/>
+        </w:rPr>
+        <w:t>Green/Red box — Tokyo gap zone (gap between 23:15 UTC reference close and 23:45 UTC open). Green = gap-down pristine. Red = gap-up pristine. Grey = gap has been touched/filled.</w:t>
+      </w:r>
+    </w:p>
+    <w:p>
+      <w:pPr>
+        <w:pStyle w:val="ListBullet"/>
+        <w:spacing w:before="20" w:after="40"/>
+        <w:ind w:left="340"/>
+      </w:pPr>
+      <w:r>
+        <w:rPr>
+          <w:rFonts w:ascii="Arial" w:hAnsi="Arial"/>
+          <w:color w:val="1A1A1A"/>
+          <w:sz w:val="21"/>
+        </w:rPr>
+        <w:lastRenderedPageBreak/>
+        <w:t>Yellow box — LON_ATTR zone (body of the London open candle). Yellow = pristine/untouched. Grey = violated.</w:t>
+      </w:r>
+    </w:p>
+    <w:p>
+      <w:pPr>
+        <w:pStyle w:val="ListBullet"/>
+        <w:spacing w:before="20" w:after="40"/>
+        <w:ind w:left="340"/>
+      </w:pPr>
+      <w:r>
+        <w:rPr>
+          <w:rFonts w:ascii="Arial" w:hAnsi="Arial"/>
+          <w:color w:val="1A1A1A"/>
+          <w:sz w:val="21"/>
+        </w:rPr>
+        <w:t>Orange background fill — active when 4H Bollinger Bands are flat (GAP_REJ/ATTR_CORE conditions allowed).</w:t>
+      </w:r>
+    </w:p>
+    <w:p>
+      <w:pPr>
+        <w:pStyle w:val="ListBullet"/>
+        <w:spacing w:before="20" w:after="40"/>
+        <w:ind w:left="340"/>
+      </w:pPr>
+      <w:r>
+        <w:rPr>
+          <w:rFonts w:ascii="Arial" w:hAnsi="Arial"/>
+          <w:color w:val="1A1A1A"/>
+          <w:sz w:val="21"/>
+        </w:rPr>
+        <w:t>Signal labels — appear above (▼ SHORT) or below (▲ LONG) the signal candle at bar close.</w:t>
+      </w:r>
+    </w:p>
+    <w:p>
+      <w:pPr>
+        <w:pStyle w:val="ListBullet"/>
+        <w:spacing w:before="20" w:after="40"/>
+        <w:ind w:left="340"/>
+      </w:pPr>
+      <w:r>
+        <w:rPr>
+          <w:rFonts w:ascii="Arial" w:hAnsi="Arial"/>
+          <w:color w:val="1A1A1A"/>
+          <w:sz w:val="21"/>
+        </w:rPr>
+        <w:t>TP and SL lines — drawn at the time of each signal, showing exact price levels.</w:t>
+      </w:r>
+    </w:p>
+    <w:p>
+      <w:pPr>
+        <w:spacing w:before="160" w:after="40"/>
+      </w:pPr>
+      <w:r>
+        <w:rPr>
+          <w:rFonts w:ascii="Arial" w:hAnsi="Arial"/>
+          <w:b/>
+          <w:color w:val="1A375E"/>
+        </w:rPr>
+        <w:t>What it calculates in the background</w:t>
+      </w:r>
+    </w:p>
+    <w:p>
+      <w:pPr>
+        <w:pStyle w:val="ListBullet"/>
+        <w:spacing w:before="20" w:after="40"/>
+        <w:ind w:left="340"/>
+      </w:pPr>
+      <w:r>
+        <w:rPr>
+          <w:rFonts w:ascii="Arial" w:hAnsi="Arial"/>
+          <w:color w:val="1A1A1A"/>
+          <w:sz w:val="21"/>
+        </w:rPr>
+        <w:t>4H and 1H Bollinger Band regime (+1 bullish expansion / −1 bearish expansion / 0 flat).</w:t>
+      </w:r>
+    </w:p>
+    <w:p>
+      <w:pPr>
+        <w:pStyle w:val="ListBullet"/>
+        <w:spacing w:before="20" w:after="40"/>
+        <w:ind w:left="340"/>
+      </w:pPr>
+      <w:r>
+        <w:rPr>
+          <w:rFonts w:ascii="Arial" w:hAnsi="Arial"/>
+          <w:color w:val="1A1A1A"/>
+          <w:sz w:val="21"/>
+        </w:rPr>
+        <w:t>Tokyo gap size in pts: (23:45 open − 23:15 close) × 10,000.</w:t>
+      </w:r>
+    </w:p>
+    <w:p>
+      <w:pPr>
+        <w:pStyle w:val="ListBullet"/>
+        <w:spacing w:before="20" w:after="40"/>
+        <w:ind w:left="340"/>
+      </w:pPr>
+      <w:r>
+        <w:rPr>
+          <w:rFonts w:ascii="Arial" w:hAnsi="Arial"/>
+          <w:color w:val="1A1A1A"/>
+          <w:sz w:val="21"/>
+        </w:rPr>
+        <w:t>Whether the gap has been touched this session (attr_gap_touched flag).</w:t>
+      </w:r>
+    </w:p>
+    <w:p>
+      <w:pPr>
+        <w:pStyle w:val="ListBullet"/>
+        <w:spacing w:before="20" w:after="40"/>
+        <w:ind w:left="340"/>
+      </w:pPr>
+      <w:r>
+        <w:rPr>
+          <w:rFonts w:ascii="Arial" w:hAnsi="Arial"/>
+          <w:color w:val="1A1A1A"/>
+          <w:sz w:val="21"/>
+        </w:rPr>
+        <w:t>Gap size at the moment London opened (CORE filter 1).</w:t>
+      </w:r>
+    </w:p>
+    <w:p>
+      <w:pPr>
+        <w:pStyle w:val="ListBullet"/>
+        <w:spacing w:before="20" w:after="40"/>
+        <w:ind w:left="340"/>
+      </w:pPr>
+      <w:r>
+        <w:rPr>
+          <w:rFonts w:ascii="Arial" w:hAnsi="Arial"/>
+          <w:color w:val="1A1A1A"/>
+          <w:sz w:val="21"/>
+        </w:rPr>
+        <w:t>Wave extension since London open (CORE filter 2).</w:t>
+      </w:r>
+    </w:p>
+    <w:p>
+      <w:pPr>
+        <w:pStyle w:val="ListBullet"/>
+        <w:spacing w:before="20" w:after="40"/>
+        <w:ind w:left="340"/>
+      </w:pPr>
+      <w:r>
+        <w:rPr>
+          <w:rFonts w:ascii="Arial" w:hAnsi="Arial"/>
+          <w:color w:val="1A1A1A"/>
+          <w:sz w:val="21"/>
+        </w:rPr>
+        <w:t>Maximum up/down move from the London open level this session (for REV detection).</w:t>
+      </w:r>
+    </w:p>
+    <w:p>
+      <w:pPr>
+        <w:spacing w:before="160" w:after="40"/>
+      </w:pPr>
+      <w:r>
+        <w:rPr>
+          <w:rFonts w:ascii="Arial" w:hAnsi="Arial"/>
+          <w:b/>
+          <w:color w:val="1A375E"/>
+        </w:rPr>
+        <w:t>When it fires an alert</w:t>
+      </w:r>
+    </w:p>
+    <w:p>
+      <w:pPr>
+        <w:spacing w:after="120"/>
+      </w:pPr>
+      <w:r>
+        <w:rPr>
+          <w:rFonts w:ascii="Arial" w:hAnsi="Arial"/>
+          <w:color w:val="1A1A1A"/>
+        </w:rPr>
+        <w:t>All signals fire only at the close of a 15-minute candle (barstate.isconfirmed). Signals never appear mid-candle and cannot "disappear" during candle formation.</w:t>
+      </w:r>
+    </w:p>
+    <w:p>
+      <w:pPr>
+        <w:spacing w:before="240" w:after="60"/>
+      </w:pPr>
+      <w:r>
+        <w:rPr>
+          <w:rFonts w:ascii="Arial" w:hAnsi="Arial"/>
+          <w:b/>
+          <w:color w:val="C9A02C"/>
+          <w:sz w:val="26"/>
+        </w:rPr>
+        <w:t>2.2  DXYPairLevels.pine — The Pair Entry/Exit Indicator</w:t>
+      </w:r>
+    </w:p>
+    <w:p>
+      <w:pPr>
+        <w:spacing w:after="120"/>
+      </w:pPr>
+      <w:r>
+        <w:rPr>
+          <w:rFonts w:ascii="Arial" w:hAnsi="Arial"/>
+          <w:color w:val="1A1A1A"/>
+        </w:rPr>
+        <w:t>Applied to any of the 8 supported pair charts (15-minute timeframe) on TradingView. It reads DXY data in the background using request.security and converts signal levels to the pair's price scale.</w:t>
+      </w:r>
+    </w:p>
+    <w:p>
+      <w:pPr>
+        <w:spacing w:before="160" w:after="40"/>
+      </w:pPr>
+      <w:r>
+        <w:rPr>
+          <w:rFonts w:ascii="Arial" w:hAnsi="Arial"/>
+          <w:b/>
+          <w:color w:val="1A375E"/>
+        </w:rPr>
+        <w:t>What it draws on the pair chart</w:t>
+      </w:r>
+    </w:p>
+    <w:p>
+      <w:pPr>
+        <w:pStyle w:val="ListBullet"/>
+        <w:spacing w:before="20" w:after="40"/>
+        <w:ind w:left="340"/>
+      </w:pPr>
+      <w:r>
+        <w:rPr>
+          <w:rFonts w:ascii="Arial" w:hAnsi="Arial"/>
+          <w:color w:val="1A1A1A"/>
+          <w:sz w:val="21"/>
+        </w:rPr>
+        <w:t>Entry label (▲ below bar for long, ▼ above bar for short) at the moment DXY fires a signal.</w:t>
+      </w:r>
+    </w:p>
+    <w:p>
+      <w:pPr>
+        <w:pStyle w:val="ListBullet"/>
+        <w:spacing w:before="20" w:after="40"/>
+        <w:ind w:left="340"/>
+      </w:pPr>
+      <w:r>
+        <w:rPr>
+          <w:rFonts w:ascii="Arial" w:hAnsi="Arial"/>
+          <w:color w:val="1A1A1A"/>
+          <w:sz w:val="21"/>
+        </w:rPr>
+        <w:t>Green dashed TP line — estimated pair TP (derived from DXY TP level via tick_factor conversion).</w:t>
+      </w:r>
+    </w:p>
+    <w:p>
+      <w:pPr>
+        <w:pStyle w:val="ListBullet"/>
+        <w:spacing w:before="20" w:after="40"/>
+        <w:ind w:left="340"/>
+      </w:pPr>
+      <w:r>
+        <w:rPr>
+          <w:rFonts w:ascii="Arial" w:hAnsi="Arial"/>
+          <w:color w:val="1A1A1A"/>
+          <w:sz w:val="21"/>
+        </w:rPr>
+        <w:t>Red dashed SL line — estimated pair SL (hard-stop placement reference).</w:t>
+      </w:r>
+    </w:p>
+    <w:p>
+      <w:pPr>
+        <w:spacing w:before="160" w:after="40"/>
+      </w:pPr>
+      <w:r>
+        <w:rPr>
+          <w:rFonts w:ascii="Arial" w:hAnsi="Arial"/>
+          <w:b/>
+          <w:color w:val="1A375E"/>
+        </w:rPr>
+        <w:t>Key behaviours</w:t>
+      </w:r>
+    </w:p>
+    <w:p>
+      <w:pPr>
+        <w:pStyle w:val="ListBullet"/>
+        <w:spacing w:before="20" w:after="40"/>
+        <w:ind w:left="340"/>
+      </w:pPr>
+      <w:r>
+        <w:rPr>
+          <w:rFonts w:ascii="Arial" w:hAnsi="Arial"/>
+          <w:color w:val="1A1A1A"/>
+          <w:sz w:val="21"/>
+        </w:rPr>
+        <w:t>Auto-detects the pair from the chart symbol — no manual configuration needed when switching pairs.</w:t>
+      </w:r>
+    </w:p>
+    <w:p>
+      <w:pPr>
+        <w:pStyle w:val="ListBullet"/>
+        <w:spacing w:before="20" w:after="40"/>
+        <w:ind w:left="340"/>
+      </w:pPr>
+      <w:r>
+        <w:rPr>
+          <w:rFonts w:ascii="Arial" w:hAnsi="Arial"/>
+          <w:color w:val="1A1A1A"/>
+          <w:sz w:val="21"/>
+        </w:rPr>
+        <w:t>Auto-determines trade direction from DXY signal direction + pair type (USD base vs USD quote).</w:t>
+      </w:r>
+    </w:p>
+    <w:p>
+      <w:pPr>
+        <w:pStyle w:val="ListBullet"/>
+        <w:spacing w:before="20" w:after="40"/>
+        <w:ind w:left="340"/>
+      </w:pPr>
+      <w:r>
+        <w:rPr>
+          <w:rFonts w:ascii="Arial" w:hAnsi="Arial"/>
+          <w:color w:val="1A1A1A"/>
+          <w:sz w:val="21"/>
+        </w:rPr>
+        <w:t>Fires webhook JSON alerts compatible with broker automation (e.g. 3Commas, Alertatron).</w:t>
+      </w:r>
+    </w:p>
+    <w:p>
+      <w:pPr>
+        <w:pStyle w:val="ListBullet"/>
+        <w:spacing w:before="20" w:after="40"/>
+        <w:ind w:left="340"/>
+      </w:pPr>
+      <w:r>
+        <w:rPr>
+          <w:rFonts w:ascii="Arial" w:hAnsi="Arial"/>
+          <w:color w:val="1A1A1A"/>
+          <w:sz w:val="21"/>
+        </w:rPr>
+        <w:t>Signals fire at bar close only (barstate.isconfirmed) — consistent with DXYTradeAlert.</w:t>
+      </w:r>
+    </w:p>
+    <w:p>
+      <w:pPr>
+        <w:shd w:val="clear" w:color="auto" w:fill="FFF8E7"/>
+        <w:spacing w:before="120" w:after="120"/>
+        <w:ind w:left="283" w:right="283"/>
+      </w:pPr>
       <w:r>
         <w:rPr>
           <w:rFonts w:ascii="Arial" w:hAnsi="Arial"/>
@@ -607,502 +1084,7 @@
           <w:color w:val="7A5C10"/>
           <w:sz w:val="20"/>
         </w:rPr>
-        <w:t xml:space="preserve">  Key finding: Setting a fixed R:R target on pairs (e.g. 1:1) produces Net −15.0R over 32 months. Using DXY-exit timing produces Net +80.1R. The DXY-exit approach is non-negotiable.</w:t>
-      </w:r>
-    </w:p>
-    <w:p>
-      <w:pPr>
-        <w:pBdr>
-          <w:bottom w:val="single" w:sz="4" w:space="1" w:color="DDDDDD"/>
-        </w:pBdr>
-        <w:spacing w:before="120" w:after="120"/>
-      </w:pPr>
-    </w:p>
-    <w:p>
-      <w:pPr>
-        <w:pBdr>
-          <w:bottom w:val="single" w:sz="6" w:space="4" w:color="C9A02C"/>
-        </w:pBdr>
-        <w:spacing w:before="360" w:after="80"/>
-      </w:pPr>
-      <w:r>
-        <w:rPr>
-          <w:rFonts w:ascii="Arial" w:hAnsi="Arial"/>
-          <w:b/>
-          <w:color w:val="1A375E"/>
-          <w:sz w:val="32"/>
-        </w:rPr>
-        <w:t>SECTION 2 — HOW THE INDICATORS WORK</w:t>
-      </w:r>
-    </w:p>
-    <w:p>
-      <w:pPr>
-        <w:spacing w:before="240" w:after="60"/>
-      </w:pPr>
-      <w:r>
-        <w:rPr>
-          <w:rFonts w:ascii="Arial" w:hAnsi="Arial"/>
-          <w:b/>
-          <w:color w:val="C9A02C"/>
-          <w:sz w:val="26"/>
-        </w:rPr>
-        <w:t>2.1  DXYTradeAlert.pine — The Signal Indicator</w:t>
-      </w:r>
-    </w:p>
-    <w:p>
-      <w:pPr>
-        <w:spacing w:after="120"/>
-      </w:pPr>
-      <w:r>
-        <w:rPr>
-          <w:rFonts w:ascii="Arial" w:hAnsi="Arial"/>
-          <w:color w:val="1A1A1A"/>
-        </w:rPr>
-        <w:t>Applied to the DXY 15-minute chart on TradingView. This is the primary indicator you watch every day.</w:t>
-      </w:r>
-    </w:p>
-    <w:p>
-      <w:pPr>
-        <w:spacing w:before="160" w:after="40"/>
-      </w:pPr>
-      <w:r>
-        <w:rPr>
-          <w:rFonts w:ascii="Arial" w:hAnsi="Arial"/>
-          <w:b/>
-          <w:color w:val="1A375E"/>
-        </w:rPr>
-        <w:t>What it draws on the chart</w:t>
-      </w:r>
-    </w:p>
-    <w:p>
-      <w:pPr>
-        <w:pStyle w:val="ListBullet"/>
-        <w:spacing w:before="20" w:after="40"/>
-        <w:ind w:left="340"/>
-      </w:pPr>
-      <w:r>
-        <w:rPr>
-          <w:rFonts w:ascii="Arial" w:hAnsi="Arial"/>
-          <w:color w:val="1A1A1A"/>
-          <w:sz w:val="21"/>
-        </w:rPr>
-        <w:t>Yellow horizontal line — London session opening price (07:00 UTC each day, 06:30 UTC Monday).</w:t>
-      </w:r>
-    </w:p>
-    <w:p>
-      <w:pPr>
-        <w:pStyle w:val="ListBullet"/>
-        <w:spacing w:before="20" w:after="40"/>
-        <w:ind w:left="340"/>
-      </w:pPr>
-      <w:r>
-        <w:rPr>
-          <w:rFonts w:ascii="Arial" w:hAnsi="Arial"/>
-          <w:color w:val="1A1A1A"/>
-          <w:sz w:val="21"/>
-        </w:rPr>
-        <w:t>Dashed red line — prior calendar day high (structural SL reference for REV SHORT).</w:t>
-      </w:r>
-    </w:p>
-    <w:p>
-      <w:pPr>
-        <w:pStyle w:val="ListBullet"/>
-        <w:spacing w:before="20" w:after="40"/>
-        <w:ind w:left="340"/>
-      </w:pPr>
-      <w:r>
-        <w:rPr>
-          <w:rFonts w:ascii="Arial" w:hAnsi="Arial"/>
-          <w:color w:val="1A1A1A"/>
-          <w:sz w:val="21"/>
-        </w:rPr>
-        <w:t>Dashed green line — prior calendar day low (structural SL reference for REV LONG).</w:t>
-      </w:r>
-    </w:p>
-    <w:p>
-      <w:pPr>
-        <w:pStyle w:val="ListBullet"/>
-        <w:spacing w:before="20" w:after="40"/>
-        <w:ind w:left="340"/>
-      </w:pPr>
-      <w:r>
-        <w:rPr>
-          <w:rFonts w:ascii="Arial" w:hAnsi="Arial"/>
-          <w:color w:val="1A1A1A"/>
-          <w:sz w:val="21"/>
-        </w:rPr>
-        <w:t>Green/Red box — Tokyo gap zone (gap between 23:15 UTC reference close and 23:45 UTC open). Green = gap-down pristine. Red = gap-up pristine. Grey = gap has been touched/filled.</w:t>
-      </w:r>
-    </w:p>
-    <w:p>
-      <w:pPr>
-        <w:pStyle w:val="ListBullet"/>
-        <w:spacing w:before="20" w:after="40"/>
-        <w:ind w:left="340"/>
-      </w:pPr>
-      <w:r>
-        <w:rPr>
-          <w:rFonts w:ascii="Arial" w:hAnsi="Arial"/>
-          <w:color w:val="1A1A1A"/>
-          <w:sz w:val="21"/>
-        </w:rPr>
-        <w:lastRenderedPageBreak/>
-        <w:t>Yellow box — LON_ATTR zone (body of the London open candle). Yellow = pristine/untouched. Grey = violated.</w:t>
-      </w:r>
-    </w:p>
-    <w:p>
-      <w:pPr>
-        <w:pStyle w:val="ListBullet"/>
-        <w:spacing w:before="20" w:after="40"/>
-        <w:ind w:left="340"/>
-      </w:pPr>
-      <w:r>
-        <w:rPr>
-          <w:rFonts w:ascii="Arial" w:hAnsi="Arial"/>
-          <w:color w:val="1A1A1A"/>
-          <w:sz w:val="21"/>
-        </w:rPr>
-        <w:t>Orange background fill — active when 4H Bollinger Bands are flat (GAP_REJ/ATTR_CORE conditions allowed).</w:t>
-      </w:r>
-    </w:p>
-    <w:p>
-      <w:pPr>
-        <w:pStyle w:val="ListBullet"/>
-        <w:spacing w:before="20" w:after="40"/>
-        <w:ind w:left="340"/>
-      </w:pPr>
-      <w:r>
-        <w:rPr>
-          <w:rFonts w:ascii="Arial" w:hAnsi="Arial"/>
-          <w:color w:val="1A1A1A"/>
-          <w:sz w:val="21"/>
-        </w:rPr>
-        <w:t>Signal labels — appear above (▼ SHORT) or below (▲ LONG) the signal candle at bar close.</w:t>
-      </w:r>
-    </w:p>
-    <w:p>
-      <w:pPr>
-        <w:pStyle w:val="ListBullet"/>
-        <w:spacing w:before="20" w:after="40"/>
-        <w:ind w:left="340"/>
-      </w:pPr>
-      <w:r>
-        <w:rPr>
-          <w:rFonts w:ascii="Arial" w:hAnsi="Arial"/>
-          <w:color w:val="1A1A1A"/>
-          <w:sz w:val="21"/>
-        </w:rPr>
-        <w:t>TP and SL lines — drawn at the time of each signal, showing exact price levels.</w:t>
-      </w:r>
-    </w:p>
-    <w:p>
-      <w:pPr>
-        <w:spacing w:before="160" w:after="40"/>
-      </w:pPr>
-      <w:r>
-        <w:rPr>
-          <w:rFonts w:ascii="Arial" w:hAnsi="Arial"/>
-          <w:b/>
-          <w:color w:val="1A375E"/>
-        </w:rPr>
-        <w:t>What it calculates in the background</w:t>
-      </w:r>
-    </w:p>
-    <w:p>
-      <w:pPr>
-        <w:pStyle w:val="ListBullet"/>
-        <w:spacing w:before="20" w:after="40"/>
-        <w:ind w:left="340"/>
-      </w:pPr>
-      <w:r>
-        <w:rPr>
-          <w:rFonts w:ascii="Arial" w:hAnsi="Arial"/>
-          <w:color w:val="1A1A1A"/>
-          <w:sz w:val="21"/>
-        </w:rPr>
-        <w:t>4H and 1H Bollinger Band regime (+1 bullish expansion / −1 bearish expansion / 0 flat).</w:t>
-      </w:r>
-    </w:p>
-    <w:p>
-      <w:pPr>
-        <w:pStyle w:val="ListBullet"/>
-        <w:spacing w:before="20" w:after="40"/>
-        <w:ind w:left="340"/>
-      </w:pPr>
-      <w:r>
-        <w:rPr>
-          <w:rFonts w:ascii="Arial" w:hAnsi="Arial"/>
-          <w:color w:val="1A1A1A"/>
-          <w:sz w:val="21"/>
-        </w:rPr>
-        <w:t>Tokyo gap size in pts: (23:45 open − 23:15 close) × 10,000.</w:t>
-      </w:r>
-    </w:p>
-    <w:p>
-      <w:pPr>
-        <w:pStyle w:val="ListBullet"/>
-        <w:spacing w:before="20" w:after="40"/>
-        <w:ind w:left="340"/>
-      </w:pPr>
-      <w:r>
-        <w:rPr>
-          <w:rFonts w:ascii="Arial" w:hAnsi="Arial"/>
-          <w:color w:val="1A1A1A"/>
-          <w:sz w:val="21"/>
-        </w:rPr>
-        <w:t>Whether the gap has been touched this session (attr_gap_touched flag).</w:t>
-      </w:r>
-    </w:p>
-    <w:p>
-      <w:pPr>
-        <w:pStyle w:val="ListBullet"/>
-        <w:spacing w:before="20" w:after="40"/>
-        <w:ind w:left="340"/>
-      </w:pPr>
-      <w:r>
-        <w:rPr>
-          <w:rFonts w:ascii="Arial" w:hAnsi="Arial"/>
-          <w:color w:val="1A1A1A"/>
-          <w:sz w:val="21"/>
-        </w:rPr>
-        <w:t>Gap size at the moment London opened (CORE filter 1).</w:t>
-      </w:r>
-    </w:p>
-    <w:p>
-      <w:pPr>
-        <w:pStyle w:val="ListBullet"/>
-        <w:spacing w:before="20" w:after="40"/>
-        <w:ind w:left="340"/>
-      </w:pPr>
-      <w:r>
-        <w:rPr>
-          <w:rFonts w:ascii="Arial" w:hAnsi="Arial"/>
-          <w:color w:val="1A1A1A"/>
-          <w:sz w:val="21"/>
-        </w:rPr>
-        <w:t>Wave extension since London open (CORE filter 2).</w:t>
-      </w:r>
-    </w:p>
-    <w:p>
-      <w:pPr>
-        <w:pStyle w:val="ListBullet"/>
-        <w:spacing w:before="20" w:after="40"/>
-        <w:ind w:left="340"/>
-      </w:pPr>
-      <w:r>
-        <w:rPr>
-          <w:rFonts w:ascii="Arial" w:hAnsi="Arial"/>
-          <w:color w:val="1A1A1A"/>
-          <w:sz w:val="21"/>
-        </w:rPr>
-        <w:t>Maximum up/down move from the London open level this session (for REV detection).</w:t>
-      </w:r>
-    </w:p>
-    <w:p>
-      <w:pPr>
-        <w:spacing w:before="160" w:after="40"/>
-      </w:pPr>
-      <w:r>
-        <w:rPr>
-          <w:rFonts w:ascii="Arial" w:hAnsi="Arial"/>
-          <w:b/>
-          <w:color w:val="1A375E"/>
-        </w:rPr>
-        <w:t>When it fires an alert</w:t>
-      </w:r>
-    </w:p>
-    <w:p>
-      <w:pPr>
-        <w:spacing w:after="120"/>
-      </w:pPr>
-      <w:r>
-        <w:rPr>
-          <w:rFonts w:ascii="Arial" w:hAnsi="Arial"/>
-          <w:color w:val="1A1A1A"/>
-        </w:rPr>
-        <w:t>All signals fire only at the close of a 15-minute candle (barstate.isconfirmed). Signals never appear mid-candle and cannot "disappear" during candle formation.</w:t>
-      </w:r>
-    </w:p>
-    <w:p>
-      <w:pPr>
-        <w:spacing w:before="240" w:after="60"/>
-      </w:pPr>
-      <w:r>
-        <w:rPr>
-          <w:rFonts w:ascii="Arial" w:hAnsi="Arial"/>
-          <w:b/>
-          <w:color w:val="C9A02C"/>
-          <w:sz w:val="26"/>
-        </w:rPr>
-        <w:t>2.2  DXYPairLevels.pine — The Pair Entry/Exit Indicator</w:t>
-      </w:r>
-    </w:p>
-    <w:p>
-      <w:pPr>
-        <w:spacing w:after="120"/>
-      </w:pPr>
-      <w:r>
-        <w:rPr>
-          <w:rFonts w:ascii="Arial" w:hAnsi="Arial"/>
-          <w:color w:val="1A1A1A"/>
-        </w:rPr>
-        <w:t>Applied to any of the 8 supported pair charts (15-minute timeframe) on TradingView. It reads DXY data in the background using request.security and converts signal levels to the pair's price scale.</w:t>
-      </w:r>
-    </w:p>
-    <w:p>
-      <w:pPr>
-        <w:spacing w:before="160" w:after="40"/>
-      </w:pPr>
-      <w:r>
-        <w:rPr>
-          <w:rFonts w:ascii="Arial" w:hAnsi="Arial"/>
-          <w:b/>
-          <w:color w:val="1A375E"/>
-        </w:rPr>
-        <w:t>What it draws on the pair chart</w:t>
-      </w:r>
-    </w:p>
-    <w:p>
-      <w:pPr>
-        <w:pStyle w:val="ListBullet"/>
-        <w:spacing w:before="20" w:after="40"/>
-        <w:ind w:left="340"/>
-      </w:pPr>
-      <w:r>
-        <w:rPr>
-          <w:rFonts w:ascii="Arial" w:hAnsi="Arial"/>
-          <w:color w:val="1A1A1A"/>
-          <w:sz w:val="21"/>
-        </w:rPr>
-        <w:t>Entry label (▲ below bar for long, ▼ above bar for short) at the moment DXY fires a signal.</w:t>
-      </w:r>
-    </w:p>
-    <w:p>
-      <w:pPr>
-        <w:pStyle w:val="ListBullet"/>
-        <w:spacing w:before="20" w:after="40"/>
-        <w:ind w:left="340"/>
-      </w:pPr>
-      <w:r>
-        <w:rPr>
-          <w:rFonts w:ascii="Arial" w:hAnsi="Arial"/>
-          <w:color w:val="1A1A1A"/>
-          <w:sz w:val="21"/>
-        </w:rPr>
-        <w:t>Green dashed TP line — estimated pair TP (derived from DXY TP level via tick_factor conversion).</w:t>
-      </w:r>
-    </w:p>
-    <w:p>
-      <w:pPr>
-        <w:pStyle w:val="ListBullet"/>
-        <w:spacing w:before="20" w:after="40"/>
-        <w:ind w:left="340"/>
-      </w:pPr>
-      <w:r>
-        <w:rPr>
-          <w:rFonts w:ascii="Arial" w:hAnsi="Arial"/>
-          <w:color w:val="1A1A1A"/>
-          <w:sz w:val="21"/>
-        </w:rPr>
-        <w:t>Red dashed SL line — estimated pair SL (hard-stop placement reference).</w:t>
-      </w:r>
-    </w:p>
-    <w:p>
-      <w:pPr>
-        <w:spacing w:before="160" w:after="40"/>
-      </w:pPr>
-      <w:r>
-        <w:rPr>
-          <w:rFonts w:ascii="Arial" w:hAnsi="Arial"/>
-          <w:b/>
-          <w:color w:val="1A375E"/>
-        </w:rPr>
-        <w:t>Key behaviours</w:t>
-      </w:r>
-    </w:p>
-    <w:p>
-      <w:pPr>
-        <w:pStyle w:val="ListBullet"/>
-        <w:spacing w:before="20" w:after="40"/>
-        <w:ind w:left="340"/>
-      </w:pPr>
-      <w:r>
-        <w:rPr>
-          <w:rFonts w:ascii="Arial" w:hAnsi="Arial"/>
-          <w:color w:val="1A1A1A"/>
-          <w:sz w:val="21"/>
-        </w:rPr>
-        <w:t>Auto-detects the pair from the chart symbol — no manual configuration needed when switching pairs.</w:t>
-      </w:r>
-    </w:p>
-    <w:p>
-      <w:pPr>
-        <w:pStyle w:val="ListBullet"/>
-        <w:spacing w:before="20" w:after="40"/>
-        <w:ind w:left="340"/>
-      </w:pPr>
-      <w:r>
-        <w:rPr>
-          <w:rFonts w:ascii="Arial" w:hAnsi="Arial"/>
-          <w:color w:val="1A1A1A"/>
-          <w:sz w:val="21"/>
-        </w:rPr>
-        <w:t>Auto-determines trade direction from DXY signal direction + pair type (USD base vs USD quote).</w:t>
-      </w:r>
-    </w:p>
-    <w:p>
-      <w:pPr>
-        <w:pStyle w:val="ListBullet"/>
-        <w:spacing w:before="20" w:after="40"/>
-        <w:ind w:left="340"/>
-      </w:pPr>
-      <w:r>
-        <w:rPr>
-          <w:rFonts w:ascii="Arial" w:hAnsi="Arial"/>
-          <w:color w:val="1A1A1A"/>
-          <w:sz w:val="21"/>
-        </w:rPr>
-        <w:t>Fires webhook JSON alerts compatible with broker automation (e.g. 3Commas, Alertatron).</w:t>
-      </w:r>
-    </w:p>
-    <w:p>
-      <w:pPr>
-        <w:pStyle w:val="ListBullet"/>
-        <w:spacing w:before="20" w:after="40"/>
-        <w:ind w:left="340"/>
-      </w:pPr>
-      <w:r>
-        <w:rPr>
-          <w:rFonts w:ascii="Arial" w:hAnsi="Arial"/>
-          <w:color w:val="1A1A1A"/>
-          <w:sz w:val="21"/>
-        </w:rPr>
-        <w:t>Signals fire at bar close only (barstate.isconfirmed) — consistent with DXYTradeAlert.</w:t>
-      </w:r>
-    </w:p>
-    <w:p>
-      <w:pPr>
-        <w:shd w:val="clear" w:color="auto" w:fill="FFF8E7"/>
-        <w:spacing w:before="120" w:after="120"/>
-        <w:ind w:left="283" w:right="283"/>
-      </w:pPr>
-      <w:r>
-        <w:rPr>
-          <w:rFonts w:ascii="Arial" w:hAnsi="Arial"/>
-          <w:i/>
-          <w:color w:val="7A5C10"/>
-          <w:sz w:val="20"/>
-        </w:rPr>
-        <w:t>ℹ</w:t>
-      </w:r>
-      <w:r>
-        <w:rPr>
-          <w:rFonts w:ascii="Arial" w:hAnsi="Arial"/>
-          <w:i/>
-          <w:color w:val="7A5C10"/>
-          <w:sz w:val="20"/>
-        </w:rPr>
-        <w:t xml:space="preserve">  IMPORTANT: Never access TradingView directly to apply or modify these indicators — log in manually and apply .pine source code yourself. TradingView has bot detection that can flag automated access.</w:t>
+        <w:t>ℹ  IMPORTANT: Never access TradingView directly to apply or modify these indicators — log in manually and apply .pine source code yourself. TradingView has bot detection that can flag automated access.</w:t>
       </w:r>
     </w:p>
     <w:p>
@@ -2737,16 +2719,7 @@
           <w:color w:val="7A5C10"/>
           <w:sz w:val="20"/>
         </w:rPr>
-        <w:t>ℹ</w:t>
-      </w:r>
-      <w:r>
-        <w:rPr>
-          <w:rFonts w:ascii="Arial" w:hAnsi="Arial"/>
-          <w:i/>
-          <w:color w:val="7A5C10"/>
-          <w:sz w:val="20"/>
-        </w:rPr>
-        <w:t xml:space="preserve">  DXYPairLevels.pine performs this conversion automatically and draws the SL line directly on the pair chart. You do not need to calculate this manually in live trading.</w:t>
+        <w:t>ℹ  DXYPairLevels.pine performs this conversion automatically and draws the SL line directly on the pair chart. You do not need to calculate this manually in live trading.</w:t>
       </w:r>
     </w:p>
     <w:p>
@@ -3671,16 +3644,7 @@
           <w:color w:val="7A5C10"/>
           <w:sz w:val="20"/>
         </w:rPr>
-        <w:t>ℹ</w:t>
-      </w:r>
-      <w:r>
-        <w:rPr>
-          <w:rFonts w:ascii="Arial" w:hAnsi="Arial"/>
-          <w:i/>
-          <w:color w:val="7A5C10"/>
-          <w:sz w:val="20"/>
-        </w:rPr>
-        <w:t xml:space="preserve">  LON_ATTR trade type accepts pin bars ONLY — engulfing candles and 3-bar reversals are excluded for this trade type.</w:t>
+        <w:t>ℹ  LON_ATTR trade type accepts pin bars ONLY — engulfing candles and 3-bar reversals are excluded for this trade type.</w:t>
       </w:r>
     </w:p>
     <w:p>
@@ -3959,7 +3923,7 @@
                 <w:color w:val="1A1A1A"/>
                 <w:sz w:val="19"/>
               </w:rPr>
-              <w:t>Gap at Tokyo open has already been filled. Trade fades the pullback away from the filled gap.</w:t>
+              <w:t>Gap at Tokyo open is filled; trade fades the pullback. v2.0: split into GAP_REJ_LONG (DXY indicator, USDJPY+NZDUSD) and GAP_REJ_SHORT (USDJPY indicator, EURUSD+GBPUSD+USDCHF).</w:t>
             </w:r>
           </w:p>
         </w:tc>
@@ -4002,7 +3966,7 @@
                 <w:color w:val="1A1A1A"/>
                 <w:sz w:val="19"/>
               </w:rPr>
-              <w:t>Tokyo gap ≥ 75 pts AND gap has been touched/filled (green/red box turns grey).</w:t>
+              <w:t>LONG: Tokyo gap ≥ 75 pts filled, on USDJPY or NZDUSD only · SHORT: USDJPY gap ≥ 200 pts filled, on EURUSD/GBPUSD/USDCHF only.</w:t>
             </w:r>
           </w:p>
         </w:tc>
@@ -4088,7 +4052,7 @@
                 <w:color w:val="1A1A1A"/>
                 <w:sz w:val="19"/>
               </w:rPr>
-              <w:t>Gap target (23:15 UTC close) ± 50 pt near-edge buffer.</w:t>
+              <w:t>GAP_REJ_LONG: 1.0× DXY SL distance (1:1 R:R). GAP_REJ_SHORT: 3.0× USDJPY SL distance. Exit when respective indicator hits TP.</w:t>
             </w:r>
           </w:p>
         </w:tc>
@@ -4174,7 +4138,7 @@
                 <w:color w:val="1A1A1A"/>
                 <w:sz w:val="19"/>
               </w:rPr>
-              <w:t>1:1 on DXY. Uncapped on pairs (average +2.58R per winning pair trade).</w:t>
+              <w:t>GAP_REJ_LONG: 1:1 on DXY. GAP_REJ_SHORT: 3:1 on USDJPY. Both uncapped on pairs.</w:t>
             </w:r>
           </w:p>
         </w:tc>
@@ -4260,7 +4224,7 @@
                 <w:color w:val="1A1A1A"/>
                 <w:sz w:val="19"/>
               </w:rPr>
-              <w:t>4H Bollinger Bands must be FLAT (regime = 0). No trending market.</w:t>
+              <w:t>No BB regime filter required for GAP_REJ in v2.0 (removed — not a reliable filter for this signal type).</w:t>
             </w:r>
           </w:p>
         </w:tc>
@@ -4534,7 +4498,7 @@
                 <w:color w:val="1A1A1A"/>
                 <w:sz w:val="19"/>
               </w:rPr>
-              <w:t>DXY moves away from the London open price by ≥ 400 pts, then returns. Trade fires at the opening level on return.</w:t>
+              <w:t>USDJPY moves ≥ 1,000 pts (impulse) from London open, then returns within 1,000 pts (LONG) or 5,000 pts (SHORT). Signal fires as USDJPY approaches the London open level. TP multiplier: 3.0× (LONG) / 2.5× (SHORT).</w:t>
             </w:r>
           </w:p>
         </w:tc>
@@ -4577,7 +4541,7 @@
                 <w:color w:val="1A1A1A"/>
                 <w:sz w:val="19"/>
               </w:rPr>
-              <w:t>Price has moved ≥ 400 pts away AND returned to within 250 pts of opening level.</w:t>
+              <w:t>REV_LONG: USDJPY impulse ≥ 1,000 pts AND return within 1,000 pts of London open · REV_SHORT: USDJPY impulse ≥ 1,000 pts AND return within 5,000 pts of London open.</w:t>
             </w:r>
           </w:p>
         </w:tc>
@@ -4663,7 +4627,7 @@
                 <w:color w:val="1A1A1A"/>
                 <w:sz w:val="19"/>
               </w:rPr>
-              <w:t>1:1 R:R from entry. TP = entry + SL distance (long) / entry − SL distance (short).</w:t>
+              <w:t>REV_LONG: 3.0× USDJPY SL distance from entry. REV_SHORT: 2.5× USDJPY SL distance. Exit when USDJPY hits TP level.</w:t>
             </w:r>
           </w:p>
         </w:tc>
@@ -4749,7 +4713,7 @@
                 <w:color w:val="1A1A1A"/>
                 <w:sz w:val="19"/>
               </w:rPr>
-              <w:t>1:1 on DXY. Uncapped on pairs.</w:t>
+              <w:t>REV_LONG 3:1 · REV_SHORT 2.5:1 on USDJPY. Uncapped on pairs.</w:t>
             </w:r>
           </w:p>
         </w:tc>
@@ -4836,7 +4800,7 @@
                 <w:color w:val="1A1A1A"/>
                 <w:sz w:val="19"/>
               </w:rPr>
-              <w:t>1H BB AND 4H BB must BOTH be expanding in the trade direction. Mixed = no trade.</w:t>
+              <w:t>REV_LONG: 4H BB flat required (BB4 regime = 0). REV_SHORT: no BB filter (any regime). Both use USDJPY as indicator.</w:t>
             </w:r>
           </w:p>
         </w:tc>
@@ -4929,16 +4893,7 @@
           <w:color w:val="7A5C10"/>
           <w:sz w:val="20"/>
         </w:rPr>
-        <w:t>ℹ</w:t>
-      </w:r>
-      <w:r>
-        <w:rPr>
-          <w:rFonts w:ascii="Arial" w:hAnsi="Arial"/>
-          <w:i/>
-          <w:color w:val="7A5C10"/>
-          <w:sz w:val="20"/>
-        </w:rPr>
-        <w:t xml:space="preserve">  REV is the highest-volume trade type and the primary return driver. XAUUSD REV has 91.7% win rate over 32 months. USDCAD REV has 75.0% win rate.</w:t>
+        <w:t>ℹ  REV is the highest-volume trade type and the primary return driver. XAUUSD REV has 91.7% win rate over 32 months. USDCAD REV has 75.0% win rate.</w:t>
       </w:r>
     </w:p>
     <w:p>
@@ -5264,7 +5219,7 @@
                 <w:color w:val="1A1A1A"/>
                 <w:sz w:val="19"/>
               </w:rPr>
-              <w:t>1:1 on DXY. Uncapped on pairs.</w:t>
+              <w:t>DXY indicator (LONG only). TP per pair: USDJPY 2.5× · NZDUSD/AUDUSD 1.5×. Pairs restricted to USDJPY, NZDUSD, AUDUSD only.</w:t>
             </w:r>
           </w:p>
         </w:tc>
@@ -5470,7 +5425,7 @@
           <w:color w:val="1A1A1A"/>
           <w:sz w:val="21"/>
         </w:rPr>
-        <w:t>The body of the London open candle represents the opening "fair value" range. When price moves far from this zone and a pin bar rejection forms, the zone acts as a magnetic target. The "pristine" requirement means no candle has yet breached the zone edge — institutional interest is still untested. LON_ATTR is the highest-returning signal per trade count: +95.1R across 83 trades.</w:t>
+        <w:t>The body of the London open candle represents the opening "fair value" range. When price moves far from this zone and a pin bar rejection forms, the zone acts as a magnetic target. The "pristine" requirement means no candle has yet breached the zone edge — institutional interest is still untested. LON_ATTR_LONG is the highest-returning signal in v2.0: +135.0R across 193 trades (restricted to USDJPY, NZDUSD, AUDUSD).</w:t>
       </w:r>
     </w:p>
     <w:p>
@@ -5711,13 +5666,6 @@
                 <w:sz w:val="19"/>
               </w:rPr>
               <w:t xml:space="preserve">Wave extension ≤ 1,500 pts (DXY has not moved &gt;1,500 pts further away since </w:t>
-            </w:r>
-            <w:r>
-              <w:rPr>
-                <w:rFonts w:ascii="Arial" w:hAnsi="Arial"/>
-                <w:color w:val="1A1A1A"/>
-                <w:sz w:val="19"/>
-              </w:rPr>
               <w:lastRenderedPageBreak/>
               <w:t>London open).</w:t>
             </w:r>
@@ -5849,7 +5797,7 @@
                 <w:color w:val="1A1A1A"/>
                 <w:sz w:val="19"/>
               </w:rPr>
-              <w:t>Gap target ± 50 pt near-edge buffer (same as GAP_REJ).</w:t>
+              <w:t>ATTR_CORE_LONG: 3.0× USDJPY SL distance. ATTR_CORE_SHORT: 2.5× USDJPY SL distance. Exit when USDJPY hits TP level.</w:t>
             </w:r>
           </w:p>
         </w:tc>
@@ -5935,7 +5883,7 @@
                 <w:color w:val="1A1A1A"/>
                 <w:sz w:val="19"/>
               </w:rPr>
-              <w:t>1:1 on DXY. Uncapped on pairs.</w:t>
+              <w:t>ATTR_CORE_LONG 3:1 · ATTR_CORE_SHORT 2.5:1 on USDJPY. Uncapped on pairs.</w:t>
             </w:r>
           </w:p>
         </w:tc>
@@ -6064,7 +6012,7 @@
                 <w:color w:val="1A1A1A"/>
                 <w:sz w:val="19"/>
               </w:rPr>
-              <w:t>XAUUSD: DXY LONG signals only (66.7% WR). All others: DXY SHORT signals only (68.6% WR).</w:t>
+              <w:t>ATTR_CORE_SHORT: 4H BB flat required (regime = 0). ATTR_CORE_LONG: any regime accepted. USDJPY indicator for both. XAUUSD excluded in v2.0.</w:t>
             </w:r>
           </w:p>
         </w:tc>
@@ -6200,16 +6148,7 @@
           <w:color w:val="7A5C10"/>
           <w:sz w:val="20"/>
         </w:rPr>
-        <w:t>ℹ</w:t>
-      </w:r>
-      <w:r>
-        <w:rPr>
-          <w:rFonts w:ascii="Arial" w:hAnsi="Arial"/>
-          <w:i/>
-          <w:color w:val="7A5C10"/>
-          <w:sz w:val="20"/>
-        </w:rPr>
-        <w:t xml:space="preserve">  ATTR_CORE has the highest win rate of any signal type: 70.2% overall. The unfiltered version (no CORE filters) was consistently unprofitable at −9.5R. Never trade ATTR without both CORE filters passing.</w:t>
+        <w:t>ℹ  ATTR_CORE has the highest win rate of any signal type: 70.2% overall. The unfiltered version (no CORE filters) was consistently unprofitable at −9.5R. Never trade ATTR without both CORE filters passing.</w:t>
       </w:r>
     </w:p>
     <w:p>
@@ -6363,86 +6302,44 @@
           <w:sz w:val="21"/>
         </w:rPr>
         <w:t>Check the 4H Bollinger Band status on the chart:</w:t>
-      </w:r>
+        <w:br/>
+        <w:t xml:space="preserve">   → Orange background = 4H BB flat = GAP_REJ and ATTR_CORE conditions may be met today.</w:t>
+        <w:br/>
+        <w:t xml:space="preserve">   → No orange background = 4H BB expanding = REV conditions may be met today.</w:t>
+      </w:r>
+    </w:p>
+    <w:p>
+      <w:pPr>
+        <w:pStyle w:val="ListNumber"/>
+        <w:spacing w:before="20" w:after="40"/>
+        <w:ind w:left="340"/>
+      </w:pPr>
       <w:r>
         <w:rPr>
           <w:rFonts w:ascii="Arial" w:hAnsi="Arial"/>
           <w:color w:val="1A1A1A"/>
           <w:sz w:val="21"/>
         </w:rPr>
-        <w:br/>
-      </w:r>
+        <w:t>Check the 1H chart separately for BB regime if anticipating a REV setup.</w:t>
+      </w:r>
+    </w:p>
+    <w:p>
+      <w:pPr>
+        <w:pStyle w:val="ListNumber"/>
+        <w:spacing w:before="20" w:after="40"/>
+        <w:ind w:left="340"/>
+      </w:pPr>
       <w:r>
         <w:rPr>
           <w:rFonts w:ascii="Arial" w:hAnsi="Arial"/>
           <w:color w:val="1A1A1A"/>
           <w:sz w:val="21"/>
         </w:rPr>
-        <w:t xml:space="preserve">   → Orange background = 4H BB flat = GAP_REJ and ATTR_CORE conditions may be met today.</w:t>
-      </w:r>
-      <w:r>
-        <w:rPr>
-          <w:rFonts w:ascii="Arial" w:hAnsi="Arial"/>
-          <w:color w:val="1A1A1A"/>
-          <w:sz w:val="21"/>
-        </w:rPr>
-        <w:br/>
-        <w:t xml:space="preserve">   → No orange background = 4H BB expanding = REV conditions may be met today.</w:t>
-      </w:r>
-    </w:p>
-    <w:p>
-      <w:pPr>
-        <w:pStyle w:val="ListNumber"/>
-        <w:spacing w:before="20" w:after="40"/>
-        <w:ind w:left="340"/>
-      </w:pPr>
-      <w:r>
-        <w:rPr>
-          <w:rFonts w:ascii="Arial" w:hAnsi="Arial"/>
-          <w:color w:val="1A1A1A"/>
-          <w:sz w:val="21"/>
-        </w:rPr>
-        <w:t>Check the 1H chart separately for BB regime if anticipating a REV setup.</w:t>
-      </w:r>
-    </w:p>
-    <w:p>
-      <w:pPr>
-        <w:pStyle w:val="ListNumber"/>
-        <w:spacing w:before="20" w:after="40"/>
-        <w:ind w:left="340"/>
-      </w:pPr>
-      <w:r>
-        <w:rPr>
-          <w:rFonts w:ascii="Arial" w:hAnsi="Arial"/>
-          <w:color w:val="1A1A1A"/>
-          <w:sz w:val="21"/>
-        </w:rPr>
         <w:t>Note the Tokyo gap: look at the green/red box on the DXY chart.</w:t>
-      </w:r>
-      <w:r>
-        <w:rPr>
-          <w:rFonts w:ascii="Arial" w:hAnsi="Arial"/>
-          <w:color w:val="1A1A1A"/>
-          <w:sz w:val="21"/>
-        </w:rPr>
         <w:br/>
         <w:t xml:space="preserve">   → Green/Red box = gap is pristine = watch for ATTR_CORE during London.</w:t>
-      </w:r>
-      <w:r>
-        <w:rPr>
-          <w:rFonts w:ascii="Arial" w:hAnsi="Arial"/>
-          <w:color w:val="1A1A1A"/>
-          <w:sz w:val="21"/>
-        </w:rPr>
         <w:br/>
         <w:t xml:space="preserve">   → Grey box = gap has been touched = watch for GAP_REJ during London.</w:t>
-      </w:r>
-      <w:r>
-        <w:rPr>
-          <w:rFonts w:ascii="Arial" w:hAnsi="Arial"/>
-          <w:color w:val="1A1A1A"/>
-          <w:sz w:val="21"/>
-        </w:rPr>
         <w:br/>
         <w:t xml:space="preserve">   → No box = gap &lt; 75 pts = no gap setup today.</w:t>
       </w:r>
@@ -6504,31 +6401,10 @@
           <w:sz w:val="21"/>
         </w:rPr>
         <w:t>If anticipating REV: confirm the 1H and 4H BB are both expanding in the same direction.</w:t>
-      </w:r>
-      <w:r>
-        <w:rPr>
-          <w:rFonts w:ascii="Arial" w:hAnsi="Arial"/>
-          <w:color w:val="1A1A1A"/>
-          <w:sz w:val="21"/>
-        </w:rPr>
         <w:br/>
         <w:t xml:space="preserve">   → Both expanding up = REV LONG valid.</w:t>
-      </w:r>
-      <w:r>
-        <w:rPr>
-          <w:rFonts w:ascii="Arial" w:hAnsi="Arial"/>
-          <w:color w:val="1A1A1A"/>
-          <w:sz w:val="21"/>
-        </w:rPr>
         <w:br/>
         <w:t xml:space="preserve">   → Both expanding down = REV SHORT valid.</w:t>
-      </w:r>
-      <w:r>
-        <w:rPr>
-          <w:rFonts w:ascii="Arial" w:hAnsi="Arial"/>
-          <w:color w:val="1A1A1A"/>
-          <w:sz w:val="21"/>
-        </w:rPr>
         <w:br/>
         <w:t xml:space="preserve">   → Mixed or flat = no REV today.</w:t>
       </w:r>
@@ -6620,40 +6496,12 @@
           <w:sz w:val="21"/>
         </w:rPr>
         <w:t>When a label appears, verify:</w:t>
-      </w:r>
-      <w:r>
-        <w:rPr>
-          <w:rFonts w:ascii="Arial" w:hAnsi="Arial"/>
-          <w:color w:val="1A1A1A"/>
-          <w:sz w:val="21"/>
-        </w:rPr>
         <w:br/>
         <w:t xml:space="preserve">   a) The signal type (GAP_REJ / REV / LON_ATTR / ATTR_CORE) matches your anticipation.</w:t>
-      </w:r>
-      <w:r>
-        <w:rPr>
-          <w:rFonts w:ascii="Arial" w:hAnsi="Arial"/>
-          <w:color w:val="1A1A1A"/>
-          <w:sz w:val="21"/>
-        </w:rPr>
         <w:br/>
         <w:t xml:space="preserve">   b) The confirmation candle is clear and valid (not borderline).</w:t>
-      </w:r>
-      <w:r>
-        <w:rPr>
-          <w:rFonts w:ascii="Arial" w:hAnsi="Arial"/>
-          <w:color w:val="1A1A1A"/>
-          <w:sz w:val="21"/>
-        </w:rPr>
         <w:br/>
         <w:t xml:space="preserve">   c) The TP and SL lines are visible on the chart.</w:t>
-      </w:r>
-      <w:r>
-        <w:rPr>
-          <w:rFonts w:ascii="Arial" w:hAnsi="Arial"/>
-          <w:color w:val="1A1A1A"/>
-          <w:sz w:val="21"/>
-        </w:rPr>
         <w:br/>
         <w:t xml:space="preserve">   d) For pin bars: wick direction matches trade direction.</w:t>
       </w:r>
@@ -6716,22 +6564,8 @@
           <w:sz w:val="21"/>
         </w:rPr>
         <w:t>Calculate the SL price on the pair:</w:t>
-      </w:r>
-      <w:r>
-        <w:rPr>
-          <w:rFonts w:ascii="Arial" w:hAnsi="Arial"/>
-          <w:color w:val="1A1A1A"/>
-          <w:sz w:val="21"/>
-        </w:rPr>
         <w:br/>
         <w:t xml:space="preserve">   SL price = entry price ± (DXY SL pts ÷ 10,000 × tick_factor)</w:t>
-      </w:r>
-      <w:r>
-        <w:rPr>
-          <w:rFonts w:ascii="Arial" w:hAnsi="Arial"/>
-          <w:color w:val="1A1A1A"/>
-          <w:sz w:val="21"/>
-        </w:rPr>
         <w:br/>
         <w:t xml:space="preserve">   The DXYPairLevels indicator shows this as a dashed red line on the pair chart.</w:t>
       </w:r>
@@ -7576,16 +7410,7 @@
           <w:color w:val="7A5C10"/>
           <w:sz w:val="20"/>
         </w:rPr>
-        <w:t>ℹ</w:t>
-      </w:r>
-      <w:r>
-        <w:rPr>
-          <w:rFonts w:ascii="Arial" w:hAnsi="Arial"/>
-          <w:i/>
-          <w:color w:val="7A5C10"/>
-          <w:sz w:val="20"/>
-        </w:rPr>
-        <w:t xml:space="preserve">  Rule: Move SL to breakeven at 0.5R profit. Move SL to +0.5R at 1.0R profit. Beyond that, let DXY determine the exit.</w:t>
+        <w:t>ℹ  Rule: Move SL to breakeven at 0.5R profit. Move SL to +0.5R at 1.0R profit. Beyond that, let DXY determine the exit.</w:t>
       </w:r>
     </w:p>
     <w:p>
@@ -7767,7 +7592,7 @@
           <w:rFonts w:ascii="Arial" w:hAnsi="Arial"/>
           <w:color w:val="1A1A1A"/>
         </w:rPr>
-        <w:t>32.4-month backtest period: August 2023 – April 2026. Risk: 0.25% per trade per pair. Account size: £100,000 reference.</w:t>
+        <w:t>32.4-month backtest period: September 2023 – May 2026. Risk: 0.25% per trade per pair. 7 pairs (XAUUSD excluded in v2.0). Dual indicator: DXY + USDJPY.</w:t>
       </w:r>
     </w:p>
     <w:tbl>
@@ -7824,7 +7649,7 @@
                 <w:color w:val="FFFFFF"/>
                 <w:sz w:val="19"/>
               </w:rPr>
-              <w:t>DXY Win Rate</w:t>
+              <w:t>Indicator WR</w:t>
             </w:r>
           </w:p>
         </w:tc>
@@ -7933,7 +7758,7 @@
                 <w:color w:val="1A1A1A"/>
                 <w:sz w:val="19"/>
               </w:rPr>
-              <w:t>43.5%</w:t>
+              <w:t>38.7%</w:t>
             </w:r>
           </w:p>
         </w:tc>
@@ -7953,7 +7778,7 @@
                 <w:color w:val="1A1A1A"/>
                 <w:sz w:val="19"/>
               </w:rPr>
-              <w:t>+51.1R</w:t>
+              <w:t>+114.2R</w:t>
             </w:r>
           </w:p>
         </w:tc>
@@ -7973,7 +7798,7 @@
                 <w:color w:val="1A1A1A"/>
                 <w:sz w:val="19"/>
               </w:rPr>
-              <w:t>78</w:t>
+              <w:t>155</w:t>
             </w:r>
           </w:p>
         </w:tc>
@@ -7993,7 +7818,7 @@
                 <w:color w:val="1A1A1A"/>
                 <w:sz w:val="19"/>
               </w:rPr>
-              <w:t>Positive at pair level despite negative DXY WR</w:t>
+              <w:t>LONG (DXY, USDJPY+NZD): +15.4R · SHORT (USDJPY, EUR+GBP+CHF): +98.7R</w:t>
             </w:r>
           </w:p>
         </w:tc>
@@ -8016,7 +7841,7 @@
                 <w:color w:val="1A1A1A"/>
                 <w:sz w:val="19"/>
               </w:rPr>
-              <w:t>REV (best)</w:t>
+              <w:t>REV_LONG</w:t>
             </w:r>
           </w:p>
         </w:tc>
@@ -8036,7 +7861,7 @@
                 <w:color w:val="1A1A1A"/>
                 <w:sz w:val="19"/>
               </w:rPr>
-              <w:t>50.0%</w:t>
+              <w:t>69.4%</w:t>
             </w:r>
           </w:p>
         </w:tc>
@@ -8056,7 +7881,7 @@
                 <w:color w:val="1A1A1A"/>
                 <w:sz w:val="19"/>
               </w:rPr>
-              <w:t>+69.4R</w:t>
+              <w:t>+51.1R</w:t>
             </w:r>
           </w:p>
         </w:tc>
@@ -8076,7 +7901,7 @@
                 <w:color w:val="1A1A1A"/>
                 <w:sz w:val="19"/>
               </w:rPr>
-              <w:t>294</w:t>
+              <w:t>49</w:t>
             </w:r>
           </w:p>
         </w:tc>
@@ -8096,7 +7921,7 @@
                 <w:color w:val="1A1A1A"/>
                 <w:sz w:val="19"/>
               </w:rPr>
-              <w:t>Prox 250 pts — highest trade count</w:t>
+              <w:t>USDJPY indicator · BB4 flat regime · 3.0x TP · highest WR signal</w:t>
             </w:r>
           </w:p>
         </w:tc>
@@ -8119,7 +7944,7 @@
                 <w:color w:val="1A1A1A"/>
                 <w:sz w:val="19"/>
               </w:rPr>
-              <w:t>REV (filtered)</w:t>
+              <w:t>REV_SHORT</w:t>
             </w:r>
           </w:p>
         </w:tc>
@@ -8139,7 +7964,7 @@
                 <w:color w:val="1A1A1A"/>
                 <w:sz w:val="19"/>
               </w:rPr>
-              <w:t>68.2%</w:t>
+              <w:t>44.8%</w:t>
             </w:r>
           </w:p>
         </w:tc>
@@ -8159,7 +7984,7 @@
                 <w:color w:val="1A1A1A"/>
                 <w:sz w:val="19"/>
               </w:rPr>
-              <w:t>+55.9R</w:t>
+              <w:t>+76.2R</w:t>
             </w:r>
           </w:p>
         </w:tc>
@@ -8179,7 +8004,7 @@
                 <w:color w:val="1A1A1A"/>
                 <w:sz w:val="19"/>
               </w:rPr>
-              <w:t>85</w:t>
+              <w:t>357</w:t>
             </w:r>
           </w:p>
         </w:tc>
@@ -8199,7 +8024,7 @@
                 <w:color w:val="1A1A1A"/>
                 <w:sz w:val="19"/>
               </w:rPr>
-              <w:t>Prox 150 + move 400 — highest DXY WR</w:t>
+              <w:t>USDJPY indicator · any BB regime · 2.5x TP · highest trade frequency</w:t>
             </w:r>
           </w:p>
         </w:tc>
@@ -8242,7 +8067,7 @@
                 <w:color w:val="1A1A1A"/>
                 <w:sz w:val="19"/>
               </w:rPr>
-              <w:t>57.1%</w:t>
+              <w:t>38.3%</w:t>
             </w:r>
           </w:p>
         </w:tc>
@@ -8262,7 +8087,7 @@
                 <w:color w:val="1A1A1A"/>
                 <w:sz w:val="19"/>
               </w:rPr>
-              <w:t>+95.1R</w:t>
+              <w:t>+135.0R</w:t>
             </w:r>
           </w:p>
         </w:tc>
@@ -8282,7 +8107,7 @@
                 <w:color w:val="1A1A1A"/>
                 <w:sz w:val="19"/>
               </w:rPr>
-              <w:t>83</w:t>
+              <w:t>193</w:t>
             </w:r>
           </w:p>
         </w:tc>
@@ -8302,7 +8127,7 @@
                 <w:color w:val="1A1A1A"/>
                 <w:sz w:val="19"/>
               </w:rPr>
-              <w:t>Best return per trade — USDJPY &amp; XAUUSD dominate</w:t>
+              <w:t>DXY indicator · USDJPY/NZD/AUD pairs only · 2.5× (JPY) / 1.5× (NZD/AUD) TP</w:t>
             </w:r>
           </w:p>
         </w:tc>
@@ -8345,7 +8170,7 @@
                 <w:color w:val="1A1A1A"/>
                 <w:sz w:val="19"/>
               </w:rPr>
-              <w:t>70.2%</w:t>
+              <w:t>45.1%</w:t>
             </w:r>
           </w:p>
         </w:tc>
@@ -8365,7 +8190,7 @@
                 <w:color w:val="1A1A1A"/>
                 <w:sz w:val="19"/>
               </w:rPr>
-              <w:t>+65.46R</w:t>
+              <w:t>+43.7R</w:t>
             </w:r>
           </w:p>
         </w:tc>
@@ -8385,7 +8210,7 @@
                 <w:color w:val="1A1A1A"/>
                 <w:sz w:val="19"/>
               </w:rPr>
-              <w:t>—</w:t>
+              <w:t>182</w:t>
             </w:r>
           </w:p>
         </w:tc>
@@ -8405,7 +8230,7 @@
                 <w:color w:val="1A1A1A"/>
                 <w:sz w:val="19"/>
               </w:rPr>
-              <w:t>Highest win rate. XAUUSD DXY LONG only (66.7%); others DXY SHORT only (68.6%)</w:t>
+              <w:t>USDJPY indicator · LONG any regime 3.0x TP · SHORT BB4 flat 2.5x TP · XAUUSD excluded</w:t>
             </w:r>
           </w:p>
         </w:tc>
@@ -8448,7 +8273,7 @@
                 <w:color w:val="1A1A1A"/>
                 <w:sz w:val="19"/>
               </w:rPr>
-              <w:t>56.4%</w:t>
+              <w:t>43.8%</w:t>
             </w:r>
           </w:p>
         </w:tc>
@@ -8468,7 +8293,7 @@
                 <w:color w:val="1A1A1A"/>
                 <w:sz w:val="19"/>
               </w:rPr>
-              <w:t>+165.7R</w:t>
+              <w:t>+420.1R</w:t>
             </w:r>
           </w:p>
         </w:tc>
@@ -8488,7 +8313,7 @@
                 <w:color w:val="1A1A1A"/>
                 <w:sz w:val="19"/>
               </w:rPr>
-              <w:t>—</w:t>
+              <w:t>936</w:t>
             </w:r>
           </w:p>
         </w:tc>
@@ -8508,7 +8333,7 @@
                 <w:color w:val="1A1A1A"/>
                 <w:sz w:val="19"/>
               </w:rPr>
-              <w:t>Profit factor 1.68 · Ann. return ~15.3%</w:t>
+              <w:t>Profit factor 2.00 · 7 pairs (excl. XAUUSD) · Ann. return ~39%</w:t>
             </w:r>
           </w:p>
         </w:tc>
@@ -9035,16 +8860,7 @@
           <w:color w:val="7A5C10"/>
           <w:sz w:val="20"/>
         </w:rPr>
-        <w:t>ℹ</w:t>
-      </w:r>
-      <w:r>
-        <w:rPr>
-          <w:rFonts w:ascii="Arial" w:hAnsi="Arial"/>
-          <w:i/>
-          <w:color w:val="7A5C10"/>
-          <w:sz w:val="20"/>
-        </w:rPr>
-        <w:t xml:space="preserve">  Two independent professional traders backtested this strategy with no coordination over the same period and achieved near-identical results (~82% WR, 100+ net R). This strongly validates the structural edge of the London-open DXY approach.</w:t>
+        <w:t>ℹ  Two independent professional traders backtested this strategy with no coordination over the same period and achieved near-identical results (~82% WR, 100+ net R). This strongly validates the structural edge of the London-open DXY approach.</w:t>
       </w:r>
     </w:p>
     <w:p>
@@ -9574,15 +9390,25 @@
           <w:sz w:val="21"/>
         </w:rPr>
         <w:t>Open a terminal (command prompt / PowerShell) and navigate to the project folder:</w:t>
-      </w:r>
+        <w:br/>
+        <w:t xml:space="preserve">   cd "C:\Users\justi\OneDrive\Documents\Claude\Projects\DXY Backtesting"</w:t>
+      </w:r>
+    </w:p>
+    <w:p>
+      <w:pPr>
+        <w:pStyle w:val="ListNumber"/>
+        <w:spacing w:before="20" w:after="40"/>
+        <w:ind w:left="340"/>
+      </w:pPr>
       <w:r>
         <w:rPr>
           <w:rFonts w:ascii="Arial" w:hAnsi="Arial"/>
           <w:color w:val="1A1A1A"/>
           <w:sz w:val="21"/>
         </w:rPr>
+        <w:t>Run the main parameter sweep:</w:t>
         <w:br/>
-        <w:t xml:space="preserve">   cd "C:\Users\justi\OneDrive\Documents\Claude\Projects\DXY Backtesting"</w:t>
+        <w:t xml:space="preserve">   python test_parameter_sweep.py</w:t>
       </w:r>
     </w:p>
     <w:p>
@@ -9597,56 +9423,11 @@
           <w:color w:val="1A1A1A"/>
           <w:sz w:val="21"/>
         </w:rPr>
-        <w:t>Run the main parameter sweep:</w:t>
-      </w:r>
-      <w:r>
-        <w:rPr>
-          <w:rFonts w:ascii="Arial" w:hAnsi="Arial"/>
-          <w:color w:val="1A1A1A"/>
-          <w:sz w:val="21"/>
-        </w:rPr>
-        <w:br/>
-        <w:t xml:space="preserve">   python test_parameter_sweep.py</w:t>
-      </w:r>
-    </w:p>
-    <w:p>
-      <w:pPr>
-        <w:pStyle w:val="ListNumber"/>
-        <w:spacing w:before="20" w:after="40"/>
-        <w:ind w:left="340"/>
-      </w:pPr>
-      <w:r>
-        <w:rPr>
-          <w:rFonts w:ascii="Arial" w:hAnsi="Arial"/>
-          <w:color w:val="1A1A1A"/>
-          <w:sz w:val="21"/>
-        </w:rPr>
         <w:t>The script tests combinations of:</w:t>
-      </w:r>
-      <w:r>
-        <w:rPr>
-          <w:rFonts w:ascii="Arial" w:hAnsi="Arial"/>
-          <w:color w:val="1A1A1A"/>
-          <w:sz w:val="21"/>
-        </w:rPr>
         <w:br/>
         <w:t xml:space="preserve">   • attr_min_gap (Tokyo gap minimum threshold)</w:t>
-      </w:r>
-      <w:r>
-        <w:rPr>
-          <w:rFonts w:ascii="Arial" w:hAnsi="Arial"/>
-          <w:color w:val="1A1A1A"/>
-          <w:sz w:val="21"/>
-        </w:rPr>
         <w:br/>
         <w:t xml:space="preserve">   • rev_proximity (how close to London open before REV fires)</w:t>
-      </w:r>
-      <w:r>
-        <w:rPr>
-          <w:rFonts w:ascii="Arial" w:hAnsi="Arial"/>
-          <w:color w:val="1A1A1A"/>
-          <w:sz w:val="21"/>
-        </w:rPr>
         <w:br/>
         <w:t xml:space="preserve">   • rev_min_move (minimum move away from opening before return is valid)</w:t>
       </w:r>
@@ -10032,13 +9813,6 @@
                 <w:sz w:val="19"/>
               </w:rPr>
               <w:t xml:space="preserve">GAP_REJ / </w:t>
-            </w:r>
-            <w:r>
-              <w:rPr>
-                <w:rFonts w:ascii="Arial" w:hAnsi="Arial"/>
-                <w:color w:val="1A1A1A"/>
-                <w:sz w:val="19"/>
-              </w:rPr>
               <w:lastRenderedPageBreak/>
               <w:t>ATTR_CORE</w:t>
             </w:r>
@@ -10935,16 +10709,7 @@
           <w:color w:val="7A5C10"/>
           <w:sz w:val="20"/>
         </w:rPr>
-        <w:t>ℹ</w:t>
-      </w:r>
-      <w:r>
-        <w:rPr>
-          <w:rFonts w:ascii="Arial" w:hAnsi="Arial"/>
-          <w:i/>
-          <w:color w:val="7A5C10"/>
-          <w:sz w:val="20"/>
-        </w:rPr>
-        <w:t xml:space="preserve">  The ATTR_CORE CORE filters (1,500 pt gap and wave extension) should NOT be adjusted without a full 32-month Python backtest. These two filters are the difference between −9.5R and +65.46R — they are the foundation of the ATTR_CORE edge.</w:t>
+        <w:t>ℹ  The ATTR_CORE CORE filters (1,500 pt gap and wave extension) should NOT be adjusted without a full 32-month Python backtest. These two filters are the difference between −9.5R and +65.46R — they are the foundation of the ATTR_CORE edge.</w:t>
       </w:r>
     </w:p>
     <w:p>
@@ -13018,7 +12783,7 @@
           <w:color w:val="AAAAAA"/>
           <w:sz w:val="18"/>
         </w:rPr>
-        <w:t>DXY Pair Strategy  |  Justin Clatworthy  |  The Trading Academy  |  Version 1.0  |  May 2026</w:t>
+        <w:t>DXY Pair Strategy  |  Justin Clatworthy  |  The Trading Academy  |  Version 2.0  |  June 2026</w:t>
       </w:r>
     </w:p>
     <w:p>
@@ -15293,7 +15058,7 @@
           <w:i w:val="0"/>
           <w:sz w:val="20"/>
         </w:rPr>
-        <w:t>Typical live setup: 9 TradingView chart tabs open simultaneously (1 DXY + 8 pairs). Each has one 'alert() function calls' alert pointing to the same webhook endpoint. Your automation receives all events and routes by the 'event' field.</w:t>
+        <w:t>Typical live setup: 9 TradingView chart tabs open simultaneously (1 DXY + 1 USDJPY indicator + 7 pairs). Each has one 'alert() function calls' alert pointing to the same webhook endpoint. Your automation receives all events and routes by the 'event' field.</w:t>
       </w:r>
     </w:p>
     <w:p/>
@@ -15531,7 +15296,7 @@
               <w:rPr>
                 <w:sz w:val="18"/>
               </w:rPr>
-              <w:t>Each pair chart ×8</w:t>
+              <w:t>Each pair chart ×7</w:t>
             </w:r>
           </w:p>
         </w:tc>
@@ -15611,7 +15376,7 @@
           <w:color w:val="C9A02C"/>
           <w:sz w:val="26"/>
         </w:rPr>
-        <w:t>13.1  Full 32-Month Results -- All 8 Pairs</w:t>
+        <w:t>13.1  Full 32-Month Results -- All 7 Pairs (v2.0 parameters)</w:t>
       </w:r>
     </w:p>
     <w:tbl>
@@ -22306,7 +22071,7 @@
           <w:color w:val="444444"/>
           <w:sz w:val="18"/>
         </w:rPr>
-        <w:t>Document version: May 2026. Results from test_expanded_pairs.py run May 2026. Full 15-minute data sourced via Twelve Data API (August 2023 -- May 2026).</w:t>
+        <w:t>Document version: June 2026 (v2.0). Results from generate_v2_trade_log.py. Full 15-minute data sourced via Twelve Data API (September 2023 -- May 2026). Dual indicator: DXY + USDJPY. XAUUSD excluded.</w:t>
       </w:r>
     </w:p>
     <w:sectPr>
